--- a/Практики/Практическая работа 3.docx
+++ b/Практики/Практическая работа 3.docx
@@ -1,6 +1,6 @@
 
 <file path=word/document.xml><?xml version="1.0" encoding="utf-8"?>
-<w:document xmlns:wpc="http://schemas.microsoft.com/office/word/2010/wordprocessingCanvas" xmlns:cx="http://schemas.microsoft.com/office/drawing/2014/chartex" xmlns:mc="http://schemas.openxmlformats.org/markup-compatibility/2006" xmlns:o="urn:schemas-microsoft-com:office:office" xmlns:r="http://schemas.openxmlformats.org/officeDocument/2006/relationships" xmlns:m="http://schemas.openxmlformats.org/officeDocument/2006/math" xmlns:v="urn:schemas-microsoft-com:vml" xmlns:wp14="http://schemas.microsoft.com/office/word/2010/wordprocessingDrawing" xmlns:wp="http://schemas.openxmlformats.org/drawingml/2006/wordprocessingDrawing" xmlns:w10="urn:schemas-microsoft-com:office:word" xmlns:w="http://schemas.openxmlformats.org/wordprocessingml/2006/main" xmlns:w14="http://schemas.microsoft.com/office/word/2010/wordml" xmlns:w15="http://schemas.microsoft.com/office/word/2012/wordml" xmlns:w16se="http://schemas.microsoft.com/office/word/2015/wordml/symex" xmlns:wpg="http://schemas.microsoft.com/office/word/2010/wordprocessingGroup" xmlns:wpi="http://schemas.microsoft.com/office/word/2010/wordprocessingInk" xmlns:wne="http://schemas.microsoft.com/office/word/2006/wordml" xmlns:wps="http://schemas.microsoft.com/office/word/2010/wordprocessingShape" mc:Ignorable="w14 w15 w16se wp14">
+<w:document xmlns:wpc="http://schemas.microsoft.com/office/word/2010/wordprocessingCanvas" xmlns:mc="http://schemas.openxmlformats.org/markup-compatibility/2006" xmlns:o="urn:schemas-microsoft-com:office:office" xmlns:r="http://schemas.openxmlformats.org/officeDocument/2006/relationships" xmlns:m="http://schemas.openxmlformats.org/officeDocument/2006/math" xmlns:v="urn:schemas-microsoft-com:vml" xmlns:wp14="http://schemas.microsoft.com/office/word/2010/wordprocessingDrawing" xmlns:wp="http://schemas.openxmlformats.org/drawingml/2006/wordprocessingDrawing" xmlns:w10="urn:schemas-microsoft-com:office:word" xmlns:w="http://schemas.openxmlformats.org/wordprocessingml/2006/main" xmlns:w14="http://schemas.microsoft.com/office/word/2010/wordml" xmlns:w15="http://schemas.microsoft.com/office/word/2012/wordml" xmlns:wpg="http://schemas.microsoft.com/office/word/2010/wordprocessingGroup" xmlns:wpi="http://schemas.microsoft.com/office/word/2010/wordprocessingInk" xmlns:wne="http://schemas.microsoft.com/office/word/2006/wordml" xmlns:wps="http://schemas.microsoft.com/office/word/2010/wordprocessingShape" mc:Ignorable="w14 w15 wp14">
   <w:body>
     <w:p>
       <w:pPr>
@@ -95,8 +95,6 @@
           <w:szCs w:val="22"/>
         </w:rPr>
       </w:pPr>
-      <w:bookmarkStart w:id="1" w:name="_GoBack"/>
-      <w:bookmarkEnd w:id="1"/>
     </w:p>
     <w:p>
       <w:pPr>
@@ -750,6 +748,7 @@
           <w:lang w:val="en-US"/>
         </w:rPr>
       </w:pPr>
+      <w:proofErr w:type="gramStart"/>
       <w:r>
         <w:rPr>
           <w:rFonts w:ascii="Consolas" w:hAnsi="Consolas"/>
@@ -760,6 +759,7 @@
         </w:rPr>
         <w:t>using</w:t>
       </w:r>
+      <w:proofErr w:type="gramEnd"/>
       <w:r>
         <w:rPr>
           <w:rFonts w:ascii="Consolas" w:hAnsi="Consolas"/>
@@ -1048,6 +1048,7 @@
           <w:lang w:val="en-US"/>
         </w:rPr>
       </w:pPr>
+      <w:proofErr w:type="gramStart"/>
       <w:r>
         <w:rPr>
           <w:rFonts w:ascii="Consolas" w:hAnsi="Consolas"/>
@@ -1088,6 +1089,7 @@
         </w:rPr>
         <w:t>(</w:t>
       </w:r>
+      <w:proofErr w:type="gramEnd"/>
       <w:r>
         <w:rPr>
           <w:rFonts w:ascii="Consolas" w:hAnsi="Consolas"/>
@@ -1307,6 +1309,7 @@
           <w:lang w:val="en-US"/>
         </w:rPr>
       </w:pPr>
+      <w:proofErr w:type="gramStart"/>
       <w:r>
         <w:rPr>
           <w:rFonts w:ascii="Consolas" w:hAnsi="Consolas"/>
@@ -1348,6 +1351,7 @@
         </w:rPr>
         <w:t>(</w:t>
       </w:r>
+      <w:proofErr w:type="gramEnd"/>
       <w:r>
         <w:rPr>
           <w:rFonts w:ascii="Consolas" w:hAnsi="Consolas"/>
@@ -1472,6 +1476,7 @@
           <w:lang w:val="en-US"/>
         </w:rPr>
       </w:pPr>
+      <w:proofErr w:type="gramStart"/>
       <w:r>
         <w:rPr>
           <w:rFonts w:ascii="Consolas" w:hAnsi="Consolas"/>
@@ -1512,6 +1517,7 @@
         </w:rPr>
         <w:t>(</w:t>
       </w:r>
+      <w:proofErr w:type="gramEnd"/>
       <w:r>
         <w:rPr>
           <w:rFonts w:ascii="Consolas" w:hAnsi="Consolas"/>
@@ -1655,6 +1661,7 @@
           <w:lang w:val="en-US"/>
         </w:rPr>
       </w:pPr>
+      <w:proofErr w:type="gramStart"/>
       <w:r>
         <w:rPr>
           <w:rFonts w:ascii="Consolas" w:hAnsi="Consolas"/>
@@ -1695,6 +1702,7 @@
         </w:rPr>
         <w:t>(</w:t>
       </w:r>
+      <w:proofErr w:type="gramEnd"/>
       <w:r>
         <w:rPr>
           <w:rFonts w:ascii="Consolas" w:hAnsi="Consolas"/>
@@ -1800,6 +1808,7 @@
           <w:lang w:val="en-US"/>
         </w:rPr>
       </w:pPr>
+      <w:proofErr w:type="gramStart"/>
       <w:r>
         <w:rPr>
           <w:rFonts w:ascii="Consolas" w:hAnsi="Consolas"/>
@@ -1840,6 +1849,7 @@
         </w:rPr>
         <w:t>(</w:t>
       </w:r>
+      <w:proofErr w:type="gramEnd"/>
       <w:r>
         <w:rPr>
           <w:rFonts w:ascii="Consolas" w:hAnsi="Consolas"/>
@@ -1964,6 +1974,7 @@
           <w:lang w:val="en-US"/>
         </w:rPr>
       </w:pPr>
+      <w:proofErr w:type="gramStart"/>
       <w:r>
         <w:rPr>
           <w:rFonts w:ascii="Consolas" w:hAnsi="Consolas"/>
@@ -2004,6 +2015,7 @@
         </w:rPr>
         <w:t>(</w:t>
       </w:r>
+      <w:proofErr w:type="gramEnd"/>
       <w:r>
         <w:rPr>
           <w:rFonts w:ascii="Consolas" w:hAnsi="Consolas"/>
@@ -2583,6 +2595,7 @@
         </w:rPr>
         <w:t xml:space="preserve"> </w:t>
       </w:r>
+      <w:proofErr w:type="gramStart"/>
       <w:r>
         <w:rPr>
           <w:rFonts w:ascii="Consolas" w:hAnsi="Consolas"/>
@@ -2603,6 +2616,7 @@
         </w:rPr>
         <w:t>(</w:t>
       </w:r>
+      <w:proofErr w:type="gramEnd"/>
       <w:r>
         <w:rPr>
           <w:rFonts w:ascii="Consolas" w:hAnsi="Consolas"/>
@@ -2698,6 +2712,7 @@
         </w:rPr>
         <w:t xml:space="preserve"> </w:t>
       </w:r>
+      <w:proofErr w:type="gramStart"/>
       <w:r>
         <w:rPr>
           <w:rFonts w:ascii="Consolas" w:hAnsi="Consolas"/>
@@ -2718,6 +2733,7 @@
         </w:rPr>
         <w:t>(</w:t>
       </w:r>
+      <w:proofErr w:type="gramEnd"/>
       <w:r>
         <w:rPr>
           <w:rFonts w:ascii="Consolas" w:hAnsi="Consolas"/>
@@ -2853,6 +2869,7 @@
         </w:rPr>
         <w:t xml:space="preserve"> </w:t>
       </w:r>
+      <w:proofErr w:type="gramStart"/>
       <w:r>
         <w:rPr>
           <w:rFonts w:ascii="Consolas" w:hAnsi="Consolas"/>
@@ -2871,7 +2888,18 @@
           <w:szCs w:val="21"/>
           <w:lang w:val="en-US"/>
         </w:rPr>
-        <w:t>(()</w:t>
+        <w:t>(</w:t>
+      </w:r>
+      <w:proofErr w:type="gramEnd"/>
+      <w:r>
+        <w:rPr>
+          <w:rFonts w:ascii="Consolas" w:hAnsi="Consolas"/>
+          <w:color w:val="222222"/>
+          <w:sz w:val="18"/>
+          <w:szCs w:val="21"/>
+          <w:lang w:val="en-US"/>
+        </w:rPr>
+        <w:t>()</w:t>
       </w:r>
       <w:r>
         <w:rPr>
@@ -2958,6 +2986,7 @@
           <w:lang w:val="en-US"/>
         </w:rPr>
       </w:pPr>
+      <w:proofErr w:type="gramStart"/>
       <w:r>
         <w:rPr>
           <w:rFonts w:ascii="Consolas" w:hAnsi="Consolas"/>
@@ -2968,6 +2997,7 @@
         </w:rPr>
         <w:t>void</w:t>
       </w:r>
+      <w:proofErr w:type="gramEnd"/>
       <w:r>
         <w:rPr>
           <w:rFonts w:ascii="Consolas" w:hAnsi="Consolas"/>
@@ -3078,6 +3108,7 @@
         </w:rPr>
         <w:t xml:space="preserve"> </w:t>
       </w:r>
+      <w:proofErr w:type="gramStart"/>
       <w:r>
         <w:rPr>
           <w:rFonts w:ascii="Consolas" w:hAnsi="Consolas"/>
@@ -3118,6 +3149,7 @@
         </w:rPr>
         <w:t>(</w:t>
       </w:r>
+      <w:proofErr w:type="gramEnd"/>
       <w:r>
         <w:rPr>
           <w:rFonts w:ascii="Consolas" w:hAnsi="Consolas"/>
@@ -3193,6 +3225,7 @@
         </w:rPr>
         <w:t xml:space="preserve"> </w:t>
       </w:r>
+      <w:proofErr w:type="gramStart"/>
       <w:r>
         <w:rPr>
           <w:rFonts w:ascii="Consolas" w:hAnsi="Consolas"/>
@@ -3233,6 +3266,7 @@
         </w:rPr>
         <w:t>(</w:t>
       </w:r>
+      <w:proofErr w:type="gramEnd"/>
       <w:r>
         <w:rPr>
           <w:rFonts w:ascii="Consolas" w:hAnsi="Consolas"/>
@@ -3368,6 +3402,7 @@
         </w:rPr>
         <w:t>{</w:t>
       </w:r>
+      <w:proofErr w:type="gramStart"/>
       <w:r>
         <w:rPr>
           <w:rFonts w:ascii="Consolas" w:hAnsi="Consolas"/>
@@ -3406,7 +3441,18 @@
           <w:szCs w:val="21"/>
           <w:lang w:val="en-US"/>
         </w:rPr>
-        <w:t>()}</w:t>
+        <w:t>(</w:t>
+      </w:r>
+      <w:proofErr w:type="gramEnd"/>
+      <w:r>
+        <w:rPr>
+          <w:rFonts w:ascii="Consolas" w:hAnsi="Consolas"/>
+          <w:color w:val="222222"/>
+          <w:sz w:val="18"/>
+          <w:szCs w:val="21"/>
+          <w:lang w:val="en-US"/>
+        </w:rPr>
+        <w:t>)}</w:t>
       </w:r>
       <w:r>
         <w:rPr>
@@ -3643,6 +3689,7 @@
           <w:lang w:val="en-US"/>
         </w:rPr>
       </w:pPr>
+      <w:proofErr w:type="gramStart"/>
       <w:r>
         <w:rPr>
           <w:rFonts w:ascii="Consolas" w:hAnsi="Consolas"/>
@@ -3681,7 +3728,18 @@
           <w:szCs w:val="21"/>
           <w:lang w:val="en-US"/>
         </w:rPr>
-        <w:t>();</w:t>
+        <w:t>(</w:t>
+      </w:r>
+      <w:proofErr w:type="gramEnd"/>
+      <w:r>
+        <w:rPr>
+          <w:rFonts w:ascii="Consolas" w:hAnsi="Consolas"/>
+          <w:color w:val="222222"/>
+          <w:sz w:val="18"/>
+          <w:szCs w:val="21"/>
+          <w:lang w:val="en-US"/>
+        </w:rPr>
+        <w:t>);</w:t>
       </w:r>
       <w:r>
         <w:rPr>
@@ -3766,6 +3824,7 @@
           <w:lang w:val="en-US"/>
         </w:rPr>
       </w:pPr>
+      <w:proofErr w:type="gramStart"/>
       <w:r>
         <w:rPr>
           <w:rFonts w:ascii="Consolas" w:hAnsi="Consolas"/>
@@ -3804,7 +3863,18 @@
           <w:szCs w:val="21"/>
           <w:lang w:val="en-US"/>
         </w:rPr>
-        <w:t>();</w:t>
+        <w:t>(</w:t>
+      </w:r>
+      <w:proofErr w:type="gramEnd"/>
+      <w:r>
+        <w:rPr>
+          <w:rFonts w:ascii="Consolas" w:hAnsi="Consolas"/>
+          <w:color w:val="222222"/>
+          <w:sz w:val="18"/>
+          <w:szCs w:val="21"/>
+          <w:lang w:val="en-US"/>
+        </w:rPr>
+        <w:t>);</w:t>
       </w:r>
       <w:r>
         <w:rPr>
@@ -3922,7 +3992,17 @@
           <w:sz w:val="18"/>
           <w:szCs w:val="21"/>
         </w:rPr>
-        <w:t>();</w:t>
+        <w:t>(</w:t>
+      </w:r>
+      <w:proofErr w:type="gramStart"/>
+      <w:r>
+        <w:rPr>
+          <w:rFonts w:ascii="Consolas" w:hAnsi="Consolas"/>
+          <w:color w:val="222222"/>
+          <w:sz w:val="18"/>
+          <w:szCs w:val="21"/>
+        </w:rPr>
+        <w:t>);</w:t>
       </w:r>
       <w:r>
         <w:rPr>
@@ -3949,7 +4029,17 @@
           <w:sz w:val="18"/>
           <w:szCs w:val="21"/>
         </w:rPr>
-        <w:t>// запускаем поток myThread3</w:t>
+        <w:t>/</w:t>
+      </w:r>
+      <w:proofErr w:type="gramEnd"/>
+      <w:r>
+        <w:rPr>
+          <w:rFonts w:ascii="Consolas" w:hAnsi="Consolas"/>
+          <w:color w:val="008000"/>
+          <w:sz w:val="18"/>
+          <w:szCs w:val="21"/>
+        </w:rPr>
+        <w:t>/ запускаем поток myThread3</w:t>
       </w:r>
     </w:p>
     <w:p>
@@ -4127,6 +4217,7 @@
           <w:lang w:val="en-US"/>
         </w:rPr>
       </w:pPr>
+      <w:proofErr w:type="gramStart"/>
       <w:r>
         <w:rPr>
           <w:rFonts w:ascii="Consolas" w:hAnsi="Consolas"/>
@@ -4137,6 +4228,7 @@
         </w:rPr>
         <w:t>using</w:t>
       </w:r>
+      <w:proofErr w:type="gramEnd"/>
       <w:r>
         <w:rPr>
           <w:rFonts w:ascii="Consolas" w:hAnsi="Consolas"/>
@@ -4324,6 +4416,7 @@
         </w:rPr>
         <w:t xml:space="preserve"> </w:t>
       </w:r>
+      <w:proofErr w:type="gramStart"/>
       <w:r>
         <w:rPr>
           <w:rFonts w:ascii="Consolas" w:hAnsi="Consolas"/>
@@ -4344,6 +4437,7 @@
         </w:rPr>
         <w:t>(</w:t>
       </w:r>
+      <w:proofErr w:type="gramEnd"/>
       <w:r>
         <w:rPr>
           <w:rFonts w:ascii="Consolas" w:hAnsi="Consolas"/>
@@ -4389,6 +4483,7 @@
           <w:lang w:val="en-US"/>
         </w:rPr>
       </w:pPr>
+      <w:proofErr w:type="gramStart"/>
       <w:r>
         <w:rPr>
           <w:rFonts w:ascii="Consolas" w:hAnsi="Consolas"/>
@@ -4427,7 +4522,18 @@
           <w:szCs w:val="21"/>
           <w:lang w:val="en-US"/>
         </w:rPr>
-        <w:t>();</w:t>
+        <w:t>(</w:t>
+      </w:r>
+      <w:proofErr w:type="gramEnd"/>
+      <w:r>
+        <w:rPr>
+          <w:rFonts w:ascii="Consolas" w:hAnsi="Consolas"/>
+          <w:color w:val="222222"/>
+          <w:sz w:val="18"/>
+          <w:szCs w:val="21"/>
+          <w:lang w:val="en-US"/>
+        </w:rPr>
+        <w:t>);</w:t>
       </w:r>
       <w:r>
         <w:rPr>
@@ -4502,6 +4608,7 @@
           <w:lang w:val="en-US"/>
         </w:rPr>
       </w:pPr>
+      <w:proofErr w:type="gramStart"/>
       <w:r>
         <w:rPr>
           <w:rFonts w:ascii="Consolas" w:hAnsi="Consolas"/>
@@ -4512,6 +4619,7 @@
         </w:rPr>
         <w:t>for</w:t>
       </w:r>
+      <w:proofErr w:type="gramEnd"/>
       <w:r>
         <w:rPr>
           <w:rFonts w:ascii="Consolas" w:hAnsi="Consolas"/>
@@ -5013,6 +5121,7 @@
         </w:rPr>
         <w:t xml:space="preserve"> </w:t>
       </w:r>
+      <w:proofErr w:type="gramStart"/>
       <w:r>
         <w:rPr>
           <w:rFonts w:ascii="Consolas" w:hAnsi="Consolas"/>
@@ -5029,7 +5138,17 @@
           <w:sz w:val="18"/>
           <w:szCs w:val="21"/>
         </w:rPr>
-        <w:t>()</w:t>
+        <w:t>(</w:t>
+      </w:r>
+      <w:proofErr w:type="gramEnd"/>
+      <w:r>
+        <w:rPr>
+          <w:rFonts w:ascii="Consolas" w:hAnsi="Consolas"/>
+          <w:color w:val="222222"/>
+          <w:sz w:val="18"/>
+          <w:szCs w:val="21"/>
+        </w:rPr>
+        <w:t>)</w:t>
       </w:r>
       <w:r>
         <w:rPr>
@@ -5123,6 +5242,7 @@
         </w:rPr>
         <w:t xml:space="preserve"> </w:t>
       </w:r>
+      <w:proofErr w:type="gramStart"/>
       <w:r>
         <w:rPr>
           <w:rFonts w:ascii="Consolas" w:hAnsi="Consolas"/>
@@ -5133,6 +5253,7 @@
         </w:rPr>
         <w:t>for</w:t>
       </w:r>
+      <w:proofErr w:type="gramEnd"/>
       <w:r>
         <w:rPr>
           <w:rFonts w:ascii="Consolas" w:hAnsi="Consolas"/>
@@ -5463,6 +5584,7 @@
         </w:rPr>
         <w:t xml:space="preserve"> </w:t>
       </w:r>
+      <w:proofErr w:type="gramStart"/>
       <w:r>
         <w:rPr>
           <w:rFonts w:ascii="Consolas" w:hAnsi="Consolas"/>
@@ -5503,6 +5625,7 @@
         </w:rPr>
         <w:t>(</w:t>
       </w:r>
+      <w:proofErr w:type="gramEnd"/>
       <w:r>
         <w:rPr>
           <w:rFonts w:ascii="Consolas" w:hAnsi="Consolas"/>
@@ -6110,6 +6233,7 @@
           <w:lang w:val="en-US"/>
         </w:rPr>
       </w:pPr>
+      <w:proofErr w:type="gramStart"/>
       <w:r>
         <w:rPr>
           <w:rFonts w:ascii="Consolas" w:hAnsi="Consolas"/>
@@ -6120,6 +6244,7 @@
         </w:rPr>
         <w:t>var</w:t>
       </w:r>
+      <w:proofErr w:type="gramEnd"/>
       <w:r>
         <w:rPr>
           <w:rFonts w:ascii="Consolas" w:hAnsi="Consolas"/>
@@ -6268,6 +6393,7 @@
           <w:lang w:val="en-US"/>
         </w:rPr>
       </w:pPr>
+      <w:proofErr w:type="gramStart"/>
       <w:r>
         <w:rPr>
           <w:rFonts w:ascii="Consolas" w:hAnsi="Consolas"/>
@@ -6278,6 +6404,7 @@
         </w:rPr>
         <w:t>object</w:t>
       </w:r>
+      <w:proofErr w:type="gramEnd"/>
       <w:r>
         <w:rPr>
           <w:rFonts w:ascii="Consolas" w:hAnsi="Consolas"/>
@@ -6343,6 +6470,7 @@
           <w:lang w:val="en-US"/>
         </w:rPr>
       </w:pPr>
+      <w:proofErr w:type="gramStart"/>
       <w:r>
         <w:rPr>
           <w:rFonts w:ascii="Consolas" w:hAnsi="Consolas"/>
@@ -6353,6 +6481,7 @@
         </w:rPr>
         <w:t>var</w:t>
       </w:r>
+      <w:proofErr w:type="gramEnd"/>
       <w:r>
         <w:rPr>
           <w:rFonts w:ascii="Consolas" w:hAnsi="Consolas"/>
@@ -6418,6 +6547,7 @@
           <w:lang w:val="en-US"/>
         </w:rPr>
       </w:pPr>
+      <w:proofErr w:type="gramStart"/>
       <w:r>
         <w:rPr>
           <w:rFonts w:ascii="Consolas" w:hAnsi="Consolas"/>
@@ -6438,6 +6568,7 @@
         </w:rPr>
         <w:t>(</w:t>
       </w:r>
+      <w:proofErr w:type="gramEnd"/>
       <w:r>
         <w:rPr>
           <w:rFonts w:ascii="Consolas" w:hAnsi="Consolas"/>
@@ -6473,6 +6604,7 @@
           <w:lang w:val="en-US"/>
         </w:rPr>
       </w:pPr>
+      <w:proofErr w:type="gramStart"/>
       <w:r>
         <w:rPr>
           <w:rFonts w:ascii="Consolas" w:hAnsi="Consolas"/>
@@ -6513,6 +6645,7 @@
         </w:rPr>
         <w:t>(</w:t>
       </w:r>
+      <w:proofErr w:type="gramEnd"/>
       <w:r>
         <w:rPr>
           <w:rFonts w:ascii="Consolas" w:hAnsi="Consolas"/>
@@ -6563,6 +6696,7 @@
           <w:lang w:val="en-US"/>
         </w:rPr>
       </w:pPr>
+      <w:proofErr w:type="gramStart"/>
       <w:r>
         <w:rPr>
           <w:rFonts w:ascii="Consolas" w:hAnsi="Consolas"/>
@@ -6573,6 +6707,7 @@
         </w:rPr>
         <w:t>void</w:t>
       </w:r>
+      <w:proofErr w:type="gramEnd"/>
       <w:r>
         <w:rPr>
           <w:rFonts w:ascii="Consolas" w:hAnsi="Consolas"/>
@@ -6773,6 +6908,7 @@
         </w:rPr>
         <w:t xml:space="preserve"> </w:t>
       </w:r>
+      <w:proofErr w:type="gramStart"/>
       <w:r>
         <w:rPr>
           <w:rFonts w:ascii="Consolas" w:hAnsi="Consolas"/>
@@ -6783,6 +6919,7 @@
         </w:rPr>
         <w:t>for</w:t>
       </w:r>
+      <w:proofErr w:type="gramEnd"/>
       <w:r>
         <w:rPr>
           <w:rFonts w:ascii="Consolas" w:hAnsi="Consolas"/>
@@ -7114,6 +7251,7 @@
         </w:rPr>
         <w:t xml:space="preserve"> </w:t>
       </w:r>
+      <w:proofErr w:type="gramStart"/>
       <w:r>
         <w:rPr>
           <w:rFonts w:ascii="Consolas" w:hAnsi="Consolas"/>
@@ -7124,6 +7262,7 @@
         </w:rPr>
         <w:t>var</w:t>
       </w:r>
+      <w:proofErr w:type="gramEnd"/>
       <w:r>
         <w:rPr>
           <w:rFonts w:ascii="Consolas" w:hAnsi="Consolas"/>
@@ -7214,6 +7353,7 @@
         </w:rPr>
         <w:t xml:space="preserve"> ? </w:t>
       </w:r>
+      <w:proofErr w:type="gramStart"/>
       <w:r>
         <w:rPr>
           <w:rFonts w:ascii="Consolas" w:hAnsi="Consolas"/>
@@ -7232,7 +7372,18 @@
           <w:szCs w:val="21"/>
           <w:lang w:val="en-US"/>
         </w:rPr>
-        <w:t xml:space="preserve"> : -</w:t>
+        <w:t xml:space="preserve"> :</w:t>
+      </w:r>
+      <w:proofErr w:type="gramEnd"/>
+      <w:r>
+        <w:rPr>
+          <w:rFonts w:ascii="Consolas" w:hAnsi="Consolas"/>
+          <w:color w:val="000000"/>
+          <w:sz w:val="18"/>
+          <w:szCs w:val="21"/>
+          <w:lang w:val="en-US"/>
+        </w:rPr>
+        <w:t xml:space="preserve"> -</w:t>
       </w:r>
       <w:r>
         <w:rPr>
@@ -7349,6 +7500,7 @@
         </w:rPr>
         <w:t xml:space="preserve"> </w:t>
       </w:r>
+      <w:proofErr w:type="gramStart"/>
       <w:r>
         <w:rPr>
           <w:rFonts w:ascii="Consolas" w:hAnsi="Consolas"/>
@@ -7359,6 +7511,7 @@
         </w:rPr>
         <w:t>var</w:t>
       </w:r>
+      <w:proofErr w:type="gramEnd"/>
       <w:r>
         <w:rPr>
           <w:rFonts w:ascii="Consolas" w:hAnsi="Consolas"/>
@@ -7594,6 +7747,7 @@
         </w:rPr>
         <w:t xml:space="preserve"> </w:t>
       </w:r>
+      <w:proofErr w:type="gramStart"/>
       <w:r>
         <w:rPr>
           <w:rFonts w:ascii="Consolas" w:hAnsi="Consolas"/>
@@ -7604,6 +7758,7 @@
         </w:rPr>
         <w:t>lock</w:t>
       </w:r>
+      <w:proofErr w:type="gramEnd"/>
       <w:r>
         <w:rPr>
           <w:rFonts w:ascii="Consolas" w:hAnsi="Consolas"/>
@@ -7779,6 +7934,7 @@
         </w:rPr>
         <w:t xml:space="preserve"> </w:t>
       </w:r>
+      <w:proofErr w:type="gramStart"/>
       <w:r>
         <w:rPr>
           <w:rFonts w:ascii="Consolas" w:hAnsi="Consolas"/>
@@ -7789,6 +7945,7 @@
         </w:rPr>
         <w:t>pi</w:t>
       </w:r>
+      <w:proofErr w:type="gramEnd"/>
       <w:r>
         <w:rPr>
           <w:rFonts w:ascii="Consolas" w:hAnsi="Consolas"/>
@@ -7939,6 +8096,7 @@
         </w:rPr>
         <w:t xml:space="preserve"> </w:t>
       </w:r>
+      <w:proofErr w:type="gramStart"/>
       <w:r>
         <w:rPr>
           <w:rFonts w:ascii="Consolas" w:hAnsi="Consolas"/>
@@ -7979,6 +8137,7 @@
         </w:rPr>
         <w:t>(</w:t>
       </w:r>
+      <w:proofErr w:type="gramEnd"/>
       <w:r>
         <w:rPr>
           <w:rFonts w:ascii="Consolas" w:hAnsi="Consolas"/>
@@ -8143,6 +8302,7 @@
           <w:lang w:val="en-US"/>
         </w:rPr>
       </w:pPr>
+      <w:proofErr w:type="gramStart"/>
       <w:r>
         <w:rPr>
           <w:rFonts w:ascii="Consolas" w:hAnsi="Consolas"/>
@@ -8153,6 +8313,7 @@
         </w:rPr>
         <w:t>double</w:t>
       </w:r>
+      <w:proofErr w:type="gramEnd"/>
       <w:r>
         <w:rPr>
           <w:rFonts w:ascii="Consolas" w:hAnsi="Consolas"/>
@@ -8313,6 +8474,7 @@
         </w:rPr>
         <w:t xml:space="preserve"> </w:t>
       </w:r>
+      <w:proofErr w:type="gramStart"/>
       <w:r>
         <w:rPr>
           <w:rFonts w:ascii="Consolas" w:hAnsi="Consolas"/>
@@ -8323,6 +8485,7 @@
         </w:rPr>
         <w:t>var</w:t>
       </w:r>
+      <w:proofErr w:type="gramEnd"/>
       <w:r>
         <w:rPr>
           <w:rFonts w:ascii="Consolas" w:hAnsi="Consolas"/>
@@ -8438,6 +8601,7 @@
         </w:rPr>
         <w:t xml:space="preserve"> </w:t>
       </w:r>
+      <w:proofErr w:type="gramStart"/>
       <w:r>
         <w:rPr>
           <w:rFonts w:ascii="Consolas" w:hAnsi="Consolas"/>
@@ -8448,6 +8612,7 @@
         </w:rPr>
         <w:t>var</w:t>
       </w:r>
+      <w:proofErr w:type="gramEnd"/>
       <w:r>
         <w:rPr>
           <w:rFonts w:ascii="Consolas" w:hAnsi="Consolas"/>
@@ -8593,6 +8758,7 @@
         </w:rPr>
         <w:t xml:space="preserve"> </w:t>
       </w:r>
+      <w:proofErr w:type="gramStart"/>
       <w:r>
         <w:rPr>
           <w:rFonts w:ascii="Consolas" w:hAnsi="Consolas"/>
@@ -8603,6 +8769,7 @@
         </w:rPr>
         <w:t>var</w:t>
       </w:r>
+      <w:proofErr w:type="gramEnd"/>
       <w:r>
         <w:rPr>
           <w:rFonts w:ascii="Consolas" w:hAnsi="Consolas"/>
@@ -8758,6 +8925,7 @@
         </w:rPr>
         <w:t xml:space="preserve"> </w:t>
       </w:r>
+      <w:proofErr w:type="gramStart"/>
       <w:r>
         <w:rPr>
           <w:rFonts w:ascii="Consolas" w:hAnsi="Consolas"/>
@@ -8768,6 +8936,7 @@
         </w:rPr>
         <w:t>for</w:t>
       </w:r>
+      <w:proofErr w:type="gramEnd"/>
       <w:r>
         <w:rPr>
           <w:rFonts w:ascii="Consolas" w:hAnsi="Consolas"/>
@@ -9098,6 +9267,7 @@
         </w:rPr>
         <w:t xml:space="preserve"> </w:t>
       </w:r>
+      <w:proofErr w:type="gramStart"/>
       <w:r>
         <w:rPr>
           <w:rFonts w:ascii="Consolas" w:hAnsi="Consolas"/>
@@ -9108,6 +9278,7 @@
         </w:rPr>
         <w:t>var</w:t>
       </w:r>
+      <w:proofErr w:type="gramEnd"/>
       <w:r>
         <w:rPr>
           <w:rFonts w:ascii="Consolas" w:hAnsi="Consolas"/>
@@ -9303,6 +9474,7 @@
         </w:rPr>
         <w:t xml:space="preserve"> </w:t>
       </w:r>
+      <w:proofErr w:type="gramStart"/>
       <w:r>
         <w:rPr>
           <w:rFonts w:ascii="Consolas" w:hAnsi="Consolas"/>
@@ -9313,6 +9485,7 @@
         </w:rPr>
         <w:t>var</w:t>
       </w:r>
+      <w:proofErr w:type="gramEnd"/>
       <w:r>
         <w:rPr>
           <w:rFonts w:ascii="Consolas" w:hAnsi="Consolas"/>
@@ -9578,6 +9751,7 @@
         </w:rPr>
         <w:t xml:space="preserve"> = </w:t>
       </w:r>
+      <w:proofErr w:type="gramStart"/>
       <w:r>
         <w:rPr>
           <w:rFonts w:ascii="Consolas" w:hAnsi="Consolas"/>
@@ -9596,7 +9770,18 @@
           <w:szCs w:val="21"/>
           <w:lang w:val="en-US"/>
         </w:rPr>
-        <w:t>(()</w:t>
+        <w:t>(</w:t>
+      </w:r>
+      <w:proofErr w:type="gramEnd"/>
+      <w:r>
+        <w:rPr>
+          <w:rFonts w:ascii="Consolas" w:hAnsi="Consolas"/>
+          <w:color w:val="222222"/>
+          <w:sz w:val="18"/>
+          <w:szCs w:val="21"/>
+          <w:lang w:val="en-US"/>
+        </w:rPr>
+        <w:t>()</w:t>
       </w:r>
       <w:r>
         <w:rPr>
@@ -9987,6 +10172,7 @@
         </w:rPr>
         <w:t xml:space="preserve"> </w:t>
       </w:r>
+      <w:proofErr w:type="gramStart"/>
       <w:r>
         <w:rPr>
           <w:rFonts w:ascii="Consolas" w:hAnsi="Consolas"/>
@@ -10007,6 +10193,7 @@
         </w:rPr>
         <w:t>[</w:t>
       </w:r>
+      <w:proofErr w:type="gramEnd"/>
       <w:r>
         <w:rPr>
           <w:rFonts w:ascii="Consolas" w:hAnsi="Consolas"/>
@@ -10151,6 +10338,7 @@
         </w:rPr>
         <w:t xml:space="preserve"> </w:t>
       </w:r>
+      <w:proofErr w:type="gramStart"/>
       <w:r>
         <w:rPr>
           <w:rFonts w:ascii="Consolas" w:hAnsi="Consolas"/>
@@ -10187,7 +10375,17 @@
           <w:sz w:val="18"/>
           <w:szCs w:val="21"/>
         </w:rPr>
-        <w:t>();</w:t>
+        <w:t>(</w:t>
+      </w:r>
+      <w:proofErr w:type="gramEnd"/>
+      <w:r>
+        <w:rPr>
+          <w:rFonts w:ascii="Consolas" w:hAnsi="Consolas"/>
+          <w:color w:val="222222"/>
+          <w:sz w:val="18"/>
+          <w:szCs w:val="21"/>
+        </w:rPr>
+        <w:t>);</w:t>
       </w:r>
     </w:p>
     <w:p>
@@ -10421,6 +10619,7 @@
         </w:rPr>
         <w:t xml:space="preserve"> </w:t>
       </w:r>
+      <w:proofErr w:type="gramStart"/>
       <w:r>
         <w:rPr>
           <w:rFonts w:ascii="Consolas" w:hAnsi="Consolas"/>
@@ -10431,6 +10630,7 @@
         </w:rPr>
         <w:t>foreach</w:t>
       </w:r>
+      <w:proofErr w:type="gramEnd"/>
       <w:r>
         <w:rPr>
           <w:rFonts w:ascii="Consolas" w:hAnsi="Consolas"/>
@@ -11008,7 +11208,16 @@
           <w:sz w:val="22"/>
           <w:szCs w:val="22"/>
         </w:rPr>
-        <w:t xml:space="preserve"> на время расчета.</w:t>
+        <w:t xml:space="preserve"> на в</w:t>
+      </w:r>
+      <w:bookmarkStart w:id="1" w:name="_GoBack"/>
+      <w:bookmarkEnd w:id="1"/>
+      <w:r>
+        <w:rPr>
+          <w:sz w:val="22"/>
+          <w:szCs w:val="22"/>
+        </w:rPr>
+        <w:t>ремя расчета.</w:t>
       </w:r>
     </w:p>
     <w:p>
@@ -11024,6 +11233,28 @@
           <w:szCs w:val="22"/>
         </w:rPr>
       </w:pPr>
+      <w:r>
+        <w:rPr>
+          <w:sz w:val="22"/>
+          <w:szCs w:val="22"/>
+        </w:rPr>
+        <w:t>Для оценки «</w:t>
+      </w:r>
+      <w:r>
+        <w:rPr>
+          <w:b/>
+          <w:sz w:val="22"/>
+          <w:szCs w:val="22"/>
+        </w:rPr>
+        <w:t>Отлично</w:t>
+      </w:r>
+      <w:r>
+        <w:rPr>
+          <w:sz w:val="22"/>
+          <w:szCs w:val="22"/>
+        </w:rPr>
+        <w:t xml:space="preserve">»: </w:t>
+      </w:r>
       <w:r>
         <w:rPr>
           <w:sz w:val="22"/>
@@ -11176,7 +11407,7 @@
           <v:shape id="_x0000_i1025" type="#_x0000_t75" style="width:108pt;height:36pt" o:ole="">
             <v:imagedata r:id="rId12" o:title=""/>
           </v:shape>
-          <o:OLEObject Type="Embed" ProgID="Equation.3" ShapeID="_x0000_i1025" DrawAspect="Content" ObjectID="_1807905995" r:id="rId13"/>
+          <o:OLEObject Type="Embed" ProgID="Equation.3" ShapeID="_x0000_i1025" DrawAspect="Content" ObjectID="_1837945040" r:id="rId13"/>
         </w:object>
       </w:r>
       <w:r>
@@ -11195,6 +11426,7 @@
           <w:szCs w:val="22"/>
         </w:rPr>
       </w:pPr>
+      <w:proofErr w:type="gramStart"/>
       <w:r>
         <w:rPr>
           <w:sz w:val="22"/>
@@ -11207,24 +11439,28 @@
           <w:position w:val="-10"/>
         </w:rPr>
         <w:object w:dxaOrig="600" w:dyaOrig="320">
-          <v:shape id="_x0000_i1026" type="#_x0000_t75" style="width:29pt;height:14.5pt" o:ole="">
+          <v:shape id="_x0000_i1026" type="#_x0000_t75" style="width:28.9pt;height:14.65pt" o:ole="">
             <v:imagedata r:id="rId14" o:title=""/>
           </v:shape>
-          <o:OLEObject Type="Embed" ProgID="Equation.3" ShapeID="_x0000_i1026" DrawAspect="Content" ObjectID="_1807905996" r:id="rId15"/>
+          <o:OLEObject Type="Embed" ProgID="Equation.3" ShapeID="_x0000_i1026" DrawAspect="Content" ObjectID="_1837945041" r:id="rId15"/>
         </w:object>
       </w:r>
       <w:r>
-        <w:t xml:space="preserve">, </w:t>
+        <w:t>,</w:t>
+      </w:r>
+      <w:proofErr w:type="gramEnd"/>
+      <w:r>
+        <w:t xml:space="preserve"> </w:t>
       </w:r>
       <w:r>
         <w:rPr>
           <w:position w:val="-10"/>
         </w:rPr>
         <w:object w:dxaOrig="620" w:dyaOrig="320">
-          <v:shape id="_x0000_i1027" type="#_x0000_t75" style="width:29pt;height:14.5pt" o:ole="">
+          <v:shape id="_x0000_i1027" type="#_x0000_t75" style="width:28.9pt;height:14.65pt" o:ole="">
             <v:imagedata r:id="rId16" o:title=""/>
           </v:shape>
-          <o:OLEObject Type="Embed" ProgID="Equation.3" ShapeID="_x0000_i1027" DrawAspect="Content" ObjectID="_1807905997" r:id="rId17"/>
+          <o:OLEObject Type="Embed" ProgID="Equation.3" ShapeID="_x0000_i1027" DrawAspect="Content" ObjectID="_1837945042" r:id="rId17"/>
         </w:object>
       </w:r>
       <w:r>
@@ -11320,10 +11556,10 @@
           <w:szCs w:val="22"/>
         </w:rPr>
         <w:object w:dxaOrig="3340" w:dyaOrig="780">
-          <v:shape id="_x0000_i1028" type="#_x0000_t75" style="width:165.5pt;height:36pt" o:ole="">
+          <v:shape id="_x0000_i1028" type="#_x0000_t75" style="width:165.4pt;height:36pt" o:ole="">
             <v:imagedata r:id="rId19" o:title=""/>
           </v:shape>
-          <o:OLEObject Type="Embed" ProgID="Equation.3" ShapeID="_x0000_i1028" DrawAspect="Content" ObjectID="_1807905998" r:id="rId20"/>
+          <o:OLEObject Type="Embed" ProgID="Equation.3" ShapeID="_x0000_i1028" DrawAspect="Content" ObjectID="_1837945043" r:id="rId20"/>
         </w:object>
       </w:r>
       <w:r>
@@ -11365,10 +11601,10 @@
           <w:position w:val="-22"/>
         </w:rPr>
         <w:object w:dxaOrig="2700" w:dyaOrig="600">
-          <v:shape id="_x0000_i1029" type="#_x0000_t75" style="width:137pt;height:29pt" o:ole="">
+          <v:shape id="_x0000_i1029" type="#_x0000_t75" style="width:136.9pt;height:28.9pt" o:ole="">
             <v:imagedata r:id="rId21" o:title=""/>
           </v:shape>
-          <o:OLEObject Type="Embed" ProgID="Equation.3" ShapeID="_x0000_i1029" DrawAspect="Content" ObjectID="_1807905999" r:id="rId22"/>
+          <o:OLEObject Type="Embed" ProgID="Equation.3" ShapeID="_x0000_i1029" DrawAspect="Content" ObjectID="_1837945044" r:id="rId22"/>
         </w:object>
       </w:r>
       <w:r>
@@ -11391,10 +11627,10 @@
           <w:szCs w:val="22"/>
         </w:rPr>
         <w:object w:dxaOrig="920" w:dyaOrig="639">
-          <v:shape id="_x0000_i1030" type="#_x0000_t75" style="width:43pt;height:29pt" o:ole="">
+          <v:shape id="_x0000_i1030" type="#_x0000_t75" style="width:43.15pt;height:28.9pt" o:ole="">
             <v:imagedata r:id="rId23" o:title=""/>
           </v:shape>
-          <o:OLEObject Type="Embed" ProgID="Equation.3" ShapeID="_x0000_i1030" DrawAspect="Content" ObjectID="_1807906000" r:id="rId24"/>
+          <o:OLEObject Type="Embed" ProgID="Equation.3" ShapeID="_x0000_i1030" DrawAspect="Content" ObjectID="_1837945045" r:id="rId24"/>
         </w:object>
       </w:r>
       <w:r>
@@ -11411,10 +11647,10 @@
           <w:szCs w:val="22"/>
         </w:rPr>
         <w:object w:dxaOrig="600" w:dyaOrig="320">
-          <v:shape id="_x0000_i1031" type="#_x0000_t75" style="width:29pt;height:14.5pt" o:ole="">
+          <v:shape id="_x0000_i1031" type="#_x0000_t75" style="width:28.9pt;height:14.65pt" o:ole="">
             <v:imagedata r:id="rId25" o:title=""/>
           </v:shape>
-          <o:OLEObject Type="Embed" ProgID="Equation.3" ShapeID="_x0000_i1031" DrawAspect="Content" ObjectID="_1807906001" r:id="rId26"/>
+          <o:OLEObject Type="Embed" ProgID="Equation.3" ShapeID="_x0000_i1031" DrawAspect="Content" ObjectID="_1837945046" r:id="rId26"/>
         </w:object>
       </w:r>
       <w:r>
@@ -11431,10 +11667,10 @@
           <w:szCs w:val="22"/>
         </w:rPr>
         <w:object w:dxaOrig="800" w:dyaOrig="639">
-          <v:shape id="_x0000_i1032" type="#_x0000_t75" style="width:43pt;height:29pt" o:ole="">
+          <v:shape id="_x0000_i1032" type="#_x0000_t75" style="width:43.15pt;height:28.9pt" o:ole="">
             <v:imagedata r:id="rId27" o:title=""/>
           </v:shape>
-          <o:OLEObject Type="Embed" ProgID="Equation.3" ShapeID="_x0000_i1032" DrawAspect="Content" ObjectID="_1807906002" r:id="rId28"/>
+          <o:OLEObject Type="Embed" ProgID="Equation.3" ShapeID="_x0000_i1032" DrawAspect="Content" ObjectID="_1837945047" r:id="rId28"/>
         </w:object>
       </w:r>
       <w:r>
@@ -11461,10 +11697,10 @@
           <w:szCs w:val="22"/>
         </w:rPr>
         <w:object w:dxaOrig="639" w:dyaOrig="580">
-          <v:shape id="_x0000_i1033" type="#_x0000_t75" style="width:29pt;height:29pt" o:ole="">
+          <v:shape id="_x0000_i1033" type="#_x0000_t75" style="width:28.9pt;height:28.9pt" o:ole="">
             <v:imagedata r:id="rId29" o:title=""/>
           </v:shape>
-          <o:OLEObject Type="Embed" ProgID="Equation.3" ShapeID="_x0000_i1033" DrawAspect="Content" ObjectID="_1807906003" r:id="rId30"/>
+          <o:OLEObject Type="Embed" ProgID="Equation.3" ShapeID="_x0000_i1033" DrawAspect="Content" ObjectID="_1837945048" r:id="rId30"/>
         </w:object>
       </w:r>
       <w:r>
@@ -11481,10 +11717,10 @@
           <w:szCs w:val="22"/>
         </w:rPr>
         <w:object w:dxaOrig="660" w:dyaOrig="580">
-          <v:shape id="_x0000_i1034" type="#_x0000_t75" style="width:36pt;height:29pt" o:ole="">
+          <v:shape id="_x0000_i1034" type="#_x0000_t75" style="width:36pt;height:28.9pt" o:ole="">
             <v:imagedata r:id="rId31" o:title=""/>
           </v:shape>
-          <o:OLEObject Type="Embed" ProgID="Equation.3" ShapeID="_x0000_i1034" DrawAspect="Content" ObjectID="_1807906004" r:id="rId32"/>
+          <o:OLEObject Type="Embed" ProgID="Equation.3" ShapeID="_x0000_i1034" DrawAspect="Content" ObjectID="_1837945049" r:id="rId32"/>
         </w:object>
       </w:r>
       <w:r>
@@ -11501,10 +11737,10 @@
           <w:szCs w:val="22"/>
         </w:rPr>
         <w:object w:dxaOrig="660" w:dyaOrig="580">
-          <v:shape id="_x0000_i1035" type="#_x0000_t75" style="width:36pt;height:29pt" o:ole="">
+          <v:shape id="_x0000_i1035" type="#_x0000_t75" style="width:36pt;height:28.9pt" o:ole="">
             <v:imagedata r:id="rId33" o:title=""/>
           </v:shape>
-          <o:OLEObject Type="Embed" ProgID="Equation.3" ShapeID="_x0000_i1035" DrawAspect="Content" ObjectID="_1807906005" r:id="rId34"/>
+          <o:OLEObject Type="Embed" ProgID="Equation.3" ShapeID="_x0000_i1035" DrawAspect="Content" ObjectID="_1837945050" r:id="rId34"/>
         </w:object>
       </w:r>
       <w:r>
@@ -12150,6 +12386,7 @@
           <w:bCs/>
           <w:sz w:val="22"/>
           <w:szCs w:val="22"/>
+          <w:lang w:val="en-US"/>
         </w:rPr>
       </w:pPr>
       <w:r>
@@ -12157,6 +12394,7 @@
           <w:bCs/>
           <w:sz w:val="22"/>
           <w:szCs w:val="22"/>
+          <w:lang w:val="en-US"/>
         </w:rPr>
         <w:t>GaussIntegralCalculator.cs:</w:t>
       </w:r>
@@ -12167,6 +12405,7 @@
           <w:bCs/>
           <w:sz w:val="22"/>
           <w:szCs w:val="22"/>
+          <w:lang w:val="en-US"/>
         </w:rPr>
       </w:pPr>
     </w:p>
@@ -12187,6 +12426,7 @@
           <w:lang w:val="en-US"/>
         </w:rPr>
       </w:pPr>
+      <w:proofErr w:type="gramStart"/>
       <w:r>
         <w:rPr>
           <w:rFonts w:ascii="Consolas" w:hAnsi="Consolas" w:cs="Cascadia Mono"/>
@@ -12198,6 +12438,7 @@
         </w:rPr>
         <w:t>namespace</w:t>
       </w:r>
+      <w:proofErr w:type="gramEnd"/>
       <w:r>
         <w:rPr>
           <w:rFonts w:ascii="Consolas" w:hAnsi="Consolas" w:cs="Cascadia Mono"/>
@@ -12245,6 +12486,7 @@
           <w:lang w:val="en-US"/>
         </w:rPr>
       </w:pPr>
+      <w:proofErr w:type="gramStart"/>
       <w:r>
         <w:rPr>
           <w:rFonts w:ascii="Consolas" w:hAnsi="Consolas" w:cs="Cascadia Mono"/>
@@ -12256,6 +12498,7 @@
         </w:rPr>
         <w:t>public</w:t>
       </w:r>
+      <w:proofErr w:type="gramEnd"/>
       <w:r>
         <w:rPr>
           <w:rFonts w:ascii="Consolas" w:hAnsi="Consolas" w:cs="Cascadia Mono"/>
@@ -12373,6 +12616,7 @@
           <w:lang w:val="en-US"/>
         </w:rPr>
       </w:pPr>
+      <w:proofErr w:type="gramStart"/>
       <w:r>
         <w:rPr>
           <w:rFonts w:ascii="Consolas" w:hAnsi="Consolas" w:cs="Cascadia Mono"/>
@@ -12384,6 +12628,7 @@
         </w:rPr>
         <w:t>public</w:t>
       </w:r>
+      <w:proofErr w:type="gramEnd"/>
       <w:r>
         <w:rPr>
           <w:rFonts w:ascii="Consolas" w:hAnsi="Consolas" w:cs="Cascadia Mono"/>
@@ -12523,6 +12768,7 @@
           <w:lang w:val="en-US"/>
         </w:rPr>
       </w:pPr>
+      <w:proofErr w:type="gramStart"/>
       <w:r>
         <w:rPr>
           <w:rFonts w:ascii="Consolas" w:hAnsi="Consolas" w:cs="Cascadia Mono"/>
@@ -12534,6 +12780,7 @@
         </w:rPr>
         <w:t>public</w:t>
       </w:r>
+      <w:proofErr w:type="gramEnd"/>
       <w:r>
         <w:rPr>
           <w:rFonts w:ascii="Consolas" w:hAnsi="Consolas" w:cs="Cascadia Mono"/>
@@ -12802,6 +13049,7 @@
         </w:rPr>
         <w:t xml:space="preserve">    </w:t>
       </w:r>
+      <w:proofErr w:type="gramStart"/>
       <w:r>
         <w:rPr>
           <w:rFonts w:ascii="Consolas" w:hAnsi="Consolas" w:cs="Cascadia Mono"/>
@@ -12813,6 +13061,7 @@
         </w:rPr>
         <w:t>private</w:t>
       </w:r>
+      <w:proofErr w:type="gramEnd"/>
       <w:r>
         <w:rPr>
           <w:rFonts w:ascii="Consolas" w:hAnsi="Consolas" w:cs="Cascadia Mono"/>
@@ -12963,6 +13212,7 @@
         </w:rPr>
         <w:t xml:space="preserve">    </w:t>
       </w:r>
+      <w:proofErr w:type="gramStart"/>
       <w:r>
         <w:rPr>
           <w:rFonts w:ascii="Consolas" w:hAnsi="Consolas" w:cs="Cascadia Mono"/>
@@ -12974,6 +13224,7 @@
         </w:rPr>
         <w:t>private</w:t>
       </w:r>
+      <w:proofErr w:type="gramEnd"/>
       <w:r>
         <w:rPr>
           <w:rFonts w:ascii="Consolas" w:hAnsi="Consolas" w:cs="Cascadia Mono"/>
@@ -13098,6 +13349,7 @@
         </w:rPr>
         <w:t xml:space="preserve">    </w:t>
       </w:r>
+      <w:proofErr w:type="gramStart"/>
       <w:r>
         <w:rPr>
           <w:rFonts w:ascii="Consolas" w:hAnsi="Consolas" w:cs="Cascadia Mono"/>
@@ -13109,6 +13361,7 @@
         </w:rPr>
         <w:t>public</w:t>
       </w:r>
+      <w:proofErr w:type="gramEnd"/>
       <w:r>
         <w:rPr>
           <w:rFonts w:ascii="Consolas" w:hAnsi="Consolas" w:cs="Cascadia Mono"/>
@@ -13211,6 +13464,7 @@
         </w:rPr>
         <w:t xml:space="preserve">    </w:t>
       </w:r>
+      <w:proofErr w:type="gramStart"/>
       <w:r>
         <w:rPr>
           <w:rFonts w:ascii="Consolas" w:hAnsi="Consolas" w:cs="Cascadia Mono"/>
@@ -13222,6 +13476,7 @@
         </w:rPr>
         <w:t>public</w:t>
       </w:r>
+      <w:proofErr w:type="gramEnd"/>
       <w:r>
         <w:rPr>
           <w:rFonts w:ascii="Consolas" w:hAnsi="Consolas" w:cs="Cascadia Mono"/>
@@ -13539,6 +13794,7 @@
         </w:rPr>
         <w:t xml:space="preserve"> </w:t>
       </w:r>
+      <w:proofErr w:type="gramStart"/>
       <w:r>
         <w:rPr>
           <w:rFonts w:ascii="Consolas" w:hAnsi="Consolas" w:cs="Cascadia Mono"/>
@@ -13559,6 +13815,7 @@
         </w:rPr>
         <w:t>(</w:t>
       </w:r>
+      <w:proofErr w:type="gramEnd"/>
       <w:r>
         <w:rPr>
           <w:rFonts w:ascii="Consolas" w:hAnsi="Consolas" w:cs="Cascadia Mono"/>
@@ -13624,6 +13881,7 @@
         </w:rPr>
         <w:t xml:space="preserve">        </w:t>
       </w:r>
+      <w:proofErr w:type="gramStart"/>
       <w:r>
         <w:rPr>
           <w:rFonts w:ascii="Consolas" w:hAnsi="Consolas" w:cs="Cascadia Mono"/>
@@ -13635,6 +13893,7 @@
         </w:rPr>
         <w:t>double</w:t>
       </w:r>
+      <w:proofErr w:type="gramEnd"/>
       <w:r>
         <w:rPr>
           <w:rFonts w:ascii="Consolas" w:hAnsi="Consolas" w:cs="Cascadia Mono"/>
@@ -13675,6 +13934,7 @@
         </w:rPr>
         <w:t xml:space="preserve">        </w:t>
       </w:r>
+      <w:proofErr w:type="gramStart"/>
       <w:r>
         <w:rPr>
           <w:rFonts w:ascii="Consolas" w:hAnsi="Consolas" w:cs="Cascadia Mono"/>
@@ -13686,6 +13946,7 @@
         </w:rPr>
         <w:t>double</w:t>
       </w:r>
+      <w:proofErr w:type="gramEnd"/>
       <w:r>
         <w:rPr>
           <w:rFonts w:ascii="Consolas" w:hAnsi="Consolas" w:cs="Cascadia Mono"/>
@@ -13744,6 +14005,7 @@
         </w:rPr>
         <w:t xml:space="preserve">        </w:t>
       </w:r>
+      <w:proofErr w:type="gramStart"/>
       <w:r>
         <w:rPr>
           <w:rFonts w:ascii="Consolas" w:hAnsi="Consolas" w:cs="Cascadia Mono"/>
@@ -13755,6 +14017,7 @@
         </w:rPr>
         <w:t>for</w:t>
       </w:r>
+      <w:proofErr w:type="gramEnd"/>
       <w:r>
         <w:rPr>
           <w:rFonts w:ascii="Consolas" w:hAnsi="Consolas" w:cs="Cascadia Mono"/>
@@ -13847,6 +14110,7 @@
         </w:rPr>
         <w:t xml:space="preserve">            </w:t>
       </w:r>
+      <w:proofErr w:type="gramStart"/>
       <w:r>
         <w:rPr>
           <w:rFonts w:ascii="Consolas" w:hAnsi="Consolas" w:cs="Cascadia Mono"/>
@@ -13858,6 +14122,7 @@
         </w:rPr>
         <w:t>double</w:t>
       </w:r>
+      <w:proofErr w:type="gramEnd"/>
       <w:r>
         <w:rPr>
           <w:rFonts w:ascii="Consolas" w:hAnsi="Consolas" w:cs="Cascadia Mono"/>
@@ -13898,6 +14163,7 @@
         </w:rPr>
         <w:t xml:space="preserve">            </w:t>
       </w:r>
+      <w:proofErr w:type="gramStart"/>
       <w:r>
         <w:rPr>
           <w:rFonts w:ascii="Consolas" w:hAnsi="Consolas" w:cs="Cascadia Mono"/>
@@ -13909,6 +14175,7 @@
         </w:rPr>
         <w:t>double</w:t>
       </w:r>
+      <w:proofErr w:type="gramEnd"/>
       <w:r>
         <w:rPr>
           <w:rFonts w:ascii="Consolas" w:hAnsi="Consolas" w:cs="Cascadia Mono"/>
@@ -13965,7 +14232,31 @@
           <w:highlight w:val="white"/>
           <w:lang w:val="en-US"/>
         </w:rPr>
-        <w:t xml:space="preserve">            sum += CalculateSegmentIntegral(f, segmentA, segmentB);</w:t>
+        <w:t xml:space="preserve">            </w:t>
+      </w:r>
+      <w:proofErr w:type="gramStart"/>
+      <w:r>
+        <w:rPr>
+          <w:rFonts w:ascii="Consolas" w:hAnsi="Consolas" w:cs="Cascadia Mono"/>
+          <w:color w:val="000000"/>
+          <w:sz w:val="18"/>
+          <w:szCs w:val="19"/>
+          <w:highlight w:val="white"/>
+          <w:lang w:val="en-US"/>
+        </w:rPr>
+        <w:t>sum</w:t>
+      </w:r>
+      <w:proofErr w:type="gramEnd"/>
+      <w:r>
+        <w:rPr>
+          <w:rFonts w:ascii="Consolas" w:hAnsi="Consolas" w:cs="Cascadia Mono"/>
+          <w:color w:val="000000"/>
+          <w:sz w:val="18"/>
+          <w:szCs w:val="19"/>
+          <w:highlight w:val="white"/>
+          <w:lang w:val="en-US"/>
+        </w:rPr>
+        <w:t xml:space="preserve"> += CalculateSegmentIntegral(f, segmentA, segmentB);</w:t>
       </w:r>
     </w:p>
     <w:p>
@@ -13994,8 +14285,21 @@
           <w:highlight w:val="white"/>
           <w:lang w:val="en-US"/>
         </w:rPr>
-        <w:t xml:space="preserve">            IterationSolved?.Invoke(</w:t>
-      </w:r>
+        <w:t xml:space="preserve">            IterationSolved</w:t>
+      </w:r>
+      <w:proofErr w:type="gramStart"/>
+      <w:r>
+        <w:rPr>
+          <w:rFonts w:ascii="Consolas" w:hAnsi="Consolas" w:cs="Cascadia Mono"/>
+          <w:color w:val="000000"/>
+          <w:sz w:val="18"/>
+          <w:szCs w:val="19"/>
+          <w:highlight w:val="white"/>
+          <w:lang w:val="en-US"/>
+        </w:rPr>
+        <w:t>?.Invoke(</w:t>
+      </w:r>
+      <w:proofErr w:type="gramEnd"/>
       <w:r>
         <w:rPr>
           <w:rFonts w:ascii="Consolas" w:hAnsi="Consolas" w:cs="Cascadia Mono"/>
@@ -14138,6 +14442,7 @@
         </w:rPr>
         <w:t xml:space="preserve">        </w:t>
       </w:r>
+      <w:proofErr w:type="gramStart"/>
       <w:r>
         <w:rPr>
           <w:rFonts w:ascii="Consolas" w:hAnsi="Consolas" w:cs="Cascadia Mono"/>
@@ -14149,6 +14454,7 @@
         </w:rPr>
         <w:t>return</w:t>
       </w:r>
+      <w:proofErr w:type="gramEnd"/>
       <w:r>
         <w:rPr>
           <w:rFonts w:ascii="Consolas" w:hAnsi="Consolas" w:cs="Cascadia Mono"/>
@@ -14236,6 +14542,7 @@
         </w:rPr>
         <w:t xml:space="preserve">    </w:t>
       </w:r>
+      <w:proofErr w:type="gramStart"/>
       <w:r>
         <w:rPr>
           <w:rFonts w:ascii="Consolas" w:hAnsi="Consolas" w:cs="Cascadia Mono"/>
@@ -14247,6 +14554,7 @@
         </w:rPr>
         <w:t>private</w:t>
       </w:r>
+      <w:proofErr w:type="gramEnd"/>
       <w:r>
         <w:rPr>
           <w:rFonts w:ascii="Consolas" w:hAnsi="Consolas" w:cs="Cascadia Mono"/>
@@ -14448,6 +14756,7 @@
         </w:rPr>
         <w:t xml:space="preserve">        </w:t>
       </w:r>
+      <w:proofErr w:type="gramStart"/>
       <w:r>
         <w:rPr>
           <w:rFonts w:ascii="Consolas" w:hAnsi="Consolas" w:cs="Cascadia Mono"/>
@@ -14459,6 +14768,7 @@
         </w:rPr>
         <w:t>double</w:t>
       </w:r>
+      <w:proofErr w:type="gramEnd"/>
       <w:r>
         <w:rPr>
           <w:rFonts w:ascii="Consolas" w:hAnsi="Consolas" w:cs="Cascadia Mono"/>
@@ -14499,6 +14809,7 @@
         </w:rPr>
         <w:t xml:space="preserve">        </w:t>
       </w:r>
+      <w:proofErr w:type="gramStart"/>
       <w:r>
         <w:rPr>
           <w:rFonts w:ascii="Consolas" w:hAnsi="Consolas" w:cs="Cascadia Mono"/>
@@ -14510,6 +14821,7 @@
         </w:rPr>
         <w:t>double</w:t>
       </w:r>
+      <w:proofErr w:type="gramEnd"/>
       <w:r>
         <w:rPr>
           <w:rFonts w:ascii="Consolas" w:hAnsi="Consolas" w:cs="Cascadia Mono"/>
@@ -14550,6 +14862,7 @@
         </w:rPr>
         <w:t xml:space="preserve">        </w:t>
       </w:r>
+      <w:proofErr w:type="gramStart"/>
       <w:r>
         <w:rPr>
           <w:rFonts w:ascii="Consolas" w:hAnsi="Consolas" w:cs="Cascadia Mono"/>
@@ -14561,6 +14874,7 @@
         </w:rPr>
         <w:t>double</w:t>
       </w:r>
+      <w:proofErr w:type="gramEnd"/>
       <w:r>
         <w:rPr>
           <w:rFonts w:ascii="Consolas" w:hAnsi="Consolas" w:cs="Cascadia Mono"/>
@@ -14619,6 +14933,7 @@
         </w:rPr>
         <w:t xml:space="preserve">        </w:t>
       </w:r>
+      <w:proofErr w:type="gramStart"/>
       <w:r>
         <w:rPr>
           <w:rFonts w:ascii="Consolas" w:hAnsi="Consolas" w:cs="Cascadia Mono"/>
@@ -14630,6 +14945,7 @@
         </w:rPr>
         <w:t>for</w:t>
       </w:r>
+      <w:proofErr w:type="gramEnd"/>
       <w:r>
         <w:rPr>
           <w:rFonts w:ascii="Consolas" w:hAnsi="Consolas" w:cs="Cascadia Mono"/>
@@ -14721,6 +15037,7 @@
         </w:rPr>
         <w:t xml:space="preserve">            </w:t>
       </w:r>
+      <w:proofErr w:type="gramStart"/>
       <w:r>
         <w:rPr>
           <w:rFonts w:ascii="Consolas" w:hAnsi="Consolas" w:cs="Cascadia Mono"/>
@@ -14732,6 +15049,7 @@
         </w:rPr>
         <w:t>double</w:t>
       </w:r>
+      <w:proofErr w:type="gramEnd"/>
       <w:r>
         <w:rPr>
           <w:rFonts w:ascii="Consolas" w:hAnsi="Consolas" w:cs="Cascadia Mono"/>
@@ -14770,7 +15088,31 @@
           <w:highlight w:val="white"/>
           <w:lang w:val="en-US"/>
         </w:rPr>
-        <w:t xml:space="preserve">            sum += detJ * GaussWeights[i] * f(x);</w:t>
+        <w:t xml:space="preserve">            </w:t>
+      </w:r>
+      <w:proofErr w:type="gramStart"/>
+      <w:r>
+        <w:rPr>
+          <w:rFonts w:ascii="Consolas" w:hAnsi="Consolas" w:cs="Cascadia Mono"/>
+          <w:color w:val="000000"/>
+          <w:sz w:val="18"/>
+          <w:szCs w:val="19"/>
+          <w:highlight w:val="white"/>
+          <w:lang w:val="en-US"/>
+        </w:rPr>
+        <w:t>sum</w:t>
+      </w:r>
+      <w:proofErr w:type="gramEnd"/>
+      <w:r>
+        <w:rPr>
+          <w:rFonts w:ascii="Consolas" w:hAnsi="Consolas" w:cs="Cascadia Mono"/>
+          <w:color w:val="000000"/>
+          <w:sz w:val="18"/>
+          <w:szCs w:val="19"/>
+          <w:highlight w:val="white"/>
+          <w:lang w:val="en-US"/>
+        </w:rPr>
+        <w:t xml:space="preserve"> += detJ * GaussWeights[i] * f(x);</w:t>
       </w:r>
     </w:p>
     <w:p>
@@ -15356,6 +15698,7 @@
           <w:lang w:val="en-US"/>
         </w:rPr>
       </w:pPr>
+      <w:proofErr w:type="gramStart"/>
       <w:r>
         <w:rPr>
           <w:rFonts w:ascii="Consolas" w:hAnsi="Consolas" w:cs="Cascadia Mono"/>
@@ -15367,6 +15710,7 @@
         </w:rPr>
         <w:t>using</w:t>
       </w:r>
+      <w:proofErr w:type="gramEnd"/>
       <w:r>
         <w:rPr>
           <w:rFonts w:ascii="Consolas" w:hAnsi="Consolas" w:cs="Cascadia Mono"/>
@@ -15414,6 +15758,7 @@
           <w:lang w:val="en-US"/>
         </w:rPr>
       </w:pPr>
+      <w:proofErr w:type="gramStart"/>
       <w:r>
         <w:rPr>
           <w:rFonts w:ascii="Consolas" w:hAnsi="Consolas" w:cs="Cascadia Mono"/>
@@ -15425,6 +15770,7 @@
         </w:rPr>
         <w:t>namespace</w:t>
       </w:r>
+      <w:proofErr w:type="gramEnd"/>
       <w:r>
         <w:rPr>
           <w:rFonts w:ascii="Consolas" w:hAnsi="Consolas" w:cs="Cascadia Mono"/>
@@ -15494,6 +15840,7 @@
         </w:rPr>
         <w:t xml:space="preserve">    </w:t>
       </w:r>
+      <w:proofErr w:type="gramStart"/>
       <w:r>
         <w:rPr>
           <w:rFonts w:ascii="Consolas" w:hAnsi="Consolas" w:cs="Cascadia Mono"/>
@@ -15505,6 +15852,7 @@
         </w:rPr>
         <w:t>public</w:t>
       </w:r>
+      <w:proofErr w:type="gramEnd"/>
       <w:r>
         <w:rPr>
           <w:rFonts w:ascii="Consolas" w:hAnsi="Consolas" w:cs="Cascadia Mono"/>
@@ -15651,6 +15999,7 @@
         </w:rPr>
         <w:t xml:space="preserve">        </w:t>
       </w:r>
+      <w:proofErr w:type="gramStart"/>
       <w:r>
         <w:rPr>
           <w:rFonts w:ascii="Consolas" w:hAnsi="Consolas" w:cs="Cascadia Mono"/>
@@ -15662,6 +16011,7 @@
         </w:rPr>
         <w:t>private</w:t>
       </w:r>
+      <w:proofErr w:type="gramEnd"/>
       <w:r>
         <w:rPr>
           <w:rFonts w:ascii="Consolas" w:hAnsi="Consolas" w:cs="Cascadia Mono"/>
@@ -15724,6 +16074,7 @@
         </w:rPr>
         <w:t xml:space="preserve">        </w:t>
       </w:r>
+      <w:proofErr w:type="gramStart"/>
       <w:r>
         <w:rPr>
           <w:rFonts w:ascii="Consolas" w:hAnsi="Consolas" w:cs="Cascadia Mono"/>
@@ -15735,6 +16086,7 @@
         </w:rPr>
         <w:t>private</w:t>
       </w:r>
+      <w:proofErr w:type="gramEnd"/>
       <w:r>
         <w:rPr>
           <w:rFonts w:ascii="Consolas" w:hAnsi="Consolas" w:cs="Cascadia Mono"/>
@@ -15797,6 +16149,7 @@
         </w:rPr>
         <w:t xml:space="preserve">        </w:t>
       </w:r>
+      <w:proofErr w:type="gramStart"/>
       <w:r>
         <w:rPr>
           <w:rFonts w:ascii="Consolas" w:hAnsi="Consolas" w:cs="Cascadia Mono"/>
@@ -15808,6 +16161,7 @@
         </w:rPr>
         <w:t>private</w:t>
       </w:r>
+      <w:proofErr w:type="gramEnd"/>
       <w:r>
         <w:rPr>
           <w:rFonts w:ascii="Consolas" w:hAnsi="Consolas" w:cs="Cascadia Mono"/>
@@ -15932,6 +16286,7 @@
         </w:rPr>
         <w:t xml:space="preserve">        </w:t>
       </w:r>
+      <w:proofErr w:type="gramStart"/>
       <w:r>
         <w:rPr>
           <w:rFonts w:ascii="Consolas" w:hAnsi="Consolas" w:cs="Cascadia Mono"/>
@@ -15943,6 +16298,7 @@
         </w:rPr>
         <w:t>public</w:t>
       </w:r>
+      <w:proofErr w:type="gramEnd"/>
       <w:r>
         <w:rPr>
           <w:rFonts w:ascii="Consolas" w:hAnsi="Consolas" w:cs="Cascadia Mono"/>
@@ -16032,7 +16388,31 @@
           <w:highlight w:val="white"/>
           <w:lang w:val="en-US"/>
         </w:rPr>
-        <w:t xml:space="preserve">            InitializeComponent();</w:t>
+        <w:t xml:space="preserve">            </w:t>
+      </w:r>
+      <w:proofErr w:type="gramStart"/>
+      <w:r>
+        <w:rPr>
+          <w:rFonts w:ascii="Consolas" w:hAnsi="Consolas" w:cs="Cascadia Mono"/>
+          <w:color w:val="000000"/>
+          <w:sz w:val="18"/>
+          <w:szCs w:val="18"/>
+          <w:highlight w:val="white"/>
+          <w:lang w:val="en-US"/>
+        </w:rPr>
+        <w:t>InitializeComponent(</w:t>
+      </w:r>
+      <w:proofErr w:type="gramEnd"/>
+      <w:r>
+        <w:rPr>
+          <w:rFonts w:ascii="Consolas" w:hAnsi="Consolas" w:cs="Cascadia Mono"/>
+          <w:color w:val="000000"/>
+          <w:sz w:val="18"/>
+          <w:szCs w:val="18"/>
+          <w:highlight w:val="white"/>
+          <w:lang w:val="en-US"/>
+        </w:rPr>
+        <w:t>);</w:t>
       </w:r>
     </w:p>
     <w:p>
@@ -16110,6 +16490,7 @@
         </w:rPr>
         <w:t xml:space="preserve">        </w:t>
       </w:r>
+      <w:proofErr w:type="gramStart"/>
       <w:r>
         <w:rPr>
           <w:rFonts w:ascii="Consolas" w:hAnsi="Consolas" w:cs="Cascadia Mono"/>
@@ -16121,6 +16502,7 @@
         </w:rPr>
         <w:t>private</w:t>
       </w:r>
+      <w:proofErr w:type="gramEnd"/>
       <w:r>
         <w:rPr>
           <w:rFonts w:ascii="Consolas" w:hAnsi="Consolas" w:cs="Cascadia Mono"/>
@@ -16256,6 +16638,7 @@
         </w:rPr>
         <w:t xml:space="preserve">            </w:t>
       </w:r>
+      <w:proofErr w:type="gramStart"/>
       <w:r>
         <w:rPr>
           <w:rFonts w:ascii="Consolas" w:hAnsi="Consolas" w:cs="Cascadia Mono"/>
@@ -16267,6 +16650,7 @@
         </w:rPr>
         <w:t>if</w:t>
       </w:r>
+      <w:proofErr w:type="gramEnd"/>
       <w:r>
         <w:rPr>
           <w:rFonts w:ascii="Consolas" w:hAnsi="Consolas" w:cs="Cascadia Mono"/>
@@ -16337,6 +16721,7 @@
         <w:lastRenderedPageBreak/>
         <w:t xml:space="preserve">                </w:t>
       </w:r>
+      <w:proofErr w:type="gramStart"/>
       <w:r>
         <w:rPr>
           <w:rFonts w:ascii="Consolas" w:hAnsi="Consolas" w:cs="Cascadia Mono"/>
@@ -16359,6 +16744,7 @@
         </w:rPr>
         <w:t>.Show(</w:t>
       </w:r>
+      <w:proofErr w:type="gramEnd"/>
       <w:r>
         <w:rPr>
           <w:rFonts w:ascii="Consolas" w:hAnsi="Consolas" w:cs="Cascadia Mono"/>
@@ -16589,6 +16975,7 @@
         </w:rPr>
         <w:t xml:space="preserve">                </w:t>
       </w:r>
+      <w:proofErr w:type="gramStart"/>
       <w:r>
         <w:rPr>
           <w:rFonts w:ascii="Consolas" w:hAnsi="Consolas" w:cs="Cascadia Mono"/>
@@ -16600,6 +16987,7 @@
         </w:rPr>
         <w:t>return</w:t>
       </w:r>
+      <w:proofErr w:type="gramEnd"/>
       <w:r>
         <w:rPr>
           <w:rFonts w:ascii="Consolas" w:hAnsi="Consolas" w:cs="Cascadia Mono"/>
@@ -16687,6 +17075,7 @@
         </w:rPr>
         <w:t xml:space="preserve">            </w:t>
       </w:r>
+      <w:proofErr w:type="gramStart"/>
       <w:r>
         <w:rPr>
           <w:rFonts w:ascii="Consolas" w:hAnsi="Consolas" w:cs="Cascadia Mono"/>
@@ -16698,6 +17087,7 @@
         </w:rPr>
         <w:t>double</w:t>
       </w:r>
+      <w:proofErr w:type="gramEnd"/>
       <w:r>
         <w:rPr>
           <w:rFonts w:ascii="Consolas" w:hAnsi="Consolas" w:cs="Cascadia Mono"/>
@@ -16760,6 +17150,7 @@
         </w:rPr>
         <w:t xml:space="preserve">            </w:t>
       </w:r>
+      <w:proofErr w:type="gramStart"/>
       <w:r>
         <w:rPr>
           <w:rFonts w:ascii="Consolas" w:hAnsi="Consolas" w:cs="Cascadia Mono"/>
@@ -16771,6 +17162,7 @@
         </w:rPr>
         <w:t>double</w:t>
       </w:r>
+      <w:proofErr w:type="gramEnd"/>
       <w:r>
         <w:rPr>
           <w:rFonts w:ascii="Consolas" w:hAnsi="Consolas" w:cs="Cascadia Mono"/>
@@ -16833,6 +17225,7 @@
         </w:rPr>
         <w:t xml:space="preserve">            </w:t>
       </w:r>
+      <w:proofErr w:type="gramStart"/>
       <w:r>
         <w:rPr>
           <w:rFonts w:ascii="Consolas" w:hAnsi="Consolas" w:cs="Cascadia Mono"/>
@@ -16844,6 +17237,7 @@
         </w:rPr>
         <w:t>int</w:t>
       </w:r>
+      <w:proofErr w:type="gramEnd"/>
       <w:r>
         <w:rPr>
           <w:rFonts w:ascii="Consolas" w:hAnsi="Consolas" w:cs="Cascadia Mono"/>
@@ -17158,6 +17552,7 @@
         </w:rPr>
         <w:t xml:space="preserve">                </w:t>
       </w:r>
+      <w:proofErr w:type="gramStart"/>
       <w:r>
         <w:rPr>
           <w:rFonts w:ascii="Consolas" w:hAnsi="Consolas" w:cs="Cascadia Mono"/>
@@ -17169,6 +17564,7 @@
         </w:rPr>
         <w:t>return</w:t>
       </w:r>
+      <w:proofErr w:type="gramEnd"/>
       <w:r>
         <w:rPr>
           <w:rFonts w:ascii="Consolas" w:hAnsi="Consolas" w:cs="Cascadia Mono"/>
@@ -17417,7 +17813,19 @@
           <w:highlight w:val="white"/>
           <w:lang w:val="en-US"/>
         </w:rPr>
-        <w:t>..."</w:t>
+        <w:t>...</w:t>
+      </w:r>
+      <w:proofErr w:type="gramStart"/>
+      <w:r>
+        <w:rPr>
+          <w:rFonts w:ascii="Consolas" w:hAnsi="Consolas" w:cs="Cascadia Mono"/>
+          <w:color w:val="A31515"/>
+          <w:sz w:val="18"/>
+          <w:szCs w:val="18"/>
+          <w:highlight w:val="white"/>
+          <w:lang w:val="en-US"/>
+        </w:rPr>
+        <w:t>"</w:t>
       </w:r>
       <w:r>
         <w:rPr>
@@ -17430,6 +17838,7 @@
         </w:rPr>
         <w:t>;</w:t>
       </w:r>
+      <w:proofErr w:type="gramEnd"/>
     </w:p>
     <w:p>
       <w:pPr>
@@ -17499,6 +17908,7 @@
         </w:rPr>
         <w:t xml:space="preserve"> </w:t>
       </w:r>
+      <w:proofErr w:type="gramStart"/>
       <w:r>
         <w:rPr>
           <w:rFonts w:ascii="Consolas" w:hAnsi="Consolas" w:cs="Cascadia Mono"/>
@@ -17519,7 +17929,19 @@
           <w:highlight w:val="white"/>
           <w:lang w:val="en-US"/>
         </w:rPr>
-        <w:t>(() =&gt; CalculateIntegral(a, b, segments));</w:t>
+        <w:t>(</w:t>
+      </w:r>
+      <w:proofErr w:type="gramEnd"/>
+      <w:r>
+        <w:rPr>
+          <w:rFonts w:ascii="Consolas" w:hAnsi="Consolas" w:cs="Cascadia Mono"/>
+          <w:color w:val="000000"/>
+          <w:sz w:val="18"/>
+          <w:szCs w:val="18"/>
+          <w:highlight w:val="white"/>
+          <w:lang w:val="en-US"/>
+        </w:rPr>
+        <w:t>() =&gt; CalculateIntegral(a, b, segments));</w:t>
       </w:r>
     </w:p>
     <w:p>
@@ -17548,7 +17970,31 @@
           <w:highlight w:val="white"/>
           <w:lang w:val="en-US"/>
         </w:rPr>
-        <w:t xml:space="preserve">            _calculationThread.Start();</w:t>
+        <w:t xml:space="preserve">            _</w:t>
+      </w:r>
+      <w:proofErr w:type="gramStart"/>
+      <w:r>
+        <w:rPr>
+          <w:rFonts w:ascii="Consolas" w:hAnsi="Consolas" w:cs="Cascadia Mono"/>
+          <w:color w:val="000000"/>
+          <w:sz w:val="18"/>
+          <w:szCs w:val="18"/>
+          <w:highlight w:val="white"/>
+          <w:lang w:val="en-US"/>
+        </w:rPr>
+        <w:t>calculationThread.Start(</w:t>
+      </w:r>
+      <w:proofErr w:type="gramEnd"/>
+      <w:r>
+        <w:rPr>
+          <w:rFonts w:ascii="Consolas" w:hAnsi="Consolas" w:cs="Cascadia Mono"/>
+          <w:color w:val="000000"/>
+          <w:sz w:val="18"/>
+          <w:szCs w:val="18"/>
+          <w:highlight w:val="white"/>
+          <w:lang w:val="en-US"/>
+        </w:rPr>
+        <w:t>);</w:t>
       </w:r>
     </w:p>
     <w:p>
@@ -17626,6 +18072,7 @@
         </w:rPr>
         <w:t xml:space="preserve">        </w:t>
       </w:r>
+      <w:proofErr w:type="gramStart"/>
       <w:r>
         <w:rPr>
           <w:rFonts w:ascii="Consolas" w:hAnsi="Consolas" w:cs="Cascadia Mono"/>
@@ -17637,6 +18084,7 @@
         </w:rPr>
         <w:t>private</w:t>
       </w:r>
+      <w:proofErr w:type="gramEnd"/>
       <w:r>
         <w:rPr>
           <w:rFonts w:ascii="Consolas" w:hAnsi="Consolas" w:cs="Cascadia Mono"/>
@@ -17794,6 +18242,7 @@
         </w:rPr>
         <w:t xml:space="preserve">            </w:t>
       </w:r>
+      <w:proofErr w:type="gramStart"/>
       <w:r>
         <w:rPr>
           <w:rFonts w:ascii="Consolas" w:hAnsi="Consolas" w:cs="Cascadia Mono"/>
@@ -17805,6 +18254,7 @@
         </w:rPr>
         <w:t>var</w:t>
       </w:r>
+      <w:proofErr w:type="gramEnd"/>
       <w:r>
         <w:rPr>
           <w:rFonts w:ascii="Consolas" w:hAnsi="Consolas" w:cs="Cascadia Mono"/>
@@ -17965,6 +18415,7 @@
         </w:rPr>
         <w:t xml:space="preserve">                </w:t>
       </w:r>
+      <w:proofErr w:type="gramStart"/>
       <w:r>
         <w:rPr>
           <w:rFonts w:ascii="Consolas" w:hAnsi="Consolas" w:cs="Cascadia Mono"/>
@@ -17976,6 +18427,7 @@
         </w:rPr>
         <w:t>int</w:t>
       </w:r>
+      <w:proofErr w:type="gramEnd"/>
       <w:r>
         <w:rPr>
           <w:rFonts w:ascii="Consolas" w:hAnsi="Consolas" w:cs="Cascadia Mono"/>
@@ -18014,7 +18466,31 @@
           <w:highlight w:val="white"/>
           <w:lang w:val="en-US"/>
         </w:rPr>
-        <w:t xml:space="preserve">                UpdateProgress(progress, a.Sum);</w:t>
+        <w:t xml:space="preserve">                </w:t>
+      </w:r>
+      <w:proofErr w:type="gramStart"/>
+      <w:r>
+        <w:rPr>
+          <w:rFonts w:ascii="Consolas" w:hAnsi="Consolas" w:cs="Cascadia Mono"/>
+          <w:color w:val="000000"/>
+          <w:sz w:val="18"/>
+          <w:szCs w:val="18"/>
+          <w:highlight w:val="white"/>
+          <w:lang w:val="en-US"/>
+        </w:rPr>
+        <w:t>UpdateProgress(</w:t>
+      </w:r>
+      <w:proofErr w:type="gramEnd"/>
+      <w:r>
+        <w:rPr>
+          <w:rFonts w:ascii="Consolas" w:hAnsi="Consolas" w:cs="Cascadia Mono"/>
+          <w:color w:val="000000"/>
+          <w:sz w:val="18"/>
+          <w:szCs w:val="18"/>
+          <w:highlight w:val="white"/>
+          <w:lang w:val="en-US"/>
+        </w:rPr>
+        <w:t>progress, a.Sum);</w:t>
       </w:r>
     </w:p>
     <w:p>
@@ -18092,6 +18568,7 @@
         </w:rPr>
         <w:t xml:space="preserve">            </w:t>
       </w:r>
+      <w:proofErr w:type="gramStart"/>
       <w:r>
         <w:rPr>
           <w:rFonts w:ascii="Consolas" w:hAnsi="Consolas" w:cs="Cascadia Mono"/>
@@ -18103,6 +18580,7 @@
         </w:rPr>
         <w:t>var</w:t>
       </w:r>
+      <w:proofErr w:type="gramEnd"/>
       <w:r>
         <w:rPr>
           <w:rFonts w:ascii="Consolas" w:hAnsi="Consolas" w:cs="Cascadia Mono"/>
@@ -18162,6 +18640,7 @@
         <w:lastRenderedPageBreak/>
         <w:t xml:space="preserve">            </w:t>
       </w:r>
+      <w:proofErr w:type="gramStart"/>
       <w:r>
         <w:rPr>
           <w:rFonts w:ascii="Consolas" w:hAnsi="Consolas" w:cs="Cascadia Mono"/>
@@ -18173,6 +18652,7 @@
         </w:rPr>
         <w:t>if</w:t>
       </w:r>
+      <w:proofErr w:type="gramEnd"/>
       <w:r>
         <w:rPr>
           <w:rFonts w:ascii="Consolas" w:hAnsi="Consolas" w:cs="Cascadia Mono"/>
@@ -18240,7 +18720,31 @@
           <w:highlight w:val="white"/>
           <w:lang w:val="en-US"/>
         </w:rPr>
-        <w:t xml:space="preserve">                UpdateResult(result);</w:t>
+        <w:t xml:space="preserve">                </w:t>
+      </w:r>
+      <w:proofErr w:type="gramStart"/>
+      <w:r>
+        <w:rPr>
+          <w:rFonts w:ascii="Consolas" w:hAnsi="Consolas" w:cs="Cascadia Mono"/>
+          <w:color w:val="000000"/>
+          <w:sz w:val="18"/>
+          <w:szCs w:val="18"/>
+          <w:highlight w:val="white"/>
+          <w:lang w:val="en-US"/>
+        </w:rPr>
+        <w:t>UpdateResult(</w:t>
+      </w:r>
+      <w:proofErr w:type="gramEnd"/>
+      <w:r>
+        <w:rPr>
+          <w:rFonts w:ascii="Consolas" w:hAnsi="Consolas" w:cs="Cascadia Mono"/>
+          <w:color w:val="000000"/>
+          <w:sz w:val="18"/>
+          <w:szCs w:val="18"/>
+          <w:highlight w:val="white"/>
+          <w:lang w:val="en-US"/>
+        </w:rPr>
+        <w:t>result);</w:t>
       </w:r>
     </w:p>
     <w:p>
@@ -18308,6 +18812,7 @@
           <w:sz w:val="18"/>
           <w:szCs w:val="18"/>
           <w:highlight w:val="white"/>
+          <w:lang w:val="en-US"/>
         </w:rPr>
       </w:pPr>
       <w:r>
@@ -18328,6 +18833,7 @@
           <w:sz w:val="18"/>
           <w:szCs w:val="18"/>
           <w:highlight w:val="white"/>
+          <w:lang w:val="en-US"/>
         </w:rPr>
         <w:t>}</w:t>
       </w:r>
@@ -18346,15 +18852,17 @@
           <w:sz w:val="18"/>
           <w:szCs w:val="18"/>
           <w:highlight w:val="white"/>
-        </w:rPr>
-      </w:pPr>
-      <w:r>
-        <w:rPr>
-          <w:rFonts w:ascii="Consolas" w:hAnsi="Consolas" w:cs="Cascadia Mono"/>
-          <w:color w:val="000000"/>
-          <w:sz w:val="18"/>
-          <w:szCs w:val="18"/>
-          <w:highlight w:val="white"/>
+          <w:lang w:val="en-US"/>
+        </w:rPr>
+      </w:pPr>
+      <w:r>
+        <w:rPr>
+          <w:rFonts w:ascii="Consolas" w:hAnsi="Consolas" w:cs="Cascadia Mono"/>
+          <w:color w:val="000000"/>
+          <w:sz w:val="18"/>
+          <w:szCs w:val="18"/>
+          <w:highlight w:val="white"/>
+          <w:lang w:val="en-US"/>
         </w:rPr>
         <w:t xml:space="preserve">        }</w:t>
       </w:r>
@@ -18373,6 +18881,7 @@
           <w:sz w:val="18"/>
           <w:szCs w:val="18"/>
           <w:highlight w:val="white"/>
+          <w:lang w:val="en-US"/>
         </w:rPr>
       </w:pPr>
     </w:p>
@@ -18404,6 +18913,7 @@
         </w:rPr>
         <w:t xml:space="preserve">        </w:t>
       </w:r>
+      <w:proofErr w:type="gramStart"/>
       <w:r>
         <w:rPr>
           <w:rFonts w:ascii="Consolas" w:hAnsi="Consolas" w:cs="Cascadia Mono"/>
@@ -18415,6 +18925,7 @@
         </w:rPr>
         <w:t>private</w:t>
       </w:r>
+      <w:proofErr w:type="gramEnd"/>
       <w:r>
         <w:rPr>
           <w:rFonts w:ascii="Consolas" w:hAnsi="Consolas" w:cs="Cascadia Mono"/>
@@ -18572,6 +19083,7 @@
         </w:rPr>
         <w:t xml:space="preserve">            </w:t>
       </w:r>
+      <w:proofErr w:type="gramStart"/>
       <w:r>
         <w:rPr>
           <w:rFonts w:ascii="Consolas" w:hAnsi="Consolas" w:cs="Cascadia Mono"/>
@@ -18583,6 +19095,7 @@
         </w:rPr>
         <w:t>if</w:t>
       </w:r>
+      <w:proofErr w:type="gramEnd"/>
       <w:r>
         <w:rPr>
           <w:rFonts w:ascii="Consolas" w:hAnsi="Consolas" w:cs="Cascadia Mono"/>
@@ -18650,8 +19163,21 @@
           <w:highlight w:val="white"/>
           <w:lang w:val="en-US"/>
         </w:rPr>
-        <w:t xml:space="preserve">                Invoke(</w:t>
-      </w:r>
+        <w:t xml:space="preserve">                </w:t>
+      </w:r>
+      <w:proofErr w:type="gramStart"/>
+      <w:r>
+        <w:rPr>
+          <w:rFonts w:ascii="Consolas" w:hAnsi="Consolas" w:cs="Cascadia Mono"/>
+          <w:color w:val="000000"/>
+          <w:sz w:val="18"/>
+          <w:szCs w:val="18"/>
+          <w:highlight w:val="white"/>
+          <w:lang w:val="en-US"/>
+        </w:rPr>
+        <w:t>Invoke(</w:t>
+      </w:r>
+      <w:proofErr w:type="gramEnd"/>
       <w:r>
         <w:rPr>
           <w:rFonts w:ascii="Consolas" w:hAnsi="Consolas" w:cs="Cascadia Mono"/>
@@ -18725,6 +19251,7 @@
         </w:rPr>
         <w:t xml:space="preserve">                </w:t>
       </w:r>
+      <w:proofErr w:type="gramStart"/>
       <w:r>
         <w:rPr>
           <w:rFonts w:ascii="Consolas" w:hAnsi="Consolas" w:cs="Cascadia Mono"/>
@@ -18736,6 +19263,7 @@
         </w:rPr>
         <w:t>return</w:t>
       </w:r>
+      <w:proofErr w:type="gramEnd"/>
       <w:r>
         <w:rPr>
           <w:rFonts w:ascii="Consolas" w:hAnsi="Consolas" w:cs="Cascadia Mono"/>
@@ -18914,7 +19442,19 @@
           <w:highlight w:val="white"/>
           <w:lang w:val="en-US"/>
         </w:rPr>
-        <w:t>{currentValue:</w:t>
+        <w:t>{currentValue</w:t>
+      </w:r>
+      <w:proofErr w:type="gramStart"/>
+      <w:r>
+        <w:rPr>
+          <w:rFonts w:ascii="Consolas" w:hAnsi="Consolas" w:cs="Cascadia Mono"/>
+          <w:color w:val="000000"/>
+          <w:sz w:val="18"/>
+          <w:szCs w:val="18"/>
+          <w:highlight w:val="white"/>
+          <w:lang w:val="en-US"/>
+        </w:rPr>
+        <w:t>:</w:t>
       </w:r>
       <w:r>
         <w:rPr>
@@ -18927,6 +19467,7 @@
         </w:rPr>
         <w:t>F16</w:t>
       </w:r>
+      <w:proofErr w:type="gramEnd"/>
       <w:r>
         <w:rPr>
           <w:rFonts w:ascii="Consolas" w:hAnsi="Consolas" w:cs="Cascadia Mono"/>
@@ -19036,6 +19577,7 @@
         </w:rPr>
         <w:t xml:space="preserve">        </w:t>
       </w:r>
+      <w:proofErr w:type="gramStart"/>
       <w:r>
         <w:rPr>
           <w:rFonts w:ascii="Consolas" w:hAnsi="Consolas" w:cs="Cascadia Mono"/>
@@ -19047,6 +19589,7 @@
         </w:rPr>
         <w:t>private</w:t>
       </w:r>
+      <w:proofErr w:type="gramEnd"/>
       <w:r>
         <w:rPr>
           <w:rFonts w:ascii="Consolas" w:hAnsi="Consolas" w:cs="Cascadia Mono"/>
@@ -19160,6 +19703,7 @@
         </w:rPr>
         <w:t xml:space="preserve">            </w:t>
       </w:r>
+      <w:proofErr w:type="gramStart"/>
       <w:r>
         <w:rPr>
           <w:rFonts w:ascii="Consolas" w:hAnsi="Consolas" w:cs="Cascadia Mono"/>
@@ -19171,6 +19715,7 @@
         </w:rPr>
         <w:t>if</w:t>
       </w:r>
+      <w:proofErr w:type="gramEnd"/>
       <w:r>
         <w:rPr>
           <w:rFonts w:ascii="Consolas" w:hAnsi="Consolas" w:cs="Cascadia Mono"/>
@@ -19238,8 +19783,21 @@
           <w:highlight w:val="white"/>
           <w:lang w:val="en-US"/>
         </w:rPr>
-        <w:t xml:space="preserve">                Invoke(</w:t>
-      </w:r>
+        <w:t xml:space="preserve">                </w:t>
+      </w:r>
+      <w:proofErr w:type="gramStart"/>
+      <w:r>
+        <w:rPr>
+          <w:rFonts w:ascii="Consolas" w:hAnsi="Consolas" w:cs="Cascadia Mono"/>
+          <w:color w:val="000000"/>
+          <w:sz w:val="18"/>
+          <w:szCs w:val="18"/>
+          <w:highlight w:val="white"/>
+          <w:lang w:val="en-US"/>
+        </w:rPr>
+        <w:t>Invoke(</w:t>
+      </w:r>
+      <w:proofErr w:type="gramEnd"/>
       <w:r>
         <w:rPr>
           <w:rFonts w:ascii="Consolas" w:hAnsi="Consolas" w:cs="Cascadia Mono"/>
@@ -19313,6 +19871,7 @@
         </w:rPr>
         <w:t xml:space="preserve">                </w:t>
       </w:r>
+      <w:proofErr w:type="gramStart"/>
       <w:r>
         <w:rPr>
           <w:rFonts w:ascii="Consolas" w:hAnsi="Consolas" w:cs="Cascadia Mono"/>
@@ -19324,6 +19883,7 @@
         </w:rPr>
         <w:t>return</w:t>
       </w:r>
+      <w:proofErr w:type="gramEnd"/>
       <w:r>
         <w:rPr>
           <w:rFonts w:ascii="Consolas" w:hAnsi="Consolas" w:cs="Cascadia Mono"/>
@@ -19452,7 +20012,19 @@
           <w:highlight w:val="white"/>
           <w:lang w:val="en-US"/>
         </w:rPr>
-        <w:t>{result:</w:t>
+        <w:t>{result</w:t>
+      </w:r>
+      <w:proofErr w:type="gramStart"/>
+      <w:r>
+        <w:rPr>
+          <w:rFonts w:ascii="Consolas" w:hAnsi="Consolas" w:cs="Cascadia Mono"/>
+          <w:color w:val="000000"/>
+          <w:sz w:val="18"/>
+          <w:szCs w:val="18"/>
+          <w:highlight w:val="white"/>
+          <w:lang w:val="en-US"/>
+        </w:rPr>
+        <w:t>:</w:t>
       </w:r>
       <w:r>
         <w:rPr>
@@ -19465,6 +20037,7 @@
         </w:rPr>
         <w:t>F16</w:t>
       </w:r>
+      <w:proofErr w:type="gramEnd"/>
       <w:r>
         <w:rPr>
           <w:rFonts w:ascii="Consolas" w:hAnsi="Consolas" w:cs="Cascadia Mono"/>
@@ -19625,6 +20198,7 @@
         </w:rPr>
         <w:t xml:space="preserve">        </w:t>
       </w:r>
+      <w:proofErr w:type="gramStart"/>
       <w:r>
         <w:rPr>
           <w:rFonts w:ascii="Consolas" w:hAnsi="Consolas" w:cs="Cascadia Mono"/>
@@ -19636,6 +20210,7 @@
         </w:rPr>
         <w:t>private</w:t>
       </w:r>
+      <w:proofErr w:type="gramEnd"/>
       <w:r>
         <w:rPr>
           <w:rFonts w:ascii="Consolas" w:hAnsi="Consolas" w:cs="Cascadia Mono"/>
@@ -19820,7 +20395,31 @@
           <w:highlight w:val="white"/>
           <w:lang w:val="en-US"/>
         </w:rPr>
-        <w:t xml:space="preserve">            _calculationThread?.Join();</w:t>
+        <w:t xml:space="preserve">            _calculationThread</w:t>
+      </w:r>
+      <w:proofErr w:type="gramStart"/>
+      <w:r>
+        <w:rPr>
+          <w:rFonts w:ascii="Consolas" w:hAnsi="Consolas" w:cs="Cascadia Mono"/>
+          <w:color w:val="000000"/>
+          <w:sz w:val="18"/>
+          <w:szCs w:val="18"/>
+          <w:highlight w:val="white"/>
+          <w:lang w:val="en-US"/>
+        </w:rPr>
+        <w:t>?.Join(</w:t>
+      </w:r>
+      <w:proofErr w:type="gramEnd"/>
+      <w:r>
+        <w:rPr>
+          <w:rFonts w:ascii="Consolas" w:hAnsi="Consolas" w:cs="Cascadia Mono"/>
+          <w:color w:val="000000"/>
+          <w:sz w:val="18"/>
+          <w:szCs w:val="18"/>
+          <w:highlight w:val="white"/>
+          <w:lang w:val="en-US"/>
+        </w:rPr>
+        <w:t>);</w:t>
       </w:r>
     </w:p>
     <w:p>
@@ -20038,6 +20637,7 @@
           <w:lang w:val="en-US"/>
         </w:rPr>
       </w:pPr>
+      <w:proofErr w:type="gramStart"/>
       <w:r>
         <w:rPr>
           <w:rFonts w:ascii="Consolas" w:hAnsi="Consolas" w:cs="Cascadia Mono"/>
@@ -20049,6 +20649,7 @@
         </w:rPr>
         <w:t>namespace</w:t>
       </w:r>
+      <w:proofErr w:type="gramEnd"/>
       <w:r>
         <w:rPr>
           <w:rFonts w:ascii="Consolas" w:hAnsi="Consolas" w:cs="Cascadia Mono"/>
@@ -20118,6 +20719,7 @@
         </w:rPr>
         <w:t xml:space="preserve">    </w:t>
       </w:r>
+      <w:proofErr w:type="gramStart"/>
       <w:r>
         <w:rPr>
           <w:rFonts w:ascii="Consolas" w:hAnsi="Consolas" w:cs="Cascadia Mono"/>
@@ -20129,6 +20731,7 @@
         </w:rPr>
         <w:t>partial</w:t>
       </w:r>
+      <w:proofErr w:type="gramEnd"/>
       <w:r>
         <w:rPr>
           <w:rFonts w:ascii="Consolas" w:hAnsi="Consolas" w:cs="Cascadia Mono"/>
@@ -20231,6 +20834,7 @@
         </w:rPr>
         <w:t xml:space="preserve">        </w:t>
       </w:r>
+      <w:proofErr w:type="gramStart"/>
       <w:r>
         <w:rPr>
           <w:rFonts w:ascii="Consolas" w:hAnsi="Consolas" w:cs="Cascadia Mono"/>
@@ -20242,6 +20846,7 @@
         </w:rPr>
         <w:t>private</w:t>
       </w:r>
+      <w:proofErr w:type="gramEnd"/>
       <w:r>
         <w:rPr>
           <w:rFonts w:ascii="Consolas" w:hAnsi="Consolas" w:cs="Cascadia Mono"/>
@@ -20322,6 +20927,7 @@
         </w:rPr>
         <w:t xml:space="preserve">        </w:t>
       </w:r>
+      <w:proofErr w:type="gramStart"/>
       <w:r>
         <w:rPr>
           <w:rFonts w:ascii="Consolas" w:hAnsi="Consolas" w:cs="Cascadia Mono"/>
@@ -20333,6 +20939,7 @@
         </w:rPr>
         <w:t>protected</w:t>
       </w:r>
+      <w:proofErr w:type="gramEnd"/>
       <w:r>
         <w:rPr>
           <w:rFonts w:ascii="Consolas" w:hAnsi="Consolas" w:cs="Cascadia Mono"/>
@@ -20468,6 +21075,7 @@
         </w:rPr>
         <w:t xml:space="preserve">            </w:t>
       </w:r>
+      <w:proofErr w:type="gramStart"/>
       <w:r>
         <w:rPr>
           <w:rFonts w:ascii="Consolas" w:hAnsi="Consolas" w:cs="Cascadia Mono"/>
@@ -20479,6 +21087,7 @@
         </w:rPr>
         <w:t>if</w:t>
       </w:r>
+      <w:proofErr w:type="gramEnd"/>
       <w:r>
         <w:rPr>
           <w:rFonts w:ascii="Consolas" w:hAnsi="Consolas" w:cs="Cascadia Mono"/>
@@ -20568,7 +21177,31 @@
           <w:highlight w:val="white"/>
           <w:lang w:val="en-US"/>
         </w:rPr>
-        <w:t xml:space="preserve">                components.Dispose();</w:t>
+        <w:t xml:space="preserve">                </w:t>
+      </w:r>
+      <w:proofErr w:type="gramStart"/>
+      <w:r>
+        <w:rPr>
+          <w:rFonts w:ascii="Consolas" w:hAnsi="Consolas" w:cs="Cascadia Mono"/>
+          <w:color w:val="000000"/>
+          <w:sz w:val="18"/>
+          <w:szCs w:val="18"/>
+          <w:highlight w:val="white"/>
+          <w:lang w:val="en-US"/>
+        </w:rPr>
+        <w:t>components.Dispose(</w:t>
+      </w:r>
+      <w:proofErr w:type="gramEnd"/>
+      <w:r>
+        <w:rPr>
+          <w:rFonts w:ascii="Consolas" w:hAnsi="Consolas" w:cs="Cascadia Mono"/>
+          <w:color w:val="000000"/>
+          <w:sz w:val="18"/>
+          <w:szCs w:val="18"/>
+          <w:highlight w:val="white"/>
+          <w:lang w:val="en-US"/>
+        </w:rPr>
+        <w:t>);</w:t>
       </w:r>
     </w:p>
     <w:p>
@@ -20628,6 +21261,7 @@
         </w:rPr>
         <w:t xml:space="preserve">            </w:t>
       </w:r>
+      <w:proofErr w:type="gramStart"/>
       <w:r>
         <w:rPr>
           <w:rFonts w:ascii="Consolas" w:hAnsi="Consolas" w:cs="Cascadia Mono"/>
@@ -20648,7 +21282,19 @@
           <w:highlight w:val="white"/>
           <w:lang w:val="en-US"/>
         </w:rPr>
-        <w:t>.Dispose(disposing);</w:t>
+        <w:t>.Dispose(</w:t>
+      </w:r>
+      <w:proofErr w:type="gramEnd"/>
+      <w:r>
+        <w:rPr>
+          <w:rFonts w:ascii="Consolas" w:hAnsi="Consolas" w:cs="Cascadia Mono"/>
+          <w:color w:val="000000"/>
+          <w:sz w:val="18"/>
+          <w:szCs w:val="18"/>
+          <w:highlight w:val="white"/>
+          <w:lang w:val="en-US"/>
+        </w:rPr>
+        <w:t>disposing);</w:t>
       </w:r>
     </w:p>
     <w:p>
@@ -20795,6 +21441,7 @@
         </w:rPr>
         <w:t xml:space="preserve">        </w:t>
       </w:r>
+      <w:proofErr w:type="gramStart"/>
       <w:r>
         <w:rPr>
           <w:rFonts w:ascii="Consolas" w:hAnsi="Consolas" w:cs="Cascadia Mono"/>
@@ -20806,6 +21453,7 @@
         </w:rPr>
         <w:t>private</w:t>
       </w:r>
+      <w:proofErr w:type="gramEnd"/>
       <w:r>
         <w:rPr>
           <w:rFonts w:ascii="Consolas" w:hAnsi="Consolas" w:cs="Cascadia Mono"/>
@@ -20917,7 +21565,31 @@
           <w:highlight w:val="white"/>
           <w:lang w:val="en-US"/>
         </w:rPr>
-        <w:t xml:space="preserve"> Label();</w:t>
+        <w:t xml:space="preserve"> </w:t>
+      </w:r>
+      <w:proofErr w:type="gramStart"/>
+      <w:r>
+        <w:rPr>
+          <w:rFonts w:ascii="Consolas" w:hAnsi="Consolas" w:cs="Cascadia Mono"/>
+          <w:color w:val="000000"/>
+          <w:sz w:val="18"/>
+          <w:szCs w:val="18"/>
+          <w:highlight w:val="white"/>
+          <w:lang w:val="en-US"/>
+        </w:rPr>
+        <w:t>Label(</w:t>
+      </w:r>
+      <w:proofErr w:type="gramEnd"/>
+      <w:r>
+        <w:rPr>
+          <w:rFonts w:ascii="Consolas" w:hAnsi="Consolas" w:cs="Cascadia Mono"/>
+          <w:color w:val="000000"/>
+          <w:sz w:val="18"/>
+          <w:szCs w:val="18"/>
+          <w:highlight w:val="white"/>
+          <w:lang w:val="en-US"/>
+        </w:rPr>
+        <w:t>);</w:t>
       </w:r>
     </w:p>
     <w:p>
@@ -20946,7 +21618,31 @@
           <w:highlight w:val="white"/>
           <w:lang w:val="en-US"/>
         </w:rPr>
-        <w:t xml:space="preserve">            numLowerLimit = </w:t>
+        <w:t xml:space="preserve">            </w:t>
+      </w:r>
+      <w:proofErr w:type="gramStart"/>
+      <w:r>
+        <w:rPr>
+          <w:rFonts w:ascii="Consolas" w:hAnsi="Consolas" w:cs="Cascadia Mono"/>
+          <w:color w:val="000000"/>
+          <w:sz w:val="18"/>
+          <w:szCs w:val="18"/>
+          <w:highlight w:val="white"/>
+          <w:lang w:val="en-US"/>
+        </w:rPr>
+        <w:t>numLowerLimit</w:t>
+      </w:r>
+      <w:proofErr w:type="gramEnd"/>
+      <w:r>
+        <w:rPr>
+          <w:rFonts w:ascii="Consolas" w:hAnsi="Consolas" w:cs="Cascadia Mono"/>
+          <w:color w:val="000000"/>
+          <w:sz w:val="18"/>
+          <w:szCs w:val="18"/>
+          <w:highlight w:val="white"/>
+          <w:lang w:val="en-US"/>
+        </w:rPr>
+        <w:t xml:space="preserve"> = </w:t>
       </w:r>
       <w:r>
         <w:rPr>
@@ -21019,7 +21715,31 @@
           <w:highlight w:val="white"/>
           <w:lang w:val="en-US"/>
         </w:rPr>
-        <w:t xml:space="preserve"> Label();</w:t>
+        <w:t xml:space="preserve"> </w:t>
+      </w:r>
+      <w:proofErr w:type="gramStart"/>
+      <w:r>
+        <w:rPr>
+          <w:rFonts w:ascii="Consolas" w:hAnsi="Consolas" w:cs="Cascadia Mono"/>
+          <w:color w:val="000000"/>
+          <w:sz w:val="18"/>
+          <w:szCs w:val="18"/>
+          <w:highlight w:val="white"/>
+          <w:lang w:val="en-US"/>
+        </w:rPr>
+        <w:t>Label(</w:t>
+      </w:r>
+      <w:proofErr w:type="gramEnd"/>
+      <w:r>
+        <w:rPr>
+          <w:rFonts w:ascii="Consolas" w:hAnsi="Consolas" w:cs="Cascadia Mono"/>
+          <w:color w:val="000000"/>
+          <w:sz w:val="18"/>
+          <w:szCs w:val="18"/>
+          <w:highlight w:val="white"/>
+          <w:lang w:val="en-US"/>
+        </w:rPr>
+        <w:t>);</w:t>
       </w:r>
     </w:p>
     <w:p>
@@ -21048,7 +21768,31 @@
           <w:highlight w:val="white"/>
           <w:lang w:val="en-US"/>
         </w:rPr>
-        <w:t xml:space="preserve">            numUpperLimit = </w:t>
+        <w:t xml:space="preserve">            </w:t>
+      </w:r>
+      <w:proofErr w:type="gramStart"/>
+      <w:r>
+        <w:rPr>
+          <w:rFonts w:ascii="Consolas" w:hAnsi="Consolas" w:cs="Cascadia Mono"/>
+          <w:color w:val="000000"/>
+          <w:sz w:val="18"/>
+          <w:szCs w:val="18"/>
+          <w:highlight w:val="white"/>
+          <w:lang w:val="en-US"/>
+        </w:rPr>
+        <w:t>numUpperLimit</w:t>
+      </w:r>
+      <w:proofErr w:type="gramEnd"/>
+      <w:r>
+        <w:rPr>
+          <w:rFonts w:ascii="Consolas" w:hAnsi="Consolas" w:cs="Cascadia Mono"/>
+          <w:color w:val="000000"/>
+          <w:sz w:val="18"/>
+          <w:szCs w:val="18"/>
+          <w:highlight w:val="white"/>
+          <w:lang w:val="en-US"/>
+        </w:rPr>
+        <w:t xml:space="preserve"> = </w:t>
       </w:r>
       <w:r>
         <w:rPr>
@@ -21121,7 +21865,31 @@
           <w:highlight w:val="white"/>
           <w:lang w:val="en-US"/>
         </w:rPr>
-        <w:t xml:space="preserve"> Label();</w:t>
+        <w:t xml:space="preserve"> </w:t>
+      </w:r>
+      <w:proofErr w:type="gramStart"/>
+      <w:r>
+        <w:rPr>
+          <w:rFonts w:ascii="Consolas" w:hAnsi="Consolas" w:cs="Cascadia Mono"/>
+          <w:color w:val="000000"/>
+          <w:sz w:val="18"/>
+          <w:szCs w:val="18"/>
+          <w:highlight w:val="white"/>
+          <w:lang w:val="en-US"/>
+        </w:rPr>
+        <w:t>Label(</w:t>
+      </w:r>
+      <w:proofErr w:type="gramEnd"/>
+      <w:r>
+        <w:rPr>
+          <w:rFonts w:ascii="Consolas" w:hAnsi="Consolas" w:cs="Cascadia Mono"/>
+          <w:color w:val="000000"/>
+          <w:sz w:val="18"/>
+          <w:szCs w:val="18"/>
+          <w:highlight w:val="white"/>
+          <w:lang w:val="en-US"/>
+        </w:rPr>
+        <w:t>);</w:t>
       </w:r>
     </w:p>
     <w:p>
@@ -21150,7 +21918,31 @@
           <w:highlight w:val="white"/>
           <w:lang w:val="en-US"/>
         </w:rPr>
-        <w:t xml:space="preserve">            numSegments = </w:t>
+        <w:t xml:space="preserve">            </w:t>
+      </w:r>
+      <w:proofErr w:type="gramStart"/>
+      <w:r>
+        <w:rPr>
+          <w:rFonts w:ascii="Consolas" w:hAnsi="Consolas" w:cs="Cascadia Mono"/>
+          <w:color w:val="000000"/>
+          <w:sz w:val="18"/>
+          <w:szCs w:val="18"/>
+          <w:highlight w:val="white"/>
+          <w:lang w:val="en-US"/>
+        </w:rPr>
+        <w:t>numSegments</w:t>
+      </w:r>
+      <w:proofErr w:type="gramEnd"/>
+      <w:r>
+        <w:rPr>
+          <w:rFonts w:ascii="Consolas" w:hAnsi="Consolas" w:cs="Cascadia Mono"/>
+          <w:color w:val="000000"/>
+          <w:sz w:val="18"/>
+          <w:szCs w:val="18"/>
+          <w:highlight w:val="white"/>
+          <w:lang w:val="en-US"/>
+        </w:rPr>
+        <w:t xml:space="preserve"> = </w:t>
       </w:r>
       <w:r>
         <w:rPr>
@@ -21201,7 +21993,31 @@
           <w:highlight w:val="white"/>
           <w:lang w:val="en-US"/>
         </w:rPr>
-        <w:t xml:space="preserve">            btnCalculate = </w:t>
+        <w:t xml:space="preserve">            </w:t>
+      </w:r>
+      <w:proofErr w:type="gramStart"/>
+      <w:r>
+        <w:rPr>
+          <w:rFonts w:ascii="Consolas" w:hAnsi="Consolas" w:cs="Cascadia Mono"/>
+          <w:color w:val="000000"/>
+          <w:sz w:val="18"/>
+          <w:szCs w:val="18"/>
+          <w:highlight w:val="white"/>
+          <w:lang w:val="en-US"/>
+        </w:rPr>
+        <w:t>btnCalculate</w:t>
+      </w:r>
+      <w:proofErr w:type="gramEnd"/>
+      <w:r>
+        <w:rPr>
+          <w:rFonts w:ascii="Consolas" w:hAnsi="Consolas" w:cs="Cascadia Mono"/>
+          <w:color w:val="000000"/>
+          <w:sz w:val="18"/>
+          <w:szCs w:val="18"/>
+          <w:highlight w:val="white"/>
+          <w:lang w:val="en-US"/>
+        </w:rPr>
+        <w:t xml:space="preserve"> = </w:t>
       </w:r>
       <w:r>
         <w:rPr>
@@ -21252,7 +22068,31 @@
           <w:highlight w:val="white"/>
           <w:lang w:val="en-US"/>
         </w:rPr>
-        <w:t xml:space="preserve">            progressBar = </w:t>
+        <w:t xml:space="preserve">            </w:t>
+      </w:r>
+      <w:proofErr w:type="gramStart"/>
+      <w:r>
+        <w:rPr>
+          <w:rFonts w:ascii="Consolas" w:hAnsi="Consolas" w:cs="Cascadia Mono"/>
+          <w:color w:val="000000"/>
+          <w:sz w:val="18"/>
+          <w:szCs w:val="18"/>
+          <w:highlight w:val="white"/>
+          <w:lang w:val="en-US"/>
+        </w:rPr>
+        <w:t>progressBar</w:t>
+      </w:r>
+      <w:proofErr w:type="gramEnd"/>
+      <w:r>
+        <w:rPr>
+          <w:rFonts w:ascii="Consolas" w:hAnsi="Consolas" w:cs="Cascadia Mono"/>
+          <w:color w:val="000000"/>
+          <w:sz w:val="18"/>
+          <w:szCs w:val="18"/>
+          <w:highlight w:val="white"/>
+          <w:lang w:val="en-US"/>
+        </w:rPr>
+        <w:t xml:space="preserve"> = </w:t>
       </w:r>
       <w:r>
         <w:rPr>
@@ -21303,7 +22143,31 @@
           <w:highlight w:val="white"/>
           <w:lang w:val="en-US"/>
         </w:rPr>
-        <w:t xml:space="preserve">            lblResult = </w:t>
+        <w:t xml:space="preserve">            </w:t>
+      </w:r>
+      <w:proofErr w:type="gramStart"/>
+      <w:r>
+        <w:rPr>
+          <w:rFonts w:ascii="Consolas" w:hAnsi="Consolas" w:cs="Cascadia Mono"/>
+          <w:color w:val="000000"/>
+          <w:sz w:val="18"/>
+          <w:szCs w:val="18"/>
+          <w:highlight w:val="white"/>
+          <w:lang w:val="en-US"/>
+        </w:rPr>
+        <w:t>lblResult</w:t>
+      </w:r>
+      <w:proofErr w:type="gramEnd"/>
+      <w:r>
+        <w:rPr>
+          <w:rFonts w:ascii="Consolas" w:hAnsi="Consolas" w:cs="Cascadia Mono"/>
+          <w:color w:val="000000"/>
+          <w:sz w:val="18"/>
+          <w:szCs w:val="18"/>
+          <w:highlight w:val="white"/>
+          <w:lang w:val="en-US"/>
+        </w:rPr>
+        <w:t xml:space="preserve"> = </w:t>
       </w:r>
       <w:r>
         <w:rPr>
@@ -21354,7 +22218,31 @@
           <w:highlight w:val="white"/>
           <w:lang w:val="en-US"/>
         </w:rPr>
-        <w:t xml:space="preserve">            ((System.ComponentModel.ISupportInitialize)numLowerLimit).BeginInit();</w:t>
+        <w:t xml:space="preserve">            ((System.ComponentModel.ISupportInitialize</w:t>
+      </w:r>
+      <w:proofErr w:type="gramStart"/>
+      <w:r>
+        <w:rPr>
+          <w:rFonts w:ascii="Consolas" w:hAnsi="Consolas" w:cs="Cascadia Mono"/>
+          <w:color w:val="000000"/>
+          <w:sz w:val="18"/>
+          <w:szCs w:val="18"/>
+          <w:highlight w:val="white"/>
+          <w:lang w:val="en-US"/>
+        </w:rPr>
+        <w:t>)numLowerLimit</w:t>
+      </w:r>
+      <w:proofErr w:type="gramEnd"/>
+      <w:r>
+        <w:rPr>
+          <w:rFonts w:ascii="Consolas" w:hAnsi="Consolas" w:cs="Cascadia Mono"/>
+          <w:color w:val="000000"/>
+          <w:sz w:val="18"/>
+          <w:szCs w:val="18"/>
+          <w:highlight w:val="white"/>
+          <w:lang w:val="en-US"/>
+        </w:rPr>
+        <w:t>).BeginInit();</w:t>
       </w:r>
     </w:p>
     <w:p>
@@ -21383,7 +22271,31 @@
           <w:highlight w:val="white"/>
           <w:lang w:val="en-US"/>
         </w:rPr>
-        <w:t xml:space="preserve">            ((System.ComponentModel.ISupportInitialize)numUpperLimit).BeginInit();</w:t>
+        <w:t xml:space="preserve">            ((System.ComponentModel.ISupportInitialize</w:t>
+      </w:r>
+      <w:proofErr w:type="gramStart"/>
+      <w:r>
+        <w:rPr>
+          <w:rFonts w:ascii="Consolas" w:hAnsi="Consolas" w:cs="Cascadia Mono"/>
+          <w:color w:val="000000"/>
+          <w:sz w:val="18"/>
+          <w:szCs w:val="18"/>
+          <w:highlight w:val="white"/>
+          <w:lang w:val="en-US"/>
+        </w:rPr>
+        <w:t>)numUpperLimit</w:t>
+      </w:r>
+      <w:proofErr w:type="gramEnd"/>
+      <w:r>
+        <w:rPr>
+          <w:rFonts w:ascii="Consolas" w:hAnsi="Consolas" w:cs="Cascadia Mono"/>
+          <w:color w:val="000000"/>
+          <w:sz w:val="18"/>
+          <w:szCs w:val="18"/>
+          <w:highlight w:val="white"/>
+          <w:lang w:val="en-US"/>
+        </w:rPr>
+        <w:t>).BeginInit();</w:t>
       </w:r>
     </w:p>
     <w:p>
@@ -21412,7 +22324,31 @@
           <w:highlight w:val="white"/>
           <w:lang w:val="en-US"/>
         </w:rPr>
-        <w:t xml:space="preserve">            ((System.ComponentModel.ISupportInitialize)numSegments).BeginInit();</w:t>
+        <w:t xml:space="preserve">            ((System.ComponentModel.ISupportInitialize</w:t>
+      </w:r>
+      <w:proofErr w:type="gramStart"/>
+      <w:r>
+        <w:rPr>
+          <w:rFonts w:ascii="Consolas" w:hAnsi="Consolas" w:cs="Cascadia Mono"/>
+          <w:color w:val="000000"/>
+          <w:sz w:val="18"/>
+          <w:szCs w:val="18"/>
+          <w:highlight w:val="white"/>
+          <w:lang w:val="en-US"/>
+        </w:rPr>
+        <w:t>)numSegments</w:t>
+      </w:r>
+      <w:proofErr w:type="gramEnd"/>
+      <w:r>
+        <w:rPr>
+          <w:rFonts w:ascii="Consolas" w:hAnsi="Consolas" w:cs="Cascadia Mono"/>
+          <w:color w:val="000000"/>
+          <w:sz w:val="18"/>
+          <w:szCs w:val="18"/>
+          <w:highlight w:val="white"/>
+          <w:lang w:val="en-US"/>
+        </w:rPr>
+        <w:t>).BeginInit();</w:t>
       </w:r>
     </w:p>
     <w:p>
@@ -21441,7 +22377,31 @@
           <w:highlight w:val="white"/>
           <w:lang w:val="en-US"/>
         </w:rPr>
-        <w:t xml:space="preserve">            SuspendLayout();</w:t>
+        <w:t xml:space="preserve">            </w:t>
+      </w:r>
+      <w:proofErr w:type="gramStart"/>
+      <w:r>
+        <w:rPr>
+          <w:rFonts w:ascii="Consolas" w:hAnsi="Consolas" w:cs="Cascadia Mono"/>
+          <w:color w:val="000000"/>
+          <w:sz w:val="18"/>
+          <w:szCs w:val="18"/>
+          <w:highlight w:val="white"/>
+          <w:lang w:val="en-US"/>
+        </w:rPr>
+        <w:t>SuspendLayout(</w:t>
+      </w:r>
+      <w:proofErr w:type="gramEnd"/>
+      <w:r>
+        <w:rPr>
+          <w:rFonts w:ascii="Consolas" w:hAnsi="Consolas" w:cs="Cascadia Mono"/>
+          <w:color w:val="000000"/>
+          <w:sz w:val="18"/>
+          <w:szCs w:val="18"/>
+          <w:highlight w:val="white"/>
+          <w:lang w:val="en-US"/>
+        </w:rPr>
+        <w:t>);</w:t>
       </w:r>
     </w:p>
     <w:p>
@@ -21663,7 +22623,31 @@
           <w:highlight w:val="white"/>
           <w:lang w:val="en-US"/>
         </w:rPr>
-        <w:t xml:space="preserve"> Point(18, 15);</w:t>
+        <w:t xml:space="preserve"> </w:t>
+      </w:r>
+      <w:proofErr w:type="gramStart"/>
+      <w:r>
+        <w:rPr>
+          <w:rFonts w:ascii="Consolas" w:hAnsi="Consolas" w:cs="Cascadia Mono"/>
+          <w:color w:val="000000"/>
+          <w:sz w:val="18"/>
+          <w:szCs w:val="18"/>
+          <w:highlight w:val="white"/>
+          <w:lang w:val="en-US"/>
+        </w:rPr>
+        <w:t>Point(</w:t>
+      </w:r>
+      <w:proofErr w:type="gramEnd"/>
+      <w:r>
+        <w:rPr>
+          <w:rFonts w:ascii="Consolas" w:hAnsi="Consolas" w:cs="Cascadia Mono"/>
+          <w:color w:val="000000"/>
+          <w:sz w:val="18"/>
+          <w:szCs w:val="18"/>
+          <w:highlight w:val="white"/>
+          <w:lang w:val="en-US"/>
+        </w:rPr>
+        <w:t>18, 15);</w:t>
       </w:r>
     </w:p>
     <w:p>
@@ -21765,7 +22749,31 @@
           <w:highlight w:val="white"/>
           <w:lang w:val="en-US"/>
         </w:rPr>
-        <w:t xml:space="preserve"> Size(98, 15);</w:t>
+        <w:t xml:space="preserve"> </w:t>
+      </w:r>
+      <w:proofErr w:type="gramStart"/>
+      <w:r>
+        <w:rPr>
+          <w:rFonts w:ascii="Consolas" w:hAnsi="Consolas" w:cs="Cascadia Mono"/>
+          <w:color w:val="000000"/>
+          <w:sz w:val="18"/>
+          <w:szCs w:val="18"/>
+          <w:highlight w:val="white"/>
+          <w:lang w:val="en-US"/>
+        </w:rPr>
+        <w:t>Size(</w:t>
+      </w:r>
+      <w:proofErr w:type="gramEnd"/>
+      <w:r>
+        <w:rPr>
+          <w:rFonts w:ascii="Consolas" w:hAnsi="Consolas" w:cs="Cascadia Mono"/>
+          <w:color w:val="000000"/>
+          <w:sz w:val="18"/>
+          <w:szCs w:val="18"/>
+          <w:highlight w:val="white"/>
+          <w:lang w:val="en-US"/>
+        </w:rPr>
+        <w:t>98, 15);</w:t>
       </w:r>
     </w:p>
     <w:p>
@@ -21877,7 +22885,19 @@
           <w:highlight w:val="white"/>
           <w:lang w:val="en-US"/>
         </w:rPr>
-        <w:t>:"</w:t>
+        <w:t>:</w:t>
+      </w:r>
+      <w:proofErr w:type="gramStart"/>
+      <w:r>
+        <w:rPr>
+          <w:rFonts w:ascii="Consolas" w:hAnsi="Consolas" w:cs="Cascadia Mono"/>
+          <w:color w:val="A31515"/>
+          <w:sz w:val="18"/>
+          <w:szCs w:val="18"/>
+          <w:highlight w:val="white"/>
+          <w:lang w:val="en-US"/>
+        </w:rPr>
+        <w:t>"</w:t>
       </w:r>
       <w:r>
         <w:rPr>
@@ -21890,6 +22910,7 @@
         </w:rPr>
         <w:t>;</w:t>
       </w:r>
+      <w:proofErr w:type="gramEnd"/>
     </w:p>
     <w:p>
       <w:pPr>
@@ -22090,6 +23111,7 @@
         </w:rPr>
         <w:t xml:space="preserve"> </w:t>
       </w:r>
+      <w:proofErr w:type="gramStart"/>
       <w:r>
         <w:rPr>
           <w:rFonts w:ascii="Consolas" w:hAnsi="Consolas" w:cs="Cascadia Mono"/>
@@ -22112,6 +23134,7 @@
         </w:rPr>
         <w:t>(</w:t>
       </w:r>
+      <w:proofErr w:type="gramEnd"/>
       <w:r>
         <w:rPr>
           <w:rFonts w:ascii="Consolas" w:hAnsi="Consolas" w:cs="Cascadia Mono"/>
@@ -22207,6 +23230,7 @@
         </w:rPr>
         <w:t xml:space="preserve"> </w:t>
       </w:r>
+      <w:proofErr w:type="gramStart"/>
       <w:r>
         <w:rPr>
           <w:rFonts w:ascii="Consolas" w:hAnsi="Consolas" w:cs="Cascadia Mono"/>
@@ -22227,7 +23251,19 @@
           <w:highlight w:val="white"/>
           <w:lang w:val="en-US"/>
         </w:rPr>
-        <w:t>(122, 14);</w:t>
+        <w:t>(</w:t>
+      </w:r>
+      <w:proofErr w:type="gramEnd"/>
+      <w:r>
+        <w:rPr>
+          <w:rFonts w:ascii="Consolas" w:hAnsi="Consolas" w:cs="Cascadia Mono"/>
+          <w:color w:val="000000"/>
+          <w:sz w:val="18"/>
+          <w:szCs w:val="18"/>
+          <w:highlight w:val="white"/>
+          <w:lang w:val="en-US"/>
+        </w:rPr>
+        <w:t>122, 14);</w:t>
       </w:r>
     </w:p>
     <w:p>
@@ -22278,7 +23314,31 @@
           <w:highlight w:val="white"/>
           <w:lang w:val="en-US"/>
         </w:rPr>
-        <w:t xml:space="preserve"> Padding(3, 2, 3, 2);</w:t>
+        <w:t xml:space="preserve"> </w:t>
+      </w:r>
+      <w:proofErr w:type="gramStart"/>
+      <w:r>
+        <w:rPr>
+          <w:rFonts w:ascii="Consolas" w:hAnsi="Consolas" w:cs="Cascadia Mono"/>
+          <w:color w:val="000000"/>
+          <w:sz w:val="18"/>
+          <w:szCs w:val="18"/>
+          <w:highlight w:val="white"/>
+          <w:lang w:val="en-US"/>
+        </w:rPr>
+        <w:t>Padding(</w:t>
+      </w:r>
+      <w:proofErr w:type="gramEnd"/>
+      <w:r>
+        <w:rPr>
+          <w:rFonts w:ascii="Consolas" w:hAnsi="Consolas" w:cs="Cascadia Mono"/>
+          <w:color w:val="000000"/>
+          <w:sz w:val="18"/>
+          <w:szCs w:val="18"/>
+          <w:highlight w:val="white"/>
+          <w:lang w:val="en-US"/>
+        </w:rPr>
+        <w:t>3, 2, 3, 2);</w:t>
       </w:r>
     </w:p>
     <w:p>
@@ -22331,6 +23391,7 @@
         </w:rPr>
         <w:t xml:space="preserve"> </w:t>
       </w:r>
+      <w:proofErr w:type="gramStart"/>
       <w:r>
         <w:rPr>
           <w:rFonts w:ascii="Consolas" w:hAnsi="Consolas" w:cs="Cascadia Mono"/>
@@ -22353,6 +23414,7 @@
         </w:rPr>
         <w:t>(</w:t>
       </w:r>
+      <w:proofErr w:type="gramEnd"/>
       <w:r>
         <w:rPr>
           <w:rFonts w:ascii="Consolas" w:hAnsi="Consolas" w:cs="Cascadia Mono"/>
@@ -22448,6 +23510,7 @@
         </w:rPr>
         <w:t xml:space="preserve"> </w:t>
       </w:r>
+      <w:proofErr w:type="gramStart"/>
       <w:r>
         <w:rPr>
           <w:rFonts w:ascii="Consolas" w:hAnsi="Consolas" w:cs="Cascadia Mono"/>
@@ -22470,6 +23533,7 @@
         </w:rPr>
         <w:t>(</w:t>
       </w:r>
+      <w:proofErr w:type="gramEnd"/>
       <w:r>
         <w:rPr>
           <w:rFonts w:ascii="Consolas" w:hAnsi="Consolas" w:cs="Cascadia Mono"/>
@@ -22638,6 +23702,7 @@
         </w:rPr>
         <w:t xml:space="preserve"> </w:t>
       </w:r>
+      <w:proofErr w:type="gramStart"/>
       <w:r>
         <w:rPr>
           <w:rFonts w:ascii="Consolas" w:hAnsi="Consolas" w:cs="Cascadia Mono"/>
@@ -22658,7 +23723,19 @@
           <w:highlight w:val="white"/>
           <w:lang w:val="en-US"/>
         </w:rPr>
-        <w:t>(105, 23);</w:t>
+        <w:t>(</w:t>
+      </w:r>
+      <w:proofErr w:type="gramEnd"/>
+      <w:r>
+        <w:rPr>
+          <w:rFonts w:ascii="Consolas" w:hAnsi="Consolas" w:cs="Cascadia Mono"/>
+          <w:color w:val="000000"/>
+          <w:sz w:val="18"/>
+          <w:szCs w:val="18"/>
+          <w:highlight w:val="white"/>
+          <w:lang w:val="en-US"/>
+        </w:rPr>
+        <w:t>105, 23);</w:t>
       </w:r>
     </w:p>
     <w:p>
@@ -22740,6 +23817,7 @@
         </w:rPr>
         <w:t xml:space="preserve"> </w:t>
       </w:r>
+      <w:proofErr w:type="gramStart"/>
       <w:r>
         <w:rPr>
           <w:rFonts w:ascii="Consolas" w:hAnsi="Consolas" w:cs="Cascadia Mono"/>
@@ -22762,6 +23840,7 @@
         </w:rPr>
         <w:t>(</w:t>
       </w:r>
+      <w:proofErr w:type="gramEnd"/>
       <w:r>
         <w:rPr>
           <w:rFonts w:ascii="Consolas" w:hAnsi="Consolas" w:cs="Cascadia Mono"/>
@@ -23028,6 +24107,7 @@
         </w:rPr>
         <w:t xml:space="preserve"> </w:t>
       </w:r>
+      <w:proofErr w:type="gramStart"/>
       <w:r>
         <w:rPr>
           <w:rFonts w:ascii="Consolas" w:hAnsi="Consolas" w:cs="Cascadia Mono"/>
@@ -23048,7 +24128,19 @@
           <w:highlight w:val="white"/>
           <w:lang w:val="en-US"/>
         </w:rPr>
-        <w:t>(18, 45);</w:t>
+        <w:t>(</w:t>
+      </w:r>
+      <w:proofErr w:type="gramEnd"/>
+      <w:r>
+        <w:rPr>
+          <w:rFonts w:ascii="Consolas" w:hAnsi="Consolas" w:cs="Cascadia Mono"/>
+          <w:color w:val="000000"/>
+          <w:sz w:val="18"/>
+          <w:szCs w:val="18"/>
+          <w:highlight w:val="white"/>
+          <w:lang w:val="en-US"/>
+        </w:rPr>
+        <w:t>18, 45);</w:t>
       </w:r>
     </w:p>
     <w:p>
@@ -23152,6 +24244,7 @@
         </w:rPr>
         <w:t xml:space="preserve"> </w:t>
       </w:r>
+      <w:proofErr w:type="gramStart"/>
       <w:r>
         <w:rPr>
           <w:rFonts w:ascii="Consolas" w:hAnsi="Consolas" w:cs="Cascadia Mono"/>
@@ -23172,7 +24265,19 @@
           <w:highlight w:val="white"/>
           <w:lang w:val="en-US"/>
         </w:rPr>
-        <w:t>(99, 15);</w:t>
+        <w:t>(</w:t>
+      </w:r>
+      <w:proofErr w:type="gramEnd"/>
+      <w:r>
+        <w:rPr>
+          <w:rFonts w:ascii="Consolas" w:hAnsi="Consolas" w:cs="Cascadia Mono"/>
+          <w:color w:val="000000"/>
+          <w:sz w:val="18"/>
+          <w:szCs w:val="18"/>
+          <w:highlight w:val="white"/>
+          <w:lang w:val="en-US"/>
+        </w:rPr>
+        <w:t>99, 15);</w:t>
       </w:r>
     </w:p>
     <w:p>
@@ -23283,7 +24388,19 @@
           <w:highlight w:val="white"/>
           <w:lang w:val="en-US"/>
         </w:rPr>
-        <w:t>:"</w:t>
+        <w:t>:</w:t>
+      </w:r>
+      <w:proofErr w:type="gramStart"/>
+      <w:r>
+        <w:rPr>
+          <w:rFonts w:ascii="Consolas" w:hAnsi="Consolas" w:cs="Cascadia Mono"/>
+          <w:color w:val="A31515"/>
+          <w:sz w:val="18"/>
+          <w:szCs w:val="18"/>
+          <w:highlight w:val="white"/>
+          <w:lang w:val="en-US"/>
+        </w:rPr>
+        <w:t>"</w:t>
       </w:r>
       <w:r>
         <w:rPr>
@@ -23296,6 +24413,7 @@
         </w:rPr>
         <w:t>;</w:t>
       </w:r>
+      <w:proofErr w:type="gramEnd"/>
     </w:p>
     <w:p>
       <w:pPr>
@@ -23496,6 +24614,7 @@
         </w:rPr>
         <w:t xml:space="preserve"> </w:t>
       </w:r>
+      <w:proofErr w:type="gramStart"/>
       <w:r>
         <w:rPr>
           <w:rFonts w:ascii="Consolas" w:hAnsi="Consolas" w:cs="Cascadia Mono"/>
@@ -23518,6 +24637,7 @@
         </w:rPr>
         <w:t>(</w:t>
       </w:r>
+      <w:proofErr w:type="gramEnd"/>
       <w:r>
         <w:rPr>
           <w:rFonts w:ascii="Consolas" w:hAnsi="Consolas" w:cs="Cascadia Mono"/>
@@ -23613,6 +24733,7 @@
         </w:rPr>
         <w:t xml:space="preserve"> </w:t>
       </w:r>
+      <w:proofErr w:type="gramStart"/>
       <w:r>
         <w:rPr>
           <w:rFonts w:ascii="Consolas" w:hAnsi="Consolas" w:cs="Cascadia Mono"/>
@@ -23633,7 +24754,19 @@
           <w:highlight w:val="white"/>
           <w:lang w:val="en-US"/>
         </w:rPr>
-        <w:t>(122, 44);</w:t>
+        <w:t>(</w:t>
+      </w:r>
+      <w:proofErr w:type="gramEnd"/>
+      <w:r>
+        <w:rPr>
+          <w:rFonts w:ascii="Consolas" w:hAnsi="Consolas" w:cs="Cascadia Mono"/>
+          <w:color w:val="000000"/>
+          <w:sz w:val="18"/>
+          <w:szCs w:val="18"/>
+          <w:highlight w:val="white"/>
+          <w:lang w:val="en-US"/>
+        </w:rPr>
+        <w:t>122, 44);</w:t>
       </w:r>
     </w:p>
     <w:p>
@@ -23684,7 +24817,31 @@
           <w:highlight w:val="white"/>
           <w:lang w:val="en-US"/>
         </w:rPr>
-        <w:t xml:space="preserve"> Padding(3, 2, 3, 2);</w:t>
+        <w:t xml:space="preserve"> </w:t>
+      </w:r>
+      <w:proofErr w:type="gramStart"/>
+      <w:r>
+        <w:rPr>
+          <w:rFonts w:ascii="Consolas" w:hAnsi="Consolas" w:cs="Cascadia Mono"/>
+          <w:color w:val="000000"/>
+          <w:sz w:val="18"/>
+          <w:szCs w:val="18"/>
+          <w:highlight w:val="white"/>
+          <w:lang w:val="en-US"/>
+        </w:rPr>
+        <w:t>Padding(</w:t>
+      </w:r>
+      <w:proofErr w:type="gramEnd"/>
+      <w:r>
+        <w:rPr>
+          <w:rFonts w:ascii="Consolas" w:hAnsi="Consolas" w:cs="Cascadia Mono"/>
+          <w:color w:val="000000"/>
+          <w:sz w:val="18"/>
+          <w:szCs w:val="18"/>
+          <w:highlight w:val="white"/>
+          <w:lang w:val="en-US"/>
+        </w:rPr>
+        <w:t>3, 2, 3, 2);</w:t>
       </w:r>
     </w:p>
     <w:p>
@@ -23737,6 +24894,7 @@
         </w:rPr>
         <w:t xml:space="preserve"> </w:t>
       </w:r>
+      <w:proofErr w:type="gramStart"/>
       <w:r>
         <w:rPr>
           <w:rFonts w:ascii="Consolas" w:hAnsi="Consolas" w:cs="Cascadia Mono"/>
@@ -23759,6 +24917,7 @@
         </w:rPr>
         <w:t>(</w:t>
       </w:r>
+      <w:proofErr w:type="gramEnd"/>
       <w:r>
         <w:rPr>
           <w:rFonts w:ascii="Consolas" w:hAnsi="Consolas" w:cs="Cascadia Mono"/>
@@ -23854,6 +25013,7 @@
         </w:rPr>
         <w:t xml:space="preserve"> </w:t>
       </w:r>
+      <w:proofErr w:type="gramStart"/>
       <w:r>
         <w:rPr>
           <w:rFonts w:ascii="Consolas" w:hAnsi="Consolas" w:cs="Cascadia Mono"/>
@@ -23876,6 +25036,7 @@
         </w:rPr>
         <w:t>(</w:t>
       </w:r>
+      <w:proofErr w:type="gramEnd"/>
       <w:r>
         <w:rPr>
           <w:rFonts w:ascii="Consolas" w:hAnsi="Consolas" w:cs="Cascadia Mono"/>
@@ -24044,6 +25205,7 @@
         </w:rPr>
         <w:t xml:space="preserve"> </w:t>
       </w:r>
+      <w:proofErr w:type="gramStart"/>
       <w:r>
         <w:rPr>
           <w:rFonts w:ascii="Consolas" w:hAnsi="Consolas" w:cs="Cascadia Mono"/>
@@ -24064,7 +25226,19 @@
           <w:highlight w:val="white"/>
           <w:lang w:val="en-US"/>
         </w:rPr>
-        <w:t>(105, 23);</w:t>
+        <w:t>(</w:t>
+      </w:r>
+      <w:proofErr w:type="gramEnd"/>
+      <w:r>
+        <w:rPr>
+          <w:rFonts w:ascii="Consolas" w:hAnsi="Consolas" w:cs="Cascadia Mono"/>
+          <w:color w:val="000000"/>
+          <w:sz w:val="18"/>
+          <w:szCs w:val="18"/>
+          <w:highlight w:val="white"/>
+          <w:lang w:val="en-US"/>
+        </w:rPr>
+        <w:t>105, 23);</w:t>
       </w:r>
     </w:p>
     <w:p>
@@ -24146,6 +25320,7 @@
         </w:rPr>
         <w:t xml:space="preserve"> </w:t>
       </w:r>
+      <w:proofErr w:type="gramStart"/>
       <w:r>
         <w:rPr>
           <w:rFonts w:ascii="Consolas" w:hAnsi="Consolas" w:cs="Cascadia Mono"/>
@@ -24168,6 +25343,7 @@
         </w:rPr>
         <w:t>(</w:t>
       </w:r>
+      <w:proofErr w:type="gramEnd"/>
       <w:r>
         <w:rPr>
           <w:rFonts w:ascii="Consolas" w:hAnsi="Consolas" w:cs="Cascadia Mono"/>
@@ -24435,6 +25611,7 @@
         </w:rPr>
         <w:t xml:space="preserve"> </w:t>
       </w:r>
+      <w:proofErr w:type="gramStart"/>
       <w:r>
         <w:rPr>
           <w:rFonts w:ascii="Consolas" w:hAnsi="Consolas" w:cs="Cascadia Mono"/>
@@ -24455,7 +25632,19 @@
           <w:highlight w:val="white"/>
           <w:lang w:val="en-US"/>
         </w:rPr>
-        <w:t>(18, 75);</w:t>
+        <w:t>(</w:t>
+      </w:r>
+      <w:proofErr w:type="gramEnd"/>
+      <w:r>
+        <w:rPr>
+          <w:rFonts w:ascii="Consolas" w:hAnsi="Consolas" w:cs="Cascadia Mono"/>
+          <w:color w:val="000000"/>
+          <w:sz w:val="18"/>
+          <w:szCs w:val="18"/>
+          <w:highlight w:val="white"/>
+          <w:lang w:val="en-US"/>
+        </w:rPr>
+        <w:t>18, 75);</w:t>
       </w:r>
     </w:p>
     <w:p>
@@ -24559,6 +25748,7 @@
         </w:rPr>
         <w:t xml:space="preserve"> </w:t>
       </w:r>
+      <w:proofErr w:type="gramStart"/>
       <w:r>
         <w:rPr>
           <w:rFonts w:ascii="Consolas" w:hAnsi="Consolas" w:cs="Cascadia Mono"/>
@@ -24579,7 +25769,19 @@
           <w:highlight w:val="white"/>
           <w:lang w:val="en-US"/>
         </w:rPr>
-        <w:t>(135, 15);</w:t>
+        <w:t>(</w:t>
+      </w:r>
+      <w:proofErr w:type="gramEnd"/>
+      <w:r>
+        <w:rPr>
+          <w:rFonts w:ascii="Consolas" w:hAnsi="Consolas" w:cs="Cascadia Mono"/>
+          <w:color w:val="000000"/>
+          <w:sz w:val="18"/>
+          <w:szCs w:val="18"/>
+          <w:highlight w:val="white"/>
+          <w:lang w:val="en-US"/>
+        </w:rPr>
+        <w:t>135, 15);</w:t>
       </w:r>
     </w:p>
     <w:p>
@@ -24625,6 +25827,7 @@
           <w:sz w:val="18"/>
           <w:szCs w:val="18"/>
           <w:highlight w:val="white"/>
+          <w:lang w:val="en-US"/>
         </w:rPr>
       </w:pPr>
       <w:r>
@@ -24645,6 +25848,7 @@
           <w:sz w:val="18"/>
           <w:szCs w:val="18"/>
           <w:highlight w:val="white"/>
+          <w:lang w:val="en-US"/>
         </w:rPr>
         <w:t>3.</w:t>
       </w:r>
@@ -24666,6 +25870,7 @@
           <w:sz w:val="18"/>
           <w:szCs w:val="18"/>
           <w:highlight w:val="white"/>
+          <w:lang w:val="en-US"/>
         </w:rPr>
         <w:t xml:space="preserve"> = </w:t>
       </w:r>
@@ -24676,6 +25881,7 @@
           <w:sz w:val="18"/>
           <w:szCs w:val="18"/>
           <w:highlight w:val="white"/>
+          <w:lang w:val="en-US"/>
         </w:rPr>
         <w:t>"</w:t>
       </w:r>
@@ -24696,6 +25902,7 @@
           <w:sz w:val="18"/>
           <w:szCs w:val="18"/>
           <w:highlight w:val="white"/>
+          <w:lang w:val="en-US"/>
         </w:rPr>
         <w:t xml:space="preserve"> </w:t>
       </w:r>
@@ -24716,19 +25923,34 @@
           <w:sz w:val="18"/>
           <w:szCs w:val="18"/>
           <w:highlight w:val="white"/>
-        </w:rPr>
-        <w:t>:"</w:t>
-      </w:r>
-      <w:r>
-        <w:rPr>
-          <w:rFonts w:ascii="Consolas" w:hAnsi="Consolas" w:cs="Cascadia Mono"/>
-          <w:color w:val="000000"/>
-          <w:sz w:val="18"/>
-          <w:szCs w:val="18"/>
-          <w:highlight w:val="white"/>
+          <w:lang w:val="en-US"/>
+        </w:rPr>
+        <w:t>:</w:t>
+      </w:r>
+      <w:proofErr w:type="gramStart"/>
+      <w:r>
+        <w:rPr>
+          <w:rFonts w:ascii="Consolas" w:hAnsi="Consolas" w:cs="Cascadia Mono"/>
+          <w:color w:val="A31515"/>
+          <w:sz w:val="18"/>
+          <w:szCs w:val="18"/>
+          <w:highlight w:val="white"/>
+          <w:lang w:val="en-US"/>
+        </w:rPr>
+        <w:t>"</w:t>
+      </w:r>
+      <w:r>
+        <w:rPr>
+          <w:rFonts w:ascii="Consolas" w:hAnsi="Consolas" w:cs="Cascadia Mono"/>
+          <w:color w:val="000000"/>
+          <w:sz w:val="18"/>
+          <w:szCs w:val="18"/>
+          <w:highlight w:val="white"/>
+          <w:lang w:val="en-US"/>
         </w:rPr>
         <w:t>;</w:t>
       </w:r>
+      <w:proofErr w:type="gramEnd"/>
     </w:p>
     <w:p>
       <w:pPr>
@@ -24744,15 +25966,17 @@
           <w:sz w:val="18"/>
           <w:szCs w:val="18"/>
           <w:highlight w:val="white"/>
-        </w:rPr>
-      </w:pPr>
-      <w:r>
-        <w:rPr>
-          <w:rFonts w:ascii="Consolas" w:hAnsi="Consolas" w:cs="Cascadia Mono"/>
-          <w:color w:val="000000"/>
-          <w:sz w:val="18"/>
-          <w:szCs w:val="18"/>
-          <w:highlight w:val="white"/>
+          <w:lang w:val="en-US"/>
+        </w:rPr>
+      </w:pPr>
+      <w:r>
+        <w:rPr>
+          <w:rFonts w:ascii="Consolas" w:hAnsi="Consolas" w:cs="Cascadia Mono"/>
+          <w:color w:val="000000"/>
+          <w:sz w:val="18"/>
+          <w:szCs w:val="18"/>
+          <w:highlight w:val="white"/>
+          <w:lang w:val="en-US"/>
         </w:rPr>
         <w:t xml:space="preserve">            </w:t>
       </w:r>
@@ -24763,6 +25987,7 @@
           <w:sz w:val="18"/>
           <w:szCs w:val="18"/>
           <w:highlight w:val="white"/>
+          <w:lang w:val="en-US"/>
         </w:rPr>
         <w:t xml:space="preserve">// </w:t>
       </w:r>
@@ -24781,15 +26006,17 @@
           <w:sz w:val="18"/>
           <w:szCs w:val="18"/>
           <w:highlight w:val="white"/>
-        </w:rPr>
-      </w:pPr>
-      <w:r>
-        <w:rPr>
-          <w:rFonts w:ascii="Consolas" w:hAnsi="Consolas" w:cs="Cascadia Mono"/>
-          <w:color w:val="000000"/>
-          <w:sz w:val="18"/>
-          <w:szCs w:val="18"/>
-          <w:highlight w:val="white"/>
+          <w:lang w:val="en-US"/>
+        </w:rPr>
+      </w:pPr>
+      <w:r>
+        <w:rPr>
+          <w:rFonts w:ascii="Consolas" w:hAnsi="Consolas" w:cs="Cascadia Mono"/>
+          <w:color w:val="000000"/>
+          <w:sz w:val="18"/>
+          <w:szCs w:val="18"/>
+          <w:highlight w:val="white"/>
+          <w:lang w:val="en-US"/>
         </w:rPr>
         <w:t xml:space="preserve">            </w:t>
       </w:r>
@@ -24800,6 +26027,7 @@
           <w:sz w:val="18"/>
           <w:szCs w:val="18"/>
           <w:highlight w:val="white"/>
+          <w:lang w:val="en-US"/>
         </w:rPr>
         <w:t xml:space="preserve">// </w:t>
       </w:r>
@@ -24829,15 +26057,17 @@
           <w:sz w:val="18"/>
           <w:szCs w:val="18"/>
           <w:highlight w:val="white"/>
-        </w:rPr>
-      </w:pPr>
-      <w:r>
-        <w:rPr>
-          <w:rFonts w:ascii="Consolas" w:hAnsi="Consolas" w:cs="Cascadia Mono"/>
-          <w:color w:val="000000"/>
-          <w:sz w:val="18"/>
-          <w:szCs w:val="18"/>
-          <w:highlight w:val="white"/>
+          <w:lang w:val="en-US"/>
+        </w:rPr>
+      </w:pPr>
+      <w:r>
+        <w:rPr>
+          <w:rFonts w:ascii="Consolas" w:hAnsi="Consolas" w:cs="Cascadia Mono"/>
+          <w:color w:val="000000"/>
+          <w:sz w:val="18"/>
+          <w:szCs w:val="18"/>
+          <w:highlight w:val="white"/>
+          <w:lang w:val="en-US"/>
         </w:rPr>
         <w:t xml:space="preserve">            </w:t>
       </w:r>
@@ -24848,6 +26078,7 @@
           <w:sz w:val="18"/>
           <w:szCs w:val="18"/>
           <w:highlight w:val="white"/>
+          <w:lang w:val="en-US"/>
         </w:rPr>
         <w:t xml:space="preserve">// </w:t>
       </w:r>
@@ -24876,6 +26107,7 @@
           <w:sz w:val="18"/>
           <w:szCs w:val="18"/>
           <w:highlight w:val="white"/>
+          <w:lang w:val="en-US"/>
         </w:rPr>
         <w:t xml:space="preserve">            </w:t>
       </w:r>
@@ -24912,6 +26144,7 @@
         </w:rPr>
         <w:t xml:space="preserve"> </w:t>
       </w:r>
+      <w:proofErr w:type="gramStart"/>
       <w:r>
         <w:rPr>
           <w:rFonts w:ascii="Consolas" w:hAnsi="Consolas" w:cs="Cascadia Mono"/>
@@ -24932,7 +26165,19 @@
           <w:highlight w:val="white"/>
           <w:lang w:val="en-US"/>
         </w:rPr>
-        <w:t>(149, 74);</w:t>
+        <w:t>(</w:t>
+      </w:r>
+      <w:proofErr w:type="gramEnd"/>
+      <w:r>
+        <w:rPr>
+          <w:rFonts w:ascii="Consolas" w:hAnsi="Consolas" w:cs="Cascadia Mono"/>
+          <w:color w:val="000000"/>
+          <w:sz w:val="18"/>
+          <w:szCs w:val="18"/>
+          <w:highlight w:val="white"/>
+          <w:lang w:val="en-US"/>
+        </w:rPr>
+        <w:t>149, 74);</w:t>
       </w:r>
     </w:p>
     <w:p>
@@ -24983,7 +26228,31 @@
           <w:highlight w:val="white"/>
           <w:lang w:val="en-US"/>
         </w:rPr>
-        <w:t xml:space="preserve"> Padding(3, 2, 3, 2);</w:t>
+        <w:t xml:space="preserve"> </w:t>
+      </w:r>
+      <w:proofErr w:type="gramStart"/>
+      <w:r>
+        <w:rPr>
+          <w:rFonts w:ascii="Consolas" w:hAnsi="Consolas" w:cs="Cascadia Mono"/>
+          <w:color w:val="000000"/>
+          <w:sz w:val="18"/>
+          <w:szCs w:val="18"/>
+          <w:highlight w:val="white"/>
+          <w:lang w:val="en-US"/>
+        </w:rPr>
+        <w:t>Padding(</w:t>
+      </w:r>
+      <w:proofErr w:type="gramEnd"/>
+      <w:r>
+        <w:rPr>
+          <w:rFonts w:ascii="Consolas" w:hAnsi="Consolas" w:cs="Cascadia Mono"/>
+          <w:color w:val="000000"/>
+          <w:sz w:val="18"/>
+          <w:szCs w:val="18"/>
+          <w:highlight w:val="white"/>
+          <w:lang w:val="en-US"/>
+        </w:rPr>
+        <w:t>3, 2, 3, 2);</w:t>
       </w:r>
     </w:p>
     <w:p>
@@ -25036,6 +26305,7 @@
         </w:rPr>
         <w:t xml:space="preserve"> </w:t>
       </w:r>
+      <w:proofErr w:type="gramStart"/>
       <w:r>
         <w:rPr>
           <w:rFonts w:ascii="Consolas" w:hAnsi="Consolas" w:cs="Cascadia Mono"/>
@@ -25058,6 +26328,7 @@
         </w:rPr>
         <w:t>(</w:t>
       </w:r>
+      <w:proofErr w:type="gramEnd"/>
       <w:r>
         <w:rPr>
           <w:rFonts w:ascii="Consolas" w:hAnsi="Consolas" w:cs="Cascadia Mono"/>
@@ -25153,6 +26424,7 @@
         </w:rPr>
         <w:t xml:space="preserve"> </w:t>
       </w:r>
+      <w:proofErr w:type="gramStart"/>
       <w:r>
         <w:rPr>
           <w:rFonts w:ascii="Consolas" w:hAnsi="Consolas" w:cs="Cascadia Mono"/>
@@ -25175,6 +26447,7 @@
         </w:rPr>
         <w:t>(</w:t>
       </w:r>
+      <w:proofErr w:type="gramEnd"/>
       <w:r>
         <w:rPr>
           <w:rFonts w:ascii="Consolas" w:hAnsi="Consolas" w:cs="Cascadia Mono"/>
@@ -25321,6 +26594,7 @@
         </w:rPr>
         <w:t xml:space="preserve"> </w:t>
       </w:r>
+      <w:proofErr w:type="gramStart"/>
       <w:r>
         <w:rPr>
           <w:rFonts w:ascii="Consolas" w:hAnsi="Consolas" w:cs="Cascadia Mono"/>
@@ -25341,7 +26615,19 @@
           <w:highlight w:val="white"/>
           <w:lang w:val="en-US"/>
         </w:rPr>
-        <w:t>(79, 23);</w:t>
+        <w:t>(</w:t>
+      </w:r>
+      <w:proofErr w:type="gramEnd"/>
+      <w:r>
+        <w:rPr>
+          <w:rFonts w:ascii="Consolas" w:hAnsi="Consolas" w:cs="Cascadia Mono"/>
+          <w:color w:val="000000"/>
+          <w:sz w:val="18"/>
+          <w:szCs w:val="18"/>
+          <w:highlight w:val="white"/>
+          <w:lang w:val="en-US"/>
+        </w:rPr>
+        <w:t>79, 23);</w:t>
       </w:r>
     </w:p>
     <w:p>
@@ -25423,6 +26709,7 @@
         </w:rPr>
         <w:t xml:space="preserve"> </w:t>
       </w:r>
+      <w:proofErr w:type="gramStart"/>
       <w:r>
         <w:rPr>
           <w:rFonts w:ascii="Consolas" w:hAnsi="Consolas" w:cs="Cascadia Mono"/>
@@ -25445,6 +26732,7 @@
         </w:rPr>
         <w:t>(</w:t>
       </w:r>
+      <w:proofErr w:type="gramEnd"/>
       <w:r>
         <w:rPr>
           <w:rFonts w:ascii="Consolas" w:hAnsi="Consolas" w:cs="Cascadia Mono"/>
@@ -25660,6 +26948,7 @@
         </w:rPr>
         <w:t xml:space="preserve"> </w:t>
       </w:r>
+      <w:proofErr w:type="gramStart"/>
       <w:r>
         <w:rPr>
           <w:rFonts w:ascii="Consolas" w:hAnsi="Consolas" w:cs="Cascadia Mono"/>
@@ -25680,7 +26969,19 @@
           <w:highlight w:val="white"/>
           <w:lang w:val="en-US"/>
         </w:rPr>
-        <w:t>(18, 105);</w:t>
+        <w:t>(</w:t>
+      </w:r>
+      <w:proofErr w:type="gramEnd"/>
+      <w:r>
+        <w:rPr>
+          <w:rFonts w:ascii="Consolas" w:hAnsi="Consolas" w:cs="Cascadia Mono"/>
+          <w:color w:val="000000"/>
+          <w:sz w:val="18"/>
+          <w:szCs w:val="18"/>
+          <w:highlight w:val="white"/>
+          <w:lang w:val="en-US"/>
+        </w:rPr>
+        <w:t>18, 105);</w:t>
       </w:r>
     </w:p>
     <w:p>
@@ -25731,7 +27032,31 @@
           <w:highlight w:val="white"/>
           <w:lang w:val="en-US"/>
         </w:rPr>
-        <w:t xml:space="preserve"> Padding(3, 2, 3, 2);</w:t>
+        <w:t xml:space="preserve"> </w:t>
+      </w:r>
+      <w:proofErr w:type="gramStart"/>
+      <w:r>
+        <w:rPr>
+          <w:rFonts w:ascii="Consolas" w:hAnsi="Consolas" w:cs="Cascadia Mono"/>
+          <w:color w:val="000000"/>
+          <w:sz w:val="18"/>
+          <w:szCs w:val="18"/>
+          <w:highlight w:val="white"/>
+          <w:lang w:val="en-US"/>
+        </w:rPr>
+        <w:t>Padding(</w:t>
+      </w:r>
+      <w:proofErr w:type="gramEnd"/>
+      <w:r>
+        <w:rPr>
+          <w:rFonts w:ascii="Consolas" w:hAnsi="Consolas" w:cs="Cascadia Mono"/>
+          <w:color w:val="000000"/>
+          <w:sz w:val="18"/>
+          <w:szCs w:val="18"/>
+          <w:highlight w:val="white"/>
+          <w:lang w:val="en-US"/>
+        </w:rPr>
+        <w:t>3, 2, 3, 2);</w:t>
       </w:r>
     </w:p>
     <w:p>
@@ -25835,6 +27160,7 @@
         </w:rPr>
         <w:t xml:space="preserve"> </w:t>
       </w:r>
+      <w:proofErr w:type="gramStart"/>
       <w:r>
         <w:rPr>
           <w:rFonts w:ascii="Consolas" w:hAnsi="Consolas" w:cs="Cascadia Mono"/>
@@ -25855,7 +27181,19 @@
           <w:highlight w:val="white"/>
           <w:lang w:val="en-US"/>
         </w:rPr>
-        <w:t>(210, 26);</w:t>
+        <w:t>(</w:t>
+      </w:r>
+      <w:proofErr w:type="gramEnd"/>
+      <w:r>
+        <w:rPr>
+          <w:rFonts w:ascii="Consolas" w:hAnsi="Consolas" w:cs="Cascadia Mono"/>
+          <w:color w:val="000000"/>
+          <w:sz w:val="18"/>
+          <w:szCs w:val="18"/>
+          <w:highlight w:val="white"/>
+          <w:lang w:val="en-US"/>
+        </w:rPr>
+        <w:t>210, 26);</w:t>
       </w:r>
     </w:p>
     <w:p>
@@ -26209,6 +27547,7 @@
         </w:rPr>
         <w:t xml:space="preserve"> </w:t>
       </w:r>
+      <w:proofErr w:type="gramStart"/>
       <w:r>
         <w:rPr>
           <w:rFonts w:ascii="Consolas" w:hAnsi="Consolas" w:cs="Cascadia Mono"/>
@@ -26229,7 +27568,19 @@
           <w:highlight w:val="white"/>
           <w:lang w:val="en-US"/>
         </w:rPr>
-        <w:t>(18, 142);</w:t>
+        <w:t>(</w:t>
+      </w:r>
+      <w:proofErr w:type="gramEnd"/>
+      <w:r>
+        <w:rPr>
+          <w:rFonts w:ascii="Consolas" w:hAnsi="Consolas" w:cs="Cascadia Mono"/>
+          <w:color w:val="000000"/>
+          <w:sz w:val="18"/>
+          <w:szCs w:val="18"/>
+          <w:highlight w:val="white"/>
+          <w:lang w:val="en-US"/>
+        </w:rPr>
+        <w:t>18, 142);</w:t>
       </w:r>
     </w:p>
     <w:p>
@@ -26282,6 +27633,7 @@
         </w:rPr>
         <w:t xml:space="preserve"> </w:t>
       </w:r>
+      <w:proofErr w:type="gramStart"/>
       <w:r>
         <w:rPr>
           <w:rFonts w:ascii="Consolas" w:hAnsi="Consolas" w:cs="Cascadia Mono"/>
@@ -26302,7 +27654,19 @@
           <w:highlight w:val="white"/>
           <w:lang w:val="en-US"/>
         </w:rPr>
-        <w:t>(3, 2, 3, 2);</w:t>
+        <w:t>(</w:t>
+      </w:r>
+      <w:proofErr w:type="gramEnd"/>
+      <w:r>
+        <w:rPr>
+          <w:rFonts w:ascii="Consolas" w:hAnsi="Consolas" w:cs="Cascadia Mono"/>
+          <w:color w:val="000000"/>
+          <w:sz w:val="18"/>
+          <w:szCs w:val="18"/>
+          <w:highlight w:val="white"/>
+          <w:lang w:val="en-US"/>
+        </w:rPr>
+        <w:t>3, 2, 3, 2);</w:t>
       </w:r>
     </w:p>
     <w:p>
@@ -26406,6 +27770,7 @@
         </w:rPr>
         <w:t xml:space="preserve"> </w:t>
       </w:r>
+      <w:proofErr w:type="gramStart"/>
       <w:r>
         <w:rPr>
           <w:rFonts w:ascii="Consolas" w:hAnsi="Consolas" w:cs="Cascadia Mono"/>
@@ -26426,7 +27791,19 @@
           <w:highlight w:val="white"/>
           <w:lang w:val="en-US"/>
         </w:rPr>
-        <w:t>(210, 15);</w:t>
+        <w:t>(</w:t>
+      </w:r>
+      <w:proofErr w:type="gramEnd"/>
+      <w:r>
+        <w:rPr>
+          <w:rFonts w:ascii="Consolas" w:hAnsi="Consolas" w:cs="Cascadia Mono"/>
+          <w:color w:val="000000"/>
+          <w:sz w:val="18"/>
+          <w:szCs w:val="18"/>
+          <w:highlight w:val="white"/>
+          <w:lang w:val="en-US"/>
+        </w:rPr>
+        <w:t>210, 15);</w:t>
       </w:r>
     </w:p>
     <w:p>
@@ -26680,6 +28057,7 @@
         </w:rPr>
         <w:t xml:space="preserve"> </w:t>
       </w:r>
+      <w:proofErr w:type="gramStart"/>
       <w:r>
         <w:rPr>
           <w:rFonts w:ascii="Consolas" w:hAnsi="Consolas" w:cs="Cascadia Mono"/>
@@ -26700,7 +28078,19 @@
           <w:highlight w:val="white"/>
           <w:lang w:val="en-US"/>
         </w:rPr>
-        <w:t>(18, 172);</w:t>
+        <w:t>(</w:t>
+      </w:r>
+      <w:proofErr w:type="gramEnd"/>
+      <w:r>
+        <w:rPr>
+          <w:rFonts w:ascii="Consolas" w:hAnsi="Consolas" w:cs="Cascadia Mono"/>
+          <w:color w:val="000000"/>
+          <w:sz w:val="18"/>
+          <w:szCs w:val="18"/>
+          <w:highlight w:val="white"/>
+          <w:lang w:val="en-US"/>
+        </w:rPr>
+        <w:t>18, 172);</w:t>
       </w:r>
     </w:p>
     <w:p>
@@ -26804,6 +28194,7 @@
         </w:rPr>
         <w:t xml:space="preserve"> </w:t>
       </w:r>
+      <w:proofErr w:type="gramStart"/>
       <w:r>
         <w:rPr>
           <w:rFonts w:ascii="Consolas" w:hAnsi="Consolas" w:cs="Cascadia Mono"/>
@@ -26824,7 +28215,19 @@
           <w:highlight w:val="white"/>
           <w:lang w:val="en-US"/>
         </w:rPr>
-        <w:t>(0, 15);</w:t>
+        <w:t>(</w:t>
+      </w:r>
+      <w:proofErr w:type="gramEnd"/>
+      <w:r>
+        <w:rPr>
+          <w:rFonts w:ascii="Consolas" w:hAnsi="Consolas" w:cs="Cascadia Mono"/>
+          <w:color w:val="000000"/>
+          <w:sz w:val="18"/>
+          <w:szCs w:val="18"/>
+          <w:highlight w:val="white"/>
+          <w:lang w:val="en-US"/>
+        </w:rPr>
+        <w:t>0, 15);</w:t>
       </w:r>
     </w:p>
     <w:p>
@@ -27026,6 +28429,7 @@
         </w:rPr>
         <w:t xml:space="preserve"> </w:t>
       </w:r>
+      <w:proofErr w:type="gramStart"/>
       <w:r>
         <w:rPr>
           <w:rFonts w:ascii="Consolas" w:hAnsi="Consolas" w:cs="Cascadia Mono"/>
@@ -27046,7 +28450,19 @@
           <w:highlight w:val="white"/>
           <w:lang w:val="en-US"/>
         </w:rPr>
-        <w:t>(7F, 15F);</w:t>
+        <w:t>(</w:t>
+      </w:r>
+      <w:proofErr w:type="gramEnd"/>
+      <w:r>
+        <w:rPr>
+          <w:rFonts w:ascii="Consolas" w:hAnsi="Consolas" w:cs="Cascadia Mono"/>
+          <w:color w:val="000000"/>
+          <w:sz w:val="18"/>
+          <w:szCs w:val="18"/>
+          <w:highlight w:val="white"/>
+          <w:lang w:val="en-US"/>
+        </w:rPr>
+        <w:t>7F, 15F);</w:t>
       </w:r>
     </w:p>
     <w:p>
@@ -27150,6 +28566,7 @@
         </w:rPr>
         <w:t xml:space="preserve"> </w:t>
       </w:r>
+      <w:proofErr w:type="gramStart"/>
       <w:r>
         <w:rPr>
           <w:rFonts w:ascii="Consolas" w:hAnsi="Consolas" w:cs="Cascadia Mono"/>
@@ -27170,7 +28587,19 @@
           <w:highlight w:val="white"/>
           <w:lang w:val="en-US"/>
         </w:rPr>
-        <w:t>(247, 205);</w:t>
+        <w:t>(</w:t>
+      </w:r>
+      <w:proofErr w:type="gramEnd"/>
+      <w:r>
+        <w:rPr>
+          <w:rFonts w:ascii="Consolas" w:hAnsi="Consolas" w:cs="Cascadia Mono"/>
+          <w:color w:val="000000"/>
+          <w:sz w:val="18"/>
+          <w:szCs w:val="18"/>
+          <w:highlight w:val="white"/>
+          <w:lang w:val="en-US"/>
+        </w:rPr>
+        <w:t>247, 205);</w:t>
       </w:r>
     </w:p>
     <w:p>
@@ -27199,7 +28628,31 @@
           <w:highlight w:val="white"/>
           <w:lang w:val="en-US"/>
         </w:rPr>
-        <w:t xml:space="preserve">            Controls.Add(lblResult);</w:t>
+        <w:t xml:space="preserve">            </w:t>
+      </w:r>
+      <w:proofErr w:type="gramStart"/>
+      <w:r>
+        <w:rPr>
+          <w:rFonts w:ascii="Consolas" w:hAnsi="Consolas" w:cs="Cascadia Mono"/>
+          <w:color w:val="000000"/>
+          <w:sz w:val="18"/>
+          <w:szCs w:val="18"/>
+          <w:highlight w:val="white"/>
+          <w:lang w:val="en-US"/>
+        </w:rPr>
+        <w:t>Controls.Add(</w:t>
+      </w:r>
+      <w:proofErr w:type="gramEnd"/>
+      <w:r>
+        <w:rPr>
+          <w:rFonts w:ascii="Consolas" w:hAnsi="Consolas" w:cs="Cascadia Mono"/>
+          <w:color w:val="000000"/>
+          <w:sz w:val="18"/>
+          <w:szCs w:val="18"/>
+          <w:highlight w:val="white"/>
+          <w:lang w:val="en-US"/>
+        </w:rPr>
+        <w:t>lblResult);</w:t>
       </w:r>
     </w:p>
     <w:p>
@@ -27228,7 +28681,31 @@
           <w:highlight w:val="white"/>
           <w:lang w:val="en-US"/>
         </w:rPr>
-        <w:t xml:space="preserve">            Controls.Add(progressBar);</w:t>
+        <w:t xml:space="preserve">            </w:t>
+      </w:r>
+      <w:proofErr w:type="gramStart"/>
+      <w:r>
+        <w:rPr>
+          <w:rFonts w:ascii="Consolas" w:hAnsi="Consolas" w:cs="Cascadia Mono"/>
+          <w:color w:val="000000"/>
+          <w:sz w:val="18"/>
+          <w:szCs w:val="18"/>
+          <w:highlight w:val="white"/>
+          <w:lang w:val="en-US"/>
+        </w:rPr>
+        <w:t>Controls.Add(</w:t>
+      </w:r>
+      <w:proofErr w:type="gramEnd"/>
+      <w:r>
+        <w:rPr>
+          <w:rFonts w:ascii="Consolas" w:hAnsi="Consolas" w:cs="Cascadia Mono"/>
+          <w:color w:val="000000"/>
+          <w:sz w:val="18"/>
+          <w:szCs w:val="18"/>
+          <w:highlight w:val="white"/>
+          <w:lang w:val="en-US"/>
+        </w:rPr>
+        <w:t>progressBar);</w:t>
       </w:r>
     </w:p>
     <w:p>
@@ -27257,7 +28734,31 @@
           <w:highlight w:val="white"/>
           <w:lang w:val="en-US"/>
         </w:rPr>
-        <w:t xml:space="preserve">            Controls.Add(btnCalculate);</w:t>
+        <w:t xml:space="preserve">            </w:t>
+      </w:r>
+      <w:proofErr w:type="gramStart"/>
+      <w:r>
+        <w:rPr>
+          <w:rFonts w:ascii="Consolas" w:hAnsi="Consolas" w:cs="Cascadia Mono"/>
+          <w:color w:val="000000"/>
+          <w:sz w:val="18"/>
+          <w:szCs w:val="18"/>
+          <w:highlight w:val="white"/>
+          <w:lang w:val="en-US"/>
+        </w:rPr>
+        <w:t>Controls.Add(</w:t>
+      </w:r>
+      <w:proofErr w:type="gramEnd"/>
+      <w:r>
+        <w:rPr>
+          <w:rFonts w:ascii="Consolas" w:hAnsi="Consolas" w:cs="Cascadia Mono"/>
+          <w:color w:val="000000"/>
+          <w:sz w:val="18"/>
+          <w:szCs w:val="18"/>
+          <w:highlight w:val="white"/>
+          <w:lang w:val="en-US"/>
+        </w:rPr>
+        <w:t>btnCalculate);</w:t>
       </w:r>
     </w:p>
     <w:p>
@@ -27286,7 +28787,31 @@
           <w:highlight w:val="white"/>
           <w:lang w:val="en-US"/>
         </w:rPr>
-        <w:t xml:space="preserve">            Controls.Add(numSegments);</w:t>
+        <w:t xml:space="preserve">            </w:t>
+      </w:r>
+      <w:proofErr w:type="gramStart"/>
+      <w:r>
+        <w:rPr>
+          <w:rFonts w:ascii="Consolas" w:hAnsi="Consolas" w:cs="Cascadia Mono"/>
+          <w:color w:val="000000"/>
+          <w:sz w:val="18"/>
+          <w:szCs w:val="18"/>
+          <w:highlight w:val="white"/>
+          <w:lang w:val="en-US"/>
+        </w:rPr>
+        <w:t>Controls.Add(</w:t>
+      </w:r>
+      <w:proofErr w:type="gramEnd"/>
+      <w:r>
+        <w:rPr>
+          <w:rFonts w:ascii="Consolas" w:hAnsi="Consolas" w:cs="Cascadia Mono"/>
+          <w:color w:val="000000"/>
+          <w:sz w:val="18"/>
+          <w:szCs w:val="18"/>
+          <w:highlight w:val="white"/>
+          <w:lang w:val="en-US"/>
+        </w:rPr>
+        <w:t>numSegments);</w:t>
       </w:r>
     </w:p>
     <w:p>
@@ -27315,7 +28840,31 @@
           <w:highlight w:val="white"/>
           <w:lang w:val="en-US"/>
         </w:rPr>
-        <w:t xml:space="preserve">            Controls.Add(label3);</w:t>
+        <w:t xml:space="preserve">            </w:t>
+      </w:r>
+      <w:proofErr w:type="gramStart"/>
+      <w:r>
+        <w:rPr>
+          <w:rFonts w:ascii="Consolas" w:hAnsi="Consolas" w:cs="Cascadia Mono"/>
+          <w:color w:val="000000"/>
+          <w:sz w:val="18"/>
+          <w:szCs w:val="18"/>
+          <w:highlight w:val="white"/>
+          <w:lang w:val="en-US"/>
+        </w:rPr>
+        <w:t>Controls.Add(</w:t>
+      </w:r>
+      <w:proofErr w:type="gramEnd"/>
+      <w:r>
+        <w:rPr>
+          <w:rFonts w:ascii="Consolas" w:hAnsi="Consolas" w:cs="Cascadia Mono"/>
+          <w:color w:val="000000"/>
+          <w:sz w:val="18"/>
+          <w:szCs w:val="18"/>
+          <w:highlight w:val="white"/>
+          <w:lang w:val="en-US"/>
+        </w:rPr>
+        <w:t>label3);</w:t>
       </w:r>
     </w:p>
     <w:p>
@@ -27344,7 +28893,31 @@
           <w:highlight w:val="white"/>
           <w:lang w:val="en-US"/>
         </w:rPr>
-        <w:t xml:space="preserve">            Controls.Add(numUpperLimit);</w:t>
+        <w:t xml:space="preserve">            </w:t>
+      </w:r>
+      <w:proofErr w:type="gramStart"/>
+      <w:r>
+        <w:rPr>
+          <w:rFonts w:ascii="Consolas" w:hAnsi="Consolas" w:cs="Cascadia Mono"/>
+          <w:color w:val="000000"/>
+          <w:sz w:val="18"/>
+          <w:szCs w:val="18"/>
+          <w:highlight w:val="white"/>
+          <w:lang w:val="en-US"/>
+        </w:rPr>
+        <w:t>Controls.Add(</w:t>
+      </w:r>
+      <w:proofErr w:type="gramEnd"/>
+      <w:r>
+        <w:rPr>
+          <w:rFonts w:ascii="Consolas" w:hAnsi="Consolas" w:cs="Cascadia Mono"/>
+          <w:color w:val="000000"/>
+          <w:sz w:val="18"/>
+          <w:szCs w:val="18"/>
+          <w:highlight w:val="white"/>
+          <w:lang w:val="en-US"/>
+        </w:rPr>
+        <w:t>numUpperLimit);</w:t>
       </w:r>
     </w:p>
     <w:p>
@@ -27373,7 +28946,31 @@
           <w:highlight w:val="white"/>
           <w:lang w:val="en-US"/>
         </w:rPr>
-        <w:t xml:space="preserve">            Controls.Add(label2);</w:t>
+        <w:t xml:space="preserve">            </w:t>
+      </w:r>
+      <w:proofErr w:type="gramStart"/>
+      <w:r>
+        <w:rPr>
+          <w:rFonts w:ascii="Consolas" w:hAnsi="Consolas" w:cs="Cascadia Mono"/>
+          <w:color w:val="000000"/>
+          <w:sz w:val="18"/>
+          <w:szCs w:val="18"/>
+          <w:highlight w:val="white"/>
+          <w:lang w:val="en-US"/>
+        </w:rPr>
+        <w:t>Controls.Add(</w:t>
+      </w:r>
+      <w:proofErr w:type="gramEnd"/>
+      <w:r>
+        <w:rPr>
+          <w:rFonts w:ascii="Consolas" w:hAnsi="Consolas" w:cs="Cascadia Mono"/>
+          <w:color w:val="000000"/>
+          <w:sz w:val="18"/>
+          <w:szCs w:val="18"/>
+          <w:highlight w:val="white"/>
+          <w:lang w:val="en-US"/>
+        </w:rPr>
+        <w:t>label2);</w:t>
       </w:r>
     </w:p>
     <w:p>
@@ -27402,7 +28999,31 @@
           <w:highlight w:val="white"/>
           <w:lang w:val="en-US"/>
         </w:rPr>
-        <w:t xml:space="preserve">            Controls.Add(numLowerLimit);</w:t>
+        <w:t xml:space="preserve">            </w:t>
+      </w:r>
+      <w:proofErr w:type="gramStart"/>
+      <w:r>
+        <w:rPr>
+          <w:rFonts w:ascii="Consolas" w:hAnsi="Consolas" w:cs="Cascadia Mono"/>
+          <w:color w:val="000000"/>
+          <w:sz w:val="18"/>
+          <w:szCs w:val="18"/>
+          <w:highlight w:val="white"/>
+          <w:lang w:val="en-US"/>
+        </w:rPr>
+        <w:t>Controls.Add(</w:t>
+      </w:r>
+      <w:proofErr w:type="gramEnd"/>
+      <w:r>
+        <w:rPr>
+          <w:rFonts w:ascii="Consolas" w:hAnsi="Consolas" w:cs="Cascadia Mono"/>
+          <w:color w:val="000000"/>
+          <w:sz w:val="18"/>
+          <w:szCs w:val="18"/>
+          <w:highlight w:val="white"/>
+          <w:lang w:val="en-US"/>
+        </w:rPr>
+        <w:t>numLowerLimit);</w:t>
       </w:r>
     </w:p>
     <w:p>
@@ -27433,16 +29054,29 @@
         </w:rPr>
         <w:t xml:space="preserve">            </w:t>
       </w:r>
-      <w:r>
-        <w:rPr>
-          <w:rFonts w:ascii="Consolas" w:hAnsi="Consolas" w:cs="Cascadia Mono"/>
-          <w:color w:val="000000"/>
-          <w:sz w:val="18"/>
-          <w:szCs w:val="18"/>
-          <w:highlight w:val="white"/>
-          <w:lang w:val="en-US"/>
-        </w:rPr>
-        <w:t>Controls.Add(label1);</w:t>
+      <w:proofErr w:type="gramStart"/>
+      <w:r>
+        <w:rPr>
+          <w:rFonts w:ascii="Consolas" w:hAnsi="Consolas" w:cs="Cascadia Mono"/>
+          <w:color w:val="000000"/>
+          <w:sz w:val="18"/>
+          <w:szCs w:val="18"/>
+          <w:highlight w:val="white"/>
+          <w:lang w:val="en-US"/>
+        </w:rPr>
+        <w:t>Controls.Add(</w:t>
+      </w:r>
+      <w:proofErr w:type="gramEnd"/>
+      <w:r>
+        <w:rPr>
+          <w:rFonts w:ascii="Consolas" w:hAnsi="Consolas" w:cs="Cascadia Mono"/>
+          <w:color w:val="000000"/>
+          <w:sz w:val="18"/>
+          <w:szCs w:val="18"/>
+          <w:highlight w:val="white"/>
+          <w:lang w:val="en-US"/>
+        </w:rPr>
+        <w:t>label1);</w:t>
       </w:r>
     </w:p>
     <w:p>
@@ -27546,6 +29180,7 @@
         </w:rPr>
         <w:t xml:space="preserve"> </w:t>
       </w:r>
+      <w:proofErr w:type="gramStart"/>
       <w:r>
         <w:rPr>
           <w:rFonts w:ascii="Consolas" w:hAnsi="Consolas" w:cs="Cascadia Mono"/>
@@ -27566,7 +29201,19 @@
           <w:highlight w:val="white"/>
           <w:lang w:val="en-US"/>
         </w:rPr>
-        <w:t>(3, 2, 3, 2);</w:t>
+        <w:t>(</w:t>
+      </w:r>
+      <w:proofErr w:type="gramEnd"/>
+      <w:r>
+        <w:rPr>
+          <w:rFonts w:ascii="Consolas" w:hAnsi="Consolas" w:cs="Cascadia Mono"/>
+          <w:color w:val="000000"/>
+          <w:sz w:val="18"/>
+          <w:szCs w:val="18"/>
+          <w:highlight w:val="white"/>
+          <w:lang w:val="en-US"/>
+        </w:rPr>
+        <w:t>3, 2, 3, 2);</w:t>
       </w:r>
     </w:p>
     <w:p>
@@ -27934,16 +29581,29 @@
         </w:rPr>
         <w:t>ISupportInitialize</w:t>
       </w:r>
-      <w:r>
-        <w:rPr>
-          <w:rFonts w:ascii="Consolas" w:hAnsi="Consolas" w:cs="Cascadia Mono"/>
-          <w:color w:val="000000"/>
-          <w:sz w:val="18"/>
-          <w:szCs w:val="18"/>
-          <w:highlight w:val="white"/>
-          <w:lang w:val="en-US"/>
-        </w:rPr>
-        <w:t>)numLowerLimit).EndInit();</w:t>
+      <w:proofErr w:type="gramStart"/>
+      <w:r>
+        <w:rPr>
+          <w:rFonts w:ascii="Consolas" w:hAnsi="Consolas" w:cs="Cascadia Mono"/>
+          <w:color w:val="000000"/>
+          <w:sz w:val="18"/>
+          <w:szCs w:val="18"/>
+          <w:highlight w:val="white"/>
+          <w:lang w:val="en-US"/>
+        </w:rPr>
+        <w:t>)numLowerLimit</w:t>
+      </w:r>
+      <w:proofErr w:type="gramEnd"/>
+      <w:r>
+        <w:rPr>
+          <w:rFonts w:ascii="Consolas" w:hAnsi="Consolas" w:cs="Cascadia Mono"/>
+          <w:color w:val="000000"/>
+          <w:sz w:val="18"/>
+          <w:szCs w:val="18"/>
+          <w:highlight w:val="white"/>
+          <w:lang w:val="en-US"/>
+        </w:rPr>
+        <w:t>).EndInit();</w:t>
       </w:r>
     </w:p>
     <w:p>
@@ -27985,16 +29645,29 @@
         </w:rPr>
         <w:t>ISupportInitialize</w:t>
       </w:r>
-      <w:r>
-        <w:rPr>
-          <w:rFonts w:ascii="Consolas" w:hAnsi="Consolas" w:cs="Cascadia Mono"/>
-          <w:color w:val="000000"/>
-          <w:sz w:val="18"/>
-          <w:szCs w:val="18"/>
-          <w:highlight w:val="white"/>
-          <w:lang w:val="en-US"/>
-        </w:rPr>
-        <w:t>)numUpperLimit).EndInit();</w:t>
+      <w:proofErr w:type="gramStart"/>
+      <w:r>
+        <w:rPr>
+          <w:rFonts w:ascii="Consolas" w:hAnsi="Consolas" w:cs="Cascadia Mono"/>
+          <w:color w:val="000000"/>
+          <w:sz w:val="18"/>
+          <w:szCs w:val="18"/>
+          <w:highlight w:val="white"/>
+          <w:lang w:val="en-US"/>
+        </w:rPr>
+        <w:t>)numUpperLimit</w:t>
+      </w:r>
+      <w:proofErr w:type="gramEnd"/>
+      <w:r>
+        <w:rPr>
+          <w:rFonts w:ascii="Consolas" w:hAnsi="Consolas" w:cs="Cascadia Mono"/>
+          <w:color w:val="000000"/>
+          <w:sz w:val="18"/>
+          <w:szCs w:val="18"/>
+          <w:highlight w:val="white"/>
+          <w:lang w:val="en-US"/>
+        </w:rPr>
+        <w:t>).EndInit();</w:t>
       </w:r>
     </w:p>
     <w:p>
@@ -28036,16 +29709,29 @@
         </w:rPr>
         <w:t>ISupportInitialize</w:t>
       </w:r>
-      <w:r>
-        <w:rPr>
-          <w:rFonts w:ascii="Consolas" w:hAnsi="Consolas" w:cs="Cascadia Mono"/>
-          <w:color w:val="000000"/>
-          <w:sz w:val="18"/>
-          <w:szCs w:val="18"/>
-          <w:highlight w:val="white"/>
-          <w:lang w:val="en-US"/>
-        </w:rPr>
-        <w:t>)numSegments).EndInit();</w:t>
+      <w:proofErr w:type="gramStart"/>
+      <w:r>
+        <w:rPr>
+          <w:rFonts w:ascii="Consolas" w:hAnsi="Consolas" w:cs="Cascadia Mono"/>
+          <w:color w:val="000000"/>
+          <w:sz w:val="18"/>
+          <w:szCs w:val="18"/>
+          <w:highlight w:val="white"/>
+          <w:lang w:val="en-US"/>
+        </w:rPr>
+        <w:t>)numSegments</w:t>
+      </w:r>
+      <w:proofErr w:type="gramEnd"/>
+      <w:r>
+        <w:rPr>
+          <w:rFonts w:ascii="Consolas" w:hAnsi="Consolas" w:cs="Cascadia Mono"/>
+          <w:color w:val="000000"/>
+          <w:sz w:val="18"/>
+          <w:szCs w:val="18"/>
+          <w:highlight w:val="white"/>
+          <w:lang w:val="en-US"/>
+        </w:rPr>
+        <w:t>).EndInit();</w:t>
       </w:r>
     </w:p>
     <w:p>
@@ -28074,8 +29760,21 @@
           <w:highlight w:val="white"/>
           <w:lang w:val="en-US"/>
         </w:rPr>
-        <w:t xml:space="preserve">            ResumeLayout(</w:t>
-      </w:r>
+        <w:t xml:space="preserve">            </w:t>
+      </w:r>
+      <w:proofErr w:type="gramStart"/>
+      <w:r>
+        <w:rPr>
+          <w:rFonts w:ascii="Consolas" w:hAnsi="Consolas" w:cs="Cascadia Mono"/>
+          <w:color w:val="000000"/>
+          <w:sz w:val="18"/>
+          <w:szCs w:val="18"/>
+          <w:highlight w:val="white"/>
+          <w:lang w:val="en-US"/>
+        </w:rPr>
+        <w:t>ResumeLayout(</w:t>
+      </w:r>
+      <w:proofErr w:type="gramEnd"/>
       <w:r>
         <w:rPr>
           <w:rFonts w:ascii="Consolas" w:hAnsi="Consolas" w:cs="Cascadia Mono"/>
@@ -28125,7 +29824,31 @@
           <w:highlight w:val="white"/>
           <w:lang w:val="en-US"/>
         </w:rPr>
-        <w:t xml:space="preserve">            PerformLayout();</w:t>
+        <w:t xml:space="preserve">            </w:t>
+      </w:r>
+      <w:proofErr w:type="gramStart"/>
+      <w:r>
+        <w:rPr>
+          <w:rFonts w:ascii="Consolas" w:hAnsi="Consolas" w:cs="Cascadia Mono"/>
+          <w:color w:val="000000"/>
+          <w:sz w:val="18"/>
+          <w:szCs w:val="18"/>
+          <w:highlight w:val="white"/>
+          <w:lang w:val="en-US"/>
+        </w:rPr>
+        <w:t>PerformLayout(</w:t>
+      </w:r>
+      <w:proofErr w:type="gramEnd"/>
+      <w:r>
+        <w:rPr>
+          <w:rFonts w:ascii="Consolas" w:hAnsi="Consolas" w:cs="Cascadia Mono"/>
+          <w:color w:val="000000"/>
+          <w:sz w:val="18"/>
+          <w:szCs w:val="18"/>
+          <w:highlight w:val="white"/>
+          <w:lang w:val="en-US"/>
+        </w:rPr>
+        <w:t>);</w:t>
       </w:r>
     </w:p>
     <w:p>
@@ -28261,6 +29984,7 @@
         </w:rPr>
         <w:t xml:space="preserve">        </w:t>
       </w:r>
+      <w:proofErr w:type="gramStart"/>
       <w:r>
         <w:rPr>
           <w:rFonts w:ascii="Consolas" w:hAnsi="Consolas" w:cs="Cascadia Mono"/>
@@ -28272,6 +29996,7 @@
         </w:rPr>
         <w:t>private</w:t>
       </w:r>
+      <w:proofErr w:type="gramEnd"/>
       <w:r>
         <w:rPr>
           <w:rFonts w:ascii="Consolas" w:hAnsi="Consolas" w:cs="Cascadia Mono"/>
@@ -28334,6 +30059,7 @@
         </w:rPr>
         <w:t xml:space="preserve">        </w:t>
       </w:r>
+      <w:proofErr w:type="gramStart"/>
       <w:r>
         <w:rPr>
           <w:rFonts w:ascii="Consolas" w:hAnsi="Consolas" w:cs="Cascadia Mono"/>
@@ -28345,6 +30071,7 @@
         </w:rPr>
         <w:t>private</w:t>
       </w:r>
+      <w:proofErr w:type="gramEnd"/>
       <w:r>
         <w:rPr>
           <w:rFonts w:ascii="Consolas" w:hAnsi="Consolas" w:cs="Cascadia Mono"/>
@@ -28407,6 +30134,7 @@
         </w:rPr>
         <w:t xml:space="preserve">        </w:t>
       </w:r>
+      <w:proofErr w:type="gramStart"/>
       <w:r>
         <w:rPr>
           <w:rFonts w:ascii="Consolas" w:hAnsi="Consolas" w:cs="Cascadia Mono"/>
@@ -28418,6 +30146,7 @@
         </w:rPr>
         <w:t>private</w:t>
       </w:r>
+      <w:proofErr w:type="gramEnd"/>
       <w:r>
         <w:rPr>
           <w:rFonts w:ascii="Consolas" w:hAnsi="Consolas" w:cs="Cascadia Mono"/>
@@ -28480,6 +30209,7 @@
         </w:rPr>
         <w:t xml:space="preserve">        </w:t>
       </w:r>
+      <w:proofErr w:type="gramStart"/>
       <w:r>
         <w:rPr>
           <w:rFonts w:ascii="Consolas" w:hAnsi="Consolas" w:cs="Cascadia Mono"/>
@@ -28491,6 +30221,7 @@
         </w:rPr>
         <w:t>private</w:t>
       </w:r>
+      <w:proofErr w:type="gramEnd"/>
       <w:r>
         <w:rPr>
           <w:rFonts w:ascii="Consolas" w:hAnsi="Consolas" w:cs="Cascadia Mono"/>
@@ -28553,6 +30284,7 @@
         </w:rPr>
         <w:t xml:space="preserve">        </w:t>
       </w:r>
+      <w:proofErr w:type="gramStart"/>
       <w:r>
         <w:rPr>
           <w:rFonts w:ascii="Consolas" w:hAnsi="Consolas" w:cs="Cascadia Mono"/>
@@ -28564,6 +30296,7 @@
         </w:rPr>
         <w:t>private</w:t>
       </w:r>
+      <w:proofErr w:type="gramEnd"/>
       <w:r>
         <w:rPr>
           <w:rFonts w:ascii="Consolas" w:hAnsi="Consolas" w:cs="Cascadia Mono"/>
@@ -28626,6 +30359,7 @@
         </w:rPr>
         <w:t xml:space="preserve">        </w:t>
       </w:r>
+      <w:proofErr w:type="gramStart"/>
       <w:r>
         <w:rPr>
           <w:rFonts w:ascii="Consolas" w:hAnsi="Consolas" w:cs="Cascadia Mono"/>
@@ -28637,6 +30371,7 @@
         </w:rPr>
         <w:t>private</w:t>
       </w:r>
+      <w:proofErr w:type="gramEnd"/>
       <w:r>
         <w:rPr>
           <w:rFonts w:ascii="Consolas" w:hAnsi="Consolas" w:cs="Cascadia Mono"/>
@@ -28700,6 +30435,7 @@
         <w:lastRenderedPageBreak/>
         <w:t xml:space="preserve">        </w:t>
       </w:r>
+      <w:proofErr w:type="gramStart"/>
       <w:r>
         <w:rPr>
           <w:rFonts w:ascii="Consolas" w:hAnsi="Consolas" w:cs="Cascadia Mono"/>
@@ -28711,6 +30447,7 @@
         </w:rPr>
         <w:t>private</w:t>
       </w:r>
+      <w:proofErr w:type="gramEnd"/>
       <w:r>
         <w:rPr>
           <w:rFonts w:ascii="Consolas" w:hAnsi="Consolas" w:cs="Cascadia Mono"/>
@@ -28773,6 +30510,7 @@
         </w:rPr>
         <w:t xml:space="preserve">        </w:t>
       </w:r>
+      <w:proofErr w:type="gramStart"/>
       <w:r>
         <w:rPr>
           <w:rFonts w:ascii="Consolas" w:hAnsi="Consolas" w:cs="Cascadia Mono"/>
@@ -28784,6 +30522,7 @@
         </w:rPr>
         <w:t>private</w:t>
       </w:r>
+      <w:proofErr w:type="gramEnd"/>
       <w:r>
         <w:rPr>
           <w:rFonts w:ascii="Consolas" w:hAnsi="Consolas" w:cs="Cascadia Mono"/>
@@ -28846,6 +30585,7 @@
         </w:rPr>
         <w:t xml:space="preserve">        </w:t>
       </w:r>
+      <w:proofErr w:type="gramStart"/>
       <w:r>
         <w:rPr>
           <w:rFonts w:ascii="Consolas" w:hAnsi="Consolas" w:cs="Cascadia Mono"/>
@@ -28857,6 +30597,7 @@
         </w:rPr>
         <w:t>private</w:t>
       </w:r>
+      <w:proofErr w:type="gramEnd"/>
       <w:r>
         <w:rPr>
           <w:rFonts w:ascii="Consolas" w:hAnsi="Consolas" w:cs="Cascadia Mono"/>
@@ -30178,7 +31919,39 @@
           <w:sz w:val="22"/>
           <w:szCs w:val="22"/>
         </w:rPr>
-        <w:t>Биллиг, В. A. Основы объектного программирования на С# (C# 3.0, Visual Studio 2008) [Электронный ресурс] : учебное пособие / В. A. Биллиг. — Электрон. текстовые данные. — Москва, Саратов : Интернет-Университет Информационных Технологий (ИНТУИТ), Вузовское образование, 2017. — 583 c. — 978-5-4487-0145-0. — Режим доступа: http://www.iprbookshop.ru/72339.html</w:t>
+        <w:t>Биллиг, В. A. Основы объектного программирования на С# (C# 3.0, Visual Studio 2008) [Электронный ресурс</w:t>
+      </w:r>
+      <w:proofErr w:type="gramStart"/>
+      <w:r>
+        <w:rPr>
+          <w:sz w:val="22"/>
+          <w:szCs w:val="22"/>
+        </w:rPr>
+        <w:t>] :</w:t>
+      </w:r>
+      <w:proofErr w:type="gramEnd"/>
+      <w:r>
+        <w:rPr>
+          <w:sz w:val="22"/>
+          <w:szCs w:val="22"/>
+        </w:rPr>
+        <w:t xml:space="preserve"> учебное пособие / В. A. Биллиг. — Электрон. текстовые данные. — Москва, </w:t>
+      </w:r>
+      <w:proofErr w:type="gramStart"/>
+      <w:r>
+        <w:rPr>
+          <w:sz w:val="22"/>
+          <w:szCs w:val="22"/>
+        </w:rPr>
+        <w:t>Саратов :</w:t>
+      </w:r>
+      <w:proofErr w:type="gramEnd"/>
+      <w:r>
+        <w:rPr>
+          <w:sz w:val="22"/>
+          <w:szCs w:val="22"/>
+        </w:rPr>
+        <w:t xml:space="preserve"> Интернет-Университет Информационных Технологий (ИНТУИТ), Вузовское образование, 2017. — 583 c. — 978-5-4487-0145-0. — Режим доступа: http://www.iprbookshop.ru/72339.html</w:t>
       </w:r>
     </w:p>
     <w:p>
@@ -30200,7 +31973,23 @@
           <w:sz w:val="22"/>
           <w:szCs w:val="22"/>
         </w:rPr>
-        <w:t>Павловская, Т. А. Программирование на языке высокого уровня C# [Электронный ресурс] / Т. А. Павловская. — 2-е изд. — Электрон. текстовые данные. — М. : Интернет-Университет Информационных Технологий (ИНТУИТ), 2016. — 245 c. — 2227-8397. — Режим доступа: http://www.iprbookshop.ru/73713.html</w:t>
+        <w:t xml:space="preserve">Павловская, Т. А. Программирование на языке высокого уровня C# [Электронный ресурс] / Т. А. Павловская. — 2-е изд. — Электрон. текстовые данные. — </w:t>
+      </w:r>
+      <w:proofErr w:type="gramStart"/>
+      <w:r>
+        <w:rPr>
+          <w:sz w:val="22"/>
+          <w:szCs w:val="22"/>
+        </w:rPr>
+        <w:t>М. :</w:t>
+      </w:r>
+      <w:proofErr w:type="gramEnd"/>
+      <w:r>
+        <w:rPr>
+          <w:sz w:val="22"/>
+          <w:szCs w:val="22"/>
+        </w:rPr>
+        <w:t xml:space="preserve"> Интернет-Университет Информационных Технологий (ИНТУИТ), 2016. — 245 c. — 2227-8397. — Режим доступа: http://www.iprbookshop.ru/73713.html</w:t>
       </w:r>
     </w:p>
     <w:p>
@@ -30222,7 +32011,39 @@
           <w:sz w:val="22"/>
           <w:szCs w:val="22"/>
         </w:rPr>
-        <w:t>Агапов, В. П. Основы программирования на языке С# [Электронный ресурс] : учебное пособие / В. П. Агапов. — Электрон. текстовые данные. — М. : Московский государственный строительный университет, ЭБС АСВ, 2012. — 128 c. — 978-5-7264-0576-6. — Режим доступа: http://www.iprbookshop.ru/16366.html</w:t>
+        <w:t>Агапов, В. П. Основы программирования на языке С# [Электронный ресурс</w:t>
+      </w:r>
+      <w:proofErr w:type="gramStart"/>
+      <w:r>
+        <w:rPr>
+          <w:sz w:val="22"/>
+          <w:szCs w:val="22"/>
+        </w:rPr>
+        <w:t>] :</w:t>
+      </w:r>
+      <w:proofErr w:type="gramEnd"/>
+      <w:r>
+        <w:rPr>
+          <w:sz w:val="22"/>
+          <w:szCs w:val="22"/>
+        </w:rPr>
+        <w:t xml:space="preserve"> учебное пособие / В. П. Агапов. — Электрон. текстовые данные. — </w:t>
+      </w:r>
+      <w:proofErr w:type="gramStart"/>
+      <w:r>
+        <w:rPr>
+          <w:sz w:val="22"/>
+          <w:szCs w:val="22"/>
+        </w:rPr>
+        <w:t>М. :</w:t>
+      </w:r>
+      <w:proofErr w:type="gramEnd"/>
+      <w:r>
+        <w:rPr>
+          <w:sz w:val="22"/>
+          <w:szCs w:val="22"/>
+        </w:rPr>
+        <w:t xml:space="preserve"> Московский государственный строительный университет, ЭБС АСВ, 2012. — 128 c. — 978-5-7264-0576-6. — Режим доступа: http://www.iprbookshop.ru/16366.html</w:t>
       </w:r>
     </w:p>
     <w:p>
@@ -30244,7 +32065,39 @@
           <w:sz w:val="22"/>
           <w:szCs w:val="22"/>
         </w:rPr>
-        <w:t>Медведев, М. А. Программирование на СИ# [Электронный ресурс] : учебное пособие / М. А. Медведев, А. Н. Медведев ; под ред. А. В. Присяжный. — Электрон. текстовые данные. — Екатеринбург : Уральский федеральный университет, ЭБС АСВ, 2015. — 64 c. — 978-5-7996-1561-1. — Режим доступа: http://www.iprbookshop.ru/69667.html</w:t>
+        <w:t>Медведев, М. А. Программирование на СИ# [Электронный ресурс</w:t>
+      </w:r>
+      <w:proofErr w:type="gramStart"/>
+      <w:r>
+        <w:rPr>
+          <w:sz w:val="22"/>
+          <w:szCs w:val="22"/>
+        </w:rPr>
+        <w:t>] :</w:t>
+      </w:r>
+      <w:proofErr w:type="gramEnd"/>
+      <w:r>
+        <w:rPr>
+          <w:sz w:val="22"/>
+          <w:szCs w:val="22"/>
+        </w:rPr>
+        <w:t xml:space="preserve"> учебное пособие / М. А. Медведев, А. Н. Медведев ; под ред. А. В. Присяжный. — Электрон. текстовые данные. — </w:t>
+      </w:r>
+      <w:proofErr w:type="gramStart"/>
+      <w:r>
+        <w:rPr>
+          <w:sz w:val="22"/>
+          <w:szCs w:val="22"/>
+        </w:rPr>
+        <w:t>Екатеринбург :</w:t>
+      </w:r>
+      <w:proofErr w:type="gramEnd"/>
+      <w:r>
+        <w:rPr>
+          <w:sz w:val="22"/>
+          <w:szCs w:val="22"/>
+        </w:rPr>
+        <w:t xml:space="preserve"> Уральский федеральный университет, ЭБС АСВ, 2015. — 64 c. — 978-5-7996-1561-1. — Режим доступа: http://www.iprbookshop.ru/69667.html</w:t>
       </w:r>
     </w:p>
     <w:p>
@@ -30266,7 +32119,23 @@
           <w:sz w:val="22"/>
           <w:szCs w:val="22"/>
         </w:rPr>
-        <w:t xml:space="preserve">Казанский А.А. Объектно-ориентированное программирование на языке Microsoft Visual С# в среде разработки Microsoft Visual Studio 2008 и .NET Framework. 4.3 [Электронный ресурс]: учебное пособие и практикум/ Казанский А.А.— Электрон. текстовые данные.— М.: Московский </w:t>
+        <w:t xml:space="preserve">Казанский А.А. Объектно-ориентированное программирование на языке Microsoft Visual С# в среде разработки Microsoft Visual Studio 2008 и .NET Framework. 4.3 [Электронный ресурс]: учебное пособие и практикум/ Казанский А.А.— Электрон. текстовые </w:t>
+      </w:r>
+      <w:proofErr w:type="gramStart"/>
+      <w:r>
+        <w:rPr>
+          <w:sz w:val="22"/>
+          <w:szCs w:val="22"/>
+        </w:rPr>
+        <w:t>данные.—</w:t>
+      </w:r>
+      <w:proofErr w:type="gramEnd"/>
+      <w:r>
+        <w:rPr>
+          <w:sz w:val="22"/>
+          <w:szCs w:val="22"/>
+        </w:rPr>
+        <w:t xml:space="preserve"> М.: Московский </w:t>
       </w:r>
       <w:r>
         <w:rPr>
@@ -30296,7 +32165,23 @@
           <w:sz w:val="22"/>
           <w:szCs w:val="22"/>
         </w:rPr>
-        <w:t>Уйманова Н.А. Основы объектно-ориентированного программирования [Электронный ресурс]: практикум/ Уйманова Н.А., Таспаева М.Г.— Электрон. текстовые данные.— Оренбург: Оренбургский государственный университет, ЭБС АСВ, 2017.— 156 c.— Режим доступа: http://www.iprbookshop.ru/78808.html.— ЭБС «IPRbooks»</w:t>
+        <w:t xml:space="preserve">Уйманова Н.А. Основы объектно-ориентированного программирования [Электронный ресурс]: практикум/ Уйманова Н.А., Таспаева М.Г.— Электрон. текстовые </w:t>
+      </w:r>
+      <w:proofErr w:type="gramStart"/>
+      <w:r>
+        <w:rPr>
+          <w:sz w:val="22"/>
+          <w:szCs w:val="22"/>
+        </w:rPr>
+        <w:t>данные.—</w:t>
+      </w:r>
+      <w:proofErr w:type="gramEnd"/>
+      <w:r>
+        <w:rPr>
+          <w:sz w:val="22"/>
+          <w:szCs w:val="22"/>
+        </w:rPr>
+        <w:t xml:space="preserve"> Оренбург: Оренбургский государственный университет, ЭБС АСВ, 2017.— 156 c.— Режим доступа: http://www.iprbookshop.ru/78808.html.— ЭБС «IPRbooks»</w:t>
       </w:r>
     </w:p>
     <w:p>
@@ -30318,7 +32203,23 @@
           <w:sz w:val="22"/>
           <w:szCs w:val="22"/>
         </w:rPr>
-        <w:t>Новиков П.В. Объектно-ориентированное программирование [Электронный ресурс]: учебно-методическое пособие к лабораторным работам/ Новиков П.В.— Электрон. текстовые данные.— Саратов: Вузовское образование, 2017.— 124 c.— Режим доступа: http://www.iprbookshop.ru/64650.html.— ЭБС «IPRbooks»</w:t>
+        <w:t xml:space="preserve">Новиков П.В. Объектно-ориентированное программирование [Электронный ресурс]: учебно-методическое пособие к лабораторным работам/ Новиков П.В.— Электрон. текстовые </w:t>
+      </w:r>
+      <w:proofErr w:type="gramStart"/>
+      <w:r>
+        <w:rPr>
+          <w:sz w:val="22"/>
+          <w:szCs w:val="22"/>
+        </w:rPr>
+        <w:t>данные.—</w:t>
+      </w:r>
+      <w:proofErr w:type="gramEnd"/>
+      <w:r>
+        <w:rPr>
+          <w:sz w:val="22"/>
+          <w:szCs w:val="22"/>
+        </w:rPr>
+        <w:t xml:space="preserve"> Саратов: Вузовское образование, 2017.— 124 c.— Режим доступа: http://www.iprbookshop.ru/64650.html.— ЭБС «IPRbooks»</w:t>
       </w:r>
     </w:p>
     <w:p>
@@ -30341,7 +32242,7 @@
 </file>
 
 <file path=word/endnotes.xml><?xml version="1.0" encoding="utf-8"?>
-<w:endnotes xmlns:wpc="http://schemas.microsoft.com/office/word/2010/wordprocessingCanvas" xmlns:cx="http://schemas.microsoft.com/office/drawing/2014/chartex" xmlns:mc="http://schemas.openxmlformats.org/markup-compatibility/2006" xmlns:o="urn:schemas-microsoft-com:office:office" xmlns:r="http://schemas.openxmlformats.org/officeDocument/2006/relationships" xmlns:m="http://schemas.openxmlformats.org/officeDocument/2006/math" xmlns:v="urn:schemas-microsoft-com:vml" xmlns:wp14="http://schemas.microsoft.com/office/word/2010/wordprocessingDrawing" xmlns:wp="http://schemas.openxmlformats.org/drawingml/2006/wordprocessingDrawing" xmlns:w10="urn:schemas-microsoft-com:office:word" xmlns:w="http://schemas.openxmlformats.org/wordprocessingml/2006/main" xmlns:w14="http://schemas.microsoft.com/office/word/2010/wordml" xmlns:w15="http://schemas.microsoft.com/office/word/2012/wordml" xmlns:w16se="http://schemas.microsoft.com/office/word/2015/wordml/symex" xmlns:wpg="http://schemas.microsoft.com/office/word/2010/wordprocessingGroup" xmlns:wpi="http://schemas.microsoft.com/office/word/2010/wordprocessingInk" xmlns:wne="http://schemas.microsoft.com/office/word/2006/wordml" xmlns:wps="http://schemas.microsoft.com/office/word/2010/wordprocessingShape" mc:Ignorable="w14 w15 w16se wp14">
+<w:endnotes xmlns:wpc="http://schemas.microsoft.com/office/word/2010/wordprocessingCanvas" xmlns:mc="http://schemas.openxmlformats.org/markup-compatibility/2006" xmlns:o="urn:schemas-microsoft-com:office:office" xmlns:r="http://schemas.openxmlformats.org/officeDocument/2006/relationships" xmlns:m="http://schemas.openxmlformats.org/officeDocument/2006/math" xmlns:v="urn:schemas-microsoft-com:vml" xmlns:wp14="http://schemas.microsoft.com/office/word/2010/wordprocessingDrawing" xmlns:wp="http://schemas.openxmlformats.org/drawingml/2006/wordprocessingDrawing" xmlns:w10="urn:schemas-microsoft-com:office:word" xmlns:w="http://schemas.openxmlformats.org/wordprocessingml/2006/main" xmlns:w14="http://schemas.microsoft.com/office/word/2010/wordml" xmlns:w15="http://schemas.microsoft.com/office/word/2012/wordml" xmlns:wpg="http://schemas.microsoft.com/office/word/2010/wordprocessingGroup" xmlns:wpi="http://schemas.microsoft.com/office/word/2010/wordprocessingInk" xmlns:wne="http://schemas.microsoft.com/office/word/2006/wordml" xmlns:wps="http://schemas.microsoft.com/office/word/2010/wordprocessingShape" mc:Ignorable="w14 w15 wp14">
   <w:endnote w:type="separator" w:id="-1">
     <w:p>
       <w:r>
@@ -30360,7 +32261,7 @@
 </file>
 
 <file path=word/footer1.xml><?xml version="1.0" encoding="utf-8"?>
-<w:ftr xmlns:wpc="http://schemas.microsoft.com/office/word/2010/wordprocessingCanvas" xmlns:cx="http://schemas.microsoft.com/office/drawing/2014/chartex" xmlns:mc="http://schemas.openxmlformats.org/markup-compatibility/2006" xmlns:o="urn:schemas-microsoft-com:office:office" xmlns:r="http://schemas.openxmlformats.org/officeDocument/2006/relationships" xmlns:m="http://schemas.openxmlformats.org/officeDocument/2006/math" xmlns:v="urn:schemas-microsoft-com:vml" xmlns:wp14="http://schemas.microsoft.com/office/word/2010/wordprocessingDrawing" xmlns:wp="http://schemas.openxmlformats.org/drawingml/2006/wordprocessingDrawing" xmlns:w10="urn:schemas-microsoft-com:office:word" xmlns:w="http://schemas.openxmlformats.org/wordprocessingml/2006/main" xmlns:w14="http://schemas.microsoft.com/office/word/2010/wordml" xmlns:w15="http://schemas.microsoft.com/office/word/2012/wordml" xmlns:w16se="http://schemas.microsoft.com/office/word/2015/wordml/symex" xmlns:wpg="http://schemas.microsoft.com/office/word/2010/wordprocessingGroup" xmlns:wpi="http://schemas.microsoft.com/office/word/2010/wordprocessingInk" xmlns:wne="http://schemas.microsoft.com/office/word/2006/wordml" xmlns:wps="http://schemas.microsoft.com/office/word/2010/wordprocessingShape" mc:Ignorable="w14 w15 w16se wp14">
+<w:ftr xmlns:wpc="http://schemas.microsoft.com/office/word/2010/wordprocessingCanvas" xmlns:mc="http://schemas.openxmlformats.org/markup-compatibility/2006" xmlns:o="urn:schemas-microsoft-com:office:office" xmlns:r="http://schemas.openxmlformats.org/officeDocument/2006/relationships" xmlns:m="http://schemas.openxmlformats.org/officeDocument/2006/math" xmlns:v="urn:schemas-microsoft-com:vml" xmlns:wp14="http://schemas.microsoft.com/office/word/2010/wordprocessingDrawing" xmlns:wp="http://schemas.openxmlformats.org/drawingml/2006/wordprocessingDrawing" xmlns:w10="urn:schemas-microsoft-com:office:word" xmlns:w="http://schemas.openxmlformats.org/wordprocessingml/2006/main" xmlns:w14="http://schemas.microsoft.com/office/word/2010/wordml" xmlns:w15="http://schemas.microsoft.com/office/word/2012/wordml" xmlns:wpg="http://schemas.microsoft.com/office/word/2010/wordprocessingGroup" xmlns:wpi="http://schemas.microsoft.com/office/word/2010/wordprocessingInk" xmlns:wne="http://schemas.microsoft.com/office/word/2006/wordml" xmlns:wps="http://schemas.microsoft.com/office/word/2010/wordprocessingShape" mc:Ignorable="w14 w15 wp14">
   <w:p>
     <w:pPr>
       <w:pStyle w:val="a8"/>
@@ -30379,7 +32280,7 @@
       <w:rPr>
         <w:noProof/>
       </w:rPr>
-      <w:t>2</w:t>
+      <w:t>21</w:t>
     </w:r>
     <w:r>
       <w:fldChar w:fldCharType="end"/>
@@ -30394,7 +32295,7 @@
 </file>
 
 <file path=word/footnotes.xml><?xml version="1.0" encoding="utf-8"?>
-<w:footnotes xmlns:wpc="http://schemas.microsoft.com/office/word/2010/wordprocessingCanvas" xmlns:cx="http://schemas.microsoft.com/office/drawing/2014/chartex" xmlns:mc="http://schemas.openxmlformats.org/markup-compatibility/2006" xmlns:o="urn:schemas-microsoft-com:office:office" xmlns:r="http://schemas.openxmlformats.org/officeDocument/2006/relationships" xmlns:m="http://schemas.openxmlformats.org/officeDocument/2006/math" xmlns:v="urn:schemas-microsoft-com:vml" xmlns:wp14="http://schemas.microsoft.com/office/word/2010/wordprocessingDrawing" xmlns:wp="http://schemas.openxmlformats.org/drawingml/2006/wordprocessingDrawing" xmlns:w10="urn:schemas-microsoft-com:office:word" xmlns:w="http://schemas.openxmlformats.org/wordprocessingml/2006/main" xmlns:w14="http://schemas.microsoft.com/office/word/2010/wordml" xmlns:w15="http://schemas.microsoft.com/office/word/2012/wordml" xmlns:w16se="http://schemas.microsoft.com/office/word/2015/wordml/symex" xmlns:wpg="http://schemas.microsoft.com/office/word/2010/wordprocessingGroup" xmlns:wpi="http://schemas.microsoft.com/office/word/2010/wordprocessingInk" xmlns:wne="http://schemas.microsoft.com/office/word/2006/wordml" xmlns:wps="http://schemas.microsoft.com/office/word/2010/wordprocessingShape" mc:Ignorable="w14 w15 w16se wp14">
+<w:footnotes xmlns:wpc="http://schemas.microsoft.com/office/word/2010/wordprocessingCanvas" xmlns:mc="http://schemas.openxmlformats.org/markup-compatibility/2006" xmlns:o="urn:schemas-microsoft-com:office:office" xmlns:r="http://schemas.openxmlformats.org/officeDocument/2006/relationships" xmlns:m="http://schemas.openxmlformats.org/officeDocument/2006/math" xmlns:v="urn:schemas-microsoft-com:vml" xmlns:wp14="http://schemas.microsoft.com/office/word/2010/wordprocessingDrawing" xmlns:wp="http://schemas.openxmlformats.org/drawingml/2006/wordprocessingDrawing" xmlns:w10="urn:schemas-microsoft-com:office:word" xmlns:w="http://schemas.openxmlformats.org/wordprocessingml/2006/main" xmlns:w14="http://schemas.microsoft.com/office/word/2010/wordml" xmlns:w15="http://schemas.microsoft.com/office/word/2012/wordml" xmlns:wpg="http://schemas.microsoft.com/office/word/2010/wordprocessingGroup" xmlns:wpi="http://schemas.microsoft.com/office/word/2010/wordprocessingInk" xmlns:wne="http://schemas.microsoft.com/office/word/2006/wordml" xmlns:wps="http://schemas.microsoft.com/office/word/2010/wordprocessingShape" mc:Ignorable="w14 w15 wp14">
   <w:footnote w:type="separator" w:id="-1">
     <w:p>
       <w:r>
@@ -30413,8 +32314,8 @@
 </file>
 
 <file path=word/numbering.xml><?xml version="1.0" encoding="utf-8"?>
-<w:numbering xmlns:wpc="http://schemas.microsoft.com/office/word/2010/wordprocessingCanvas" xmlns:cx="http://schemas.microsoft.com/office/drawing/2014/chartex" xmlns:mc="http://schemas.openxmlformats.org/markup-compatibility/2006" xmlns:o="urn:schemas-microsoft-com:office:office" xmlns:r="http://schemas.openxmlformats.org/officeDocument/2006/relationships" xmlns:m="http://schemas.openxmlformats.org/officeDocument/2006/math" xmlns:v="urn:schemas-microsoft-com:vml" xmlns:wp14="http://schemas.microsoft.com/office/word/2010/wordprocessingDrawing" xmlns:wp="http://schemas.openxmlformats.org/drawingml/2006/wordprocessingDrawing" xmlns:w10="urn:schemas-microsoft-com:office:word" xmlns:w="http://schemas.openxmlformats.org/wordprocessingml/2006/main" xmlns:w14="http://schemas.microsoft.com/office/word/2010/wordml" xmlns:w15="http://schemas.microsoft.com/office/word/2012/wordml" xmlns:w16se="http://schemas.microsoft.com/office/word/2015/wordml/symex" xmlns:wpg="http://schemas.microsoft.com/office/word/2010/wordprocessingGroup" xmlns:wpi="http://schemas.microsoft.com/office/word/2010/wordprocessingInk" xmlns:wne="http://schemas.microsoft.com/office/word/2006/wordml" xmlns:wps="http://schemas.microsoft.com/office/word/2010/wordprocessingShape" mc:Ignorable="w14 w15 w16se wp14">
-  <w:abstractNum w:abstractNumId="0" w15:restartNumberingAfterBreak="0">
+<w:numbering xmlns:wpc="http://schemas.microsoft.com/office/word/2010/wordprocessingCanvas" xmlns:mc="http://schemas.openxmlformats.org/markup-compatibility/2006" xmlns:o="urn:schemas-microsoft-com:office:office" xmlns:r="http://schemas.openxmlformats.org/officeDocument/2006/relationships" xmlns:m="http://schemas.openxmlformats.org/officeDocument/2006/math" xmlns:v="urn:schemas-microsoft-com:vml" xmlns:wp14="http://schemas.microsoft.com/office/word/2010/wordprocessingDrawing" xmlns:wp="http://schemas.openxmlformats.org/drawingml/2006/wordprocessingDrawing" xmlns:w10="urn:schemas-microsoft-com:office:word" xmlns:w="http://schemas.openxmlformats.org/wordprocessingml/2006/main" xmlns:w14="http://schemas.microsoft.com/office/word/2010/wordml" xmlns:w15="http://schemas.microsoft.com/office/word/2012/wordml" xmlns:wpg="http://schemas.microsoft.com/office/word/2010/wordprocessingGroup" xmlns:wpi="http://schemas.microsoft.com/office/word/2010/wordprocessingInk" xmlns:wne="http://schemas.microsoft.com/office/word/2006/wordml" xmlns:wps="http://schemas.microsoft.com/office/word/2010/wordprocessingShape" mc:Ignorable="w14 w15 wp14">
+  <w:abstractNum w:abstractNumId="0">
     <w:nsid w:val="FFFFFFFB"/>
     <w:multiLevelType w:val="multilevel"/>
     <w:tmpl w:val="FFFFFFFF"/>
@@ -30483,7 +32384,7 @@
       <w:lvlJc w:val="left"/>
     </w:lvl>
   </w:abstractNum>
-  <w:abstractNum w:abstractNumId="1" w15:restartNumberingAfterBreak="0">
+  <w:abstractNum w:abstractNumId="1">
     <w:nsid w:val="01234710"/>
     <w:multiLevelType w:val="multilevel"/>
     <w:tmpl w:val="0419001F"/>
@@ -30623,7 +32524,7 @@
       </w:rPr>
     </w:lvl>
   </w:abstractNum>
-  <w:abstractNum w:abstractNumId="2" w15:restartNumberingAfterBreak="0">
+  <w:abstractNum w:abstractNumId="2">
     <w:nsid w:val="014B36E7"/>
     <w:multiLevelType w:val="multilevel"/>
     <w:tmpl w:val="E530274C"/>
@@ -30740,7 +32641,7 @@
       </w:pPr>
     </w:lvl>
   </w:abstractNum>
-  <w:abstractNum w:abstractNumId="3" w15:restartNumberingAfterBreak="0">
+  <w:abstractNum w:abstractNumId="3">
     <w:nsid w:val="030E6E67"/>
     <w:multiLevelType w:val="multilevel"/>
     <w:tmpl w:val="611CD82E"/>
@@ -30857,7 +32758,7 @@
       </w:pPr>
     </w:lvl>
   </w:abstractNum>
-  <w:abstractNum w:abstractNumId="4" w15:restartNumberingAfterBreak="0">
+  <w:abstractNum w:abstractNumId="4">
     <w:nsid w:val="033E1116"/>
     <w:multiLevelType w:val="hybridMultilevel"/>
     <w:tmpl w:val="391C45D0"/>
@@ -30966,7 +32867,7 @@
       </w:rPr>
     </w:lvl>
   </w:abstractNum>
-  <w:abstractNum w:abstractNumId="5" w15:restartNumberingAfterBreak="0">
+  <w:abstractNum w:abstractNumId="5">
     <w:nsid w:val="045300B8"/>
     <w:multiLevelType w:val="hybridMultilevel"/>
     <w:tmpl w:val="77BCE432"/>
@@ -31106,7 +33007,7 @@
       </w:rPr>
     </w:lvl>
   </w:abstractNum>
-  <w:abstractNum w:abstractNumId="6" w15:restartNumberingAfterBreak="0">
+  <w:abstractNum w:abstractNumId="6">
     <w:nsid w:val="06895500"/>
     <w:multiLevelType w:val="hybridMultilevel"/>
     <w:tmpl w:val="6F5EFE5C"/>
@@ -31219,7 +33120,7 @@
       </w:pPr>
     </w:lvl>
   </w:abstractNum>
-  <w:abstractNum w:abstractNumId="7" w15:restartNumberingAfterBreak="0">
+  <w:abstractNum w:abstractNumId="7">
     <w:nsid w:val="07B306D3"/>
     <w:multiLevelType w:val="multilevel"/>
     <w:tmpl w:val="12A46C72"/>
@@ -31336,7 +33237,7 @@
       </w:pPr>
     </w:lvl>
   </w:abstractNum>
-  <w:abstractNum w:abstractNumId="8" w15:restartNumberingAfterBreak="0">
+  <w:abstractNum w:abstractNumId="8">
     <w:nsid w:val="09DD1FFD"/>
     <w:multiLevelType w:val="multilevel"/>
     <w:tmpl w:val="CF36DFCC"/>
@@ -31453,7 +33354,7 @@
       </w:pPr>
     </w:lvl>
   </w:abstractNum>
-  <w:abstractNum w:abstractNumId="9" w15:restartNumberingAfterBreak="0">
+  <w:abstractNum w:abstractNumId="9">
     <w:nsid w:val="0A3D7110"/>
     <w:multiLevelType w:val="multilevel"/>
     <w:tmpl w:val="93B8659C"/>
@@ -31602,7 +33503,7 @@
       </w:rPr>
     </w:lvl>
   </w:abstractNum>
-  <w:abstractNum w:abstractNumId="10" w15:restartNumberingAfterBreak="0">
+  <w:abstractNum w:abstractNumId="10">
     <w:nsid w:val="16FA297A"/>
     <w:multiLevelType w:val="multilevel"/>
     <w:tmpl w:val="D800F01C"/>
@@ -31751,7 +33652,7 @@
       </w:rPr>
     </w:lvl>
   </w:abstractNum>
-  <w:abstractNum w:abstractNumId="11" w15:restartNumberingAfterBreak="0">
+  <w:abstractNum w:abstractNumId="11">
     <w:nsid w:val="1B1654BA"/>
     <w:multiLevelType w:val="multilevel"/>
     <w:tmpl w:val="0419001F"/>
@@ -31891,7 +33792,7 @@
       </w:rPr>
     </w:lvl>
   </w:abstractNum>
-  <w:abstractNum w:abstractNumId="12" w15:restartNumberingAfterBreak="0">
+  <w:abstractNum w:abstractNumId="12">
     <w:nsid w:val="1E902315"/>
     <w:multiLevelType w:val="hybridMultilevel"/>
     <w:tmpl w:val="8A905AE0"/>
@@ -31977,7 +33878,7 @@
       </w:pPr>
     </w:lvl>
   </w:abstractNum>
-  <w:abstractNum w:abstractNumId="13" w15:restartNumberingAfterBreak="0">
+  <w:abstractNum w:abstractNumId="13">
     <w:nsid w:val="283F2C58"/>
     <w:multiLevelType w:val="multilevel"/>
     <w:tmpl w:val="C8F88644"/>
@@ -32126,7 +34027,7 @@
       </w:rPr>
     </w:lvl>
   </w:abstractNum>
-  <w:abstractNum w:abstractNumId="14" w15:restartNumberingAfterBreak="0">
+  <w:abstractNum w:abstractNumId="14">
     <w:nsid w:val="2A217B70"/>
     <w:multiLevelType w:val="hybridMultilevel"/>
     <w:tmpl w:val="E598995E"/>
@@ -32239,7 +34140,7 @@
       </w:rPr>
     </w:lvl>
   </w:abstractNum>
-  <w:abstractNum w:abstractNumId="15" w15:restartNumberingAfterBreak="0">
+  <w:abstractNum w:abstractNumId="15">
     <w:nsid w:val="2BF05E2B"/>
     <w:multiLevelType w:val="hybridMultilevel"/>
     <w:tmpl w:val="2B54B3FE"/>
@@ -32328,7 +34229,7 @@
       </w:pPr>
     </w:lvl>
   </w:abstractNum>
-  <w:abstractNum w:abstractNumId="16" w15:restartNumberingAfterBreak="0">
+  <w:abstractNum w:abstractNumId="16">
     <w:nsid w:val="2D5666D5"/>
     <w:multiLevelType w:val="multilevel"/>
     <w:tmpl w:val="9CACFEBE"/>
@@ -32477,7 +34378,7 @@
       </w:rPr>
     </w:lvl>
   </w:abstractNum>
-  <w:abstractNum w:abstractNumId="17" w15:restartNumberingAfterBreak="0">
+  <w:abstractNum w:abstractNumId="17">
     <w:nsid w:val="2F66174C"/>
     <w:multiLevelType w:val="hybridMultilevel"/>
     <w:tmpl w:val="0972A38A"/>
@@ -32566,7 +34467,7 @@
       </w:pPr>
     </w:lvl>
   </w:abstractNum>
-  <w:abstractNum w:abstractNumId="18" w15:restartNumberingAfterBreak="0">
+  <w:abstractNum w:abstractNumId="18">
     <w:nsid w:val="34D87CA1"/>
     <w:multiLevelType w:val="hybridMultilevel"/>
     <w:tmpl w:val="5E0EC716"/>
@@ -32655,7 +34556,7 @@
       </w:pPr>
     </w:lvl>
   </w:abstractNum>
-  <w:abstractNum w:abstractNumId="19" w15:restartNumberingAfterBreak="0">
+  <w:abstractNum w:abstractNumId="19">
     <w:nsid w:val="36133F95"/>
     <w:multiLevelType w:val="hybridMultilevel"/>
     <w:tmpl w:val="448042E6"/>
@@ -32744,7 +34645,7 @@
       </w:pPr>
     </w:lvl>
   </w:abstractNum>
-  <w:abstractNum w:abstractNumId="20" w15:restartNumberingAfterBreak="0">
+  <w:abstractNum w:abstractNumId="20">
     <w:nsid w:val="3E697BCC"/>
     <w:multiLevelType w:val="hybridMultilevel"/>
     <w:tmpl w:val="406AA3B6"/>
@@ -32884,7 +34785,7 @@
       </w:rPr>
     </w:lvl>
   </w:abstractNum>
-  <w:abstractNum w:abstractNumId="21" w15:restartNumberingAfterBreak="0">
+  <w:abstractNum w:abstractNumId="21">
     <w:nsid w:val="3F724CA6"/>
     <w:multiLevelType w:val="multilevel"/>
     <w:tmpl w:val="A918A7FC"/>
@@ -33033,7 +34934,7 @@
       </w:rPr>
     </w:lvl>
   </w:abstractNum>
-  <w:abstractNum w:abstractNumId="22" w15:restartNumberingAfterBreak="0">
+  <w:abstractNum w:abstractNumId="22">
     <w:nsid w:val="410F0D26"/>
     <w:multiLevelType w:val="multilevel"/>
     <w:tmpl w:val="0419001F"/>
@@ -33173,7 +35074,7 @@
       </w:rPr>
     </w:lvl>
   </w:abstractNum>
-  <w:abstractNum w:abstractNumId="23" w15:restartNumberingAfterBreak="0">
+  <w:abstractNum w:abstractNumId="23">
     <w:nsid w:val="419E164C"/>
     <w:multiLevelType w:val="hybridMultilevel"/>
     <w:tmpl w:val="4A6C6880"/>
@@ -33262,7 +35163,7 @@
       </w:pPr>
     </w:lvl>
   </w:abstractNum>
-  <w:abstractNum w:abstractNumId="24" w15:restartNumberingAfterBreak="0">
+  <w:abstractNum w:abstractNumId="24">
     <w:nsid w:val="457B49EF"/>
     <w:multiLevelType w:val="multilevel"/>
     <w:tmpl w:val="2CB80FBE"/>
@@ -33411,7 +35312,7 @@
       </w:rPr>
     </w:lvl>
   </w:abstractNum>
-  <w:abstractNum w:abstractNumId="25" w15:restartNumberingAfterBreak="0">
+  <w:abstractNum w:abstractNumId="25">
     <w:nsid w:val="4B0A0E3D"/>
     <w:multiLevelType w:val="multilevel"/>
     <w:tmpl w:val="82822BD4"/>
@@ -33556,7 +35457,7 @@
       </w:rPr>
     </w:lvl>
   </w:abstractNum>
-  <w:abstractNum w:abstractNumId="26" w15:restartNumberingAfterBreak="0">
+  <w:abstractNum w:abstractNumId="26">
     <w:nsid w:val="4C867453"/>
     <w:multiLevelType w:val="hybridMultilevel"/>
     <w:tmpl w:val="AE629056"/>
@@ -33642,7 +35543,7 @@
       </w:pPr>
     </w:lvl>
   </w:abstractNum>
-  <w:abstractNum w:abstractNumId="27" w15:restartNumberingAfterBreak="0">
+  <w:abstractNum w:abstractNumId="27">
     <w:nsid w:val="4E4F00FE"/>
     <w:multiLevelType w:val="hybridMultilevel"/>
     <w:tmpl w:val="D042195C"/>
@@ -33731,7 +35632,7 @@
       </w:pPr>
     </w:lvl>
   </w:abstractNum>
-  <w:abstractNum w:abstractNumId="28" w15:restartNumberingAfterBreak="0">
+  <w:abstractNum w:abstractNumId="28">
     <w:nsid w:val="4F9D0533"/>
     <w:multiLevelType w:val="hybridMultilevel"/>
     <w:tmpl w:val="62DC2BCA"/>
@@ -33820,7 +35721,7 @@
       </w:pPr>
     </w:lvl>
   </w:abstractNum>
-  <w:abstractNum w:abstractNumId="29" w15:restartNumberingAfterBreak="0">
+  <w:abstractNum w:abstractNumId="29">
     <w:nsid w:val="50E9310E"/>
     <w:multiLevelType w:val="multilevel"/>
     <w:tmpl w:val="61F43A8A"/>
@@ -33969,7 +35870,7 @@
       </w:rPr>
     </w:lvl>
   </w:abstractNum>
-  <w:abstractNum w:abstractNumId="30" w15:restartNumberingAfterBreak="0">
+  <w:abstractNum w:abstractNumId="30">
     <w:nsid w:val="51C41250"/>
     <w:multiLevelType w:val="hybridMultilevel"/>
     <w:tmpl w:val="5E0EC716"/>
@@ -34058,7 +35959,7 @@
       </w:pPr>
     </w:lvl>
   </w:abstractNum>
-  <w:abstractNum w:abstractNumId="31" w15:restartNumberingAfterBreak="0">
+  <w:abstractNum w:abstractNumId="31">
     <w:nsid w:val="6EB26574"/>
     <w:multiLevelType w:val="hybridMultilevel"/>
     <w:tmpl w:val="9056A692"/>
@@ -34147,7 +36048,7 @@
       </w:pPr>
     </w:lvl>
   </w:abstractNum>
-  <w:abstractNum w:abstractNumId="32" w15:restartNumberingAfterBreak="0">
+  <w:abstractNum w:abstractNumId="32">
     <w:nsid w:val="74DE31F1"/>
     <w:multiLevelType w:val="multilevel"/>
     <w:tmpl w:val="51081FA2"/>
@@ -34296,7 +36197,7 @@
       </w:rPr>
     </w:lvl>
   </w:abstractNum>
-  <w:abstractNum w:abstractNumId="33" w15:restartNumberingAfterBreak="0">
+  <w:abstractNum w:abstractNumId="33">
     <w:nsid w:val="769163D8"/>
     <w:multiLevelType w:val="hybridMultilevel"/>
     <w:tmpl w:val="207CC17E"/>
@@ -34409,7 +36310,7 @@
       </w:pPr>
     </w:lvl>
   </w:abstractNum>
-  <w:abstractNum w:abstractNumId="34" w15:restartNumberingAfterBreak="0">
+  <w:abstractNum w:abstractNumId="34">
     <w:nsid w:val="7B540F05"/>
     <w:multiLevelType w:val="hybridMultilevel"/>
     <w:tmpl w:val="E598995E"/>
@@ -34522,7 +36423,7 @@
       </w:rPr>
     </w:lvl>
   </w:abstractNum>
-  <w:abstractNum w:abstractNumId="35" w15:restartNumberingAfterBreak="0">
+  <w:abstractNum w:abstractNumId="35">
     <w:nsid w:val="7D3B0E55"/>
     <w:multiLevelType w:val="hybridMultilevel"/>
     <w:tmpl w:val="F06AD808"/>
@@ -34786,7 +36687,7 @@
 </file>
 
 <file path=word/styles.xml><?xml version="1.0" encoding="utf-8"?>
-<w:styles xmlns:mc="http://schemas.openxmlformats.org/markup-compatibility/2006" xmlns:r="http://schemas.openxmlformats.org/officeDocument/2006/relationships" xmlns:w="http://schemas.openxmlformats.org/wordprocessingml/2006/main" xmlns:w14="http://schemas.microsoft.com/office/word/2010/wordml" xmlns:w15="http://schemas.microsoft.com/office/word/2012/wordml" xmlns:w16se="http://schemas.microsoft.com/office/word/2015/wordml/symex" mc:Ignorable="w14 w15 w16se">
+<w:styles xmlns:mc="http://schemas.openxmlformats.org/markup-compatibility/2006" xmlns:r="http://schemas.openxmlformats.org/officeDocument/2006/relationships" xmlns:w="http://schemas.openxmlformats.org/wordprocessingml/2006/main" xmlns:w14="http://schemas.microsoft.com/office/word/2010/wordml" xmlns:w15="http://schemas.microsoft.com/office/word/2012/wordml" mc:Ignorable="w14 w15">
   <w:docDefaults>
     <w:rPrDefault>
       <w:rPr>
@@ -35328,6 +37229,7 @@
     <w:uiPriority w:val="59"/>
     <w:rsid w:val="00F50CEE"/>
     <w:tblPr>
+      <w:tblInd w:w="0" w:type="dxa"/>
       <w:tblBorders>
         <w:top w:val="single" w:sz="4" w:space="0" w:color="auto"/>
         <w:left w:val="single" w:sz="4" w:space="0" w:color="auto"/>
@@ -35336,6 +37238,12 @@
         <w:insideH w:val="single" w:sz="4" w:space="0" w:color="auto"/>
         <w:insideV w:val="single" w:sz="4" w:space="0" w:color="auto"/>
       </w:tblBorders>
+      <w:tblCellMar>
+        <w:top w:w="0" w:type="dxa"/>
+        <w:left w:w="108" w:type="dxa"/>
+        <w:bottom w:w="0" w:type="dxa"/>
+        <w:right w:w="108" w:type="dxa"/>
+      </w:tblCellMar>
     </w:tblPr>
   </w:style>
   <w:style w:type="paragraph" w:customStyle="1" w:styleId="12">
@@ -35914,7 +37822,7 @@
 </file>
 
 <file path=customXml/itemProps1.xml><?xml version="1.0" encoding="utf-8"?>
-<ds:datastoreItem xmlns:ds="http://schemas.openxmlformats.org/officeDocument/2006/customXml" ds:itemID="{652105E6-9056-4FB1-B8A0-18B28BEB2F1F}">
+<ds:datastoreItem xmlns:ds="http://schemas.openxmlformats.org/officeDocument/2006/customXml" ds:itemID="{338215BB-98EE-42DE-B8D1-E24FADE851DF}">
   <ds:schemaRefs>
     <ds:schemaRef ds:uri="http://schemas.openxmlformats.org/officeDocument/2006/bibliography"/>
   </ds:schemaRefs>
